--- a/School/Grade9/GAME-30-11-2024/Đề đề xuất.docx
+++ b/School/Grade9/GAME-30-11-2024/Đề đề xuất.docx
@@ -1,24 +1,35 @@
 
 <file path=word/document.xml><?xml version="1.0" encoding="utf-8"?>
-<w:document xmlns:wpc="http://schemas.microsoft.com/office/word/2010/wordprocessingCanvas" xmlns:cx="http://schemas.microsoft.com/office/drawing/2014/chartex" xmlns:mc="http://schemas.openxmlformats.org/markup-compatibility/2006" xmlns:o="urn:schemas-microsoft-com:office:office" xmlns:r="http://schemas.openxmlformats.org/officeDocument/2006/relationships" xmlns:m="http://schemas.openxmlformats.org/officeDocument/2006/math" xmlns:v="urn:schemas-microsoft-com:vml" xmlns:wp14="http://schemas.microsoft.com/office/word/2010/wordprocessingDrawing" xmlns:wp="http://schemas.openxmlformats.org/drawingml/2006/wordprocessingDrawing" xmlns:w10="urn:schemas-microsoft-com:office:word" xmlns:w="http://schemas.openxmlformats.org/wordprocessingml/2006/main" xmlns:w14="http://schemas.microsoft.com/office/word/2010/wordml" xmlns:w15="http://schemas.microsoft.com/office/word/2012/wordml" xmlns:w16se="http://schemas.microsoft.com/office/word/2015/wordml/symex" xmlns:wpg="http://schemas.microsoft.com/office/word/2010/wordprocessingGroup" xmlns:wpi="http://schemas.microsoft.com/office/word/2010/wordprocessingInk" xmlns:wne="http://schemas.microsoft.com/office/word/2006/wordml" xmlns:wps="http://schemas.microsoft.com/office/word/2010/wordprocessingShape" mc:Ignorable="w14 w15 w16se wp14">
+<w:document xmlns:wpc="http://schemas.microsoft.com/office/word/2010/wordprocessingCanvas" xmlns:mc="http://schemas.openxmlformats.org/markup-compatibility/2006" xmlns:o="urn:schemas-microsoft-com:office:office" xmlns:r="http://schemas.openxmlformats.org/officeDocument/2006/relationships" xmlns:m="http://schemas.openxmlformats.org/officeDocument/2006/math" xmlns:v="urn:schemas-microsoft-com:vml" xmlns:wp14="http://schemas.microsoft.com/office/word/2010/wordprocessingDrawing" xmlns:wp="http://schemas.openxmlformats.org/drawingml/2006/wordprocessingDrawing" xmlns:w="http://schemas.openxmlformats.org/wordprocessingml/2006/main" xmlns:w14="http://schemas.microsoft.com/office/word/2010/wordml" xmlns:w10="urn:schemas-microsoft-com:office:word" xmlns:w15="http://schemas.microsoft.com/office/word/2012/wordml" xmlns:wpg="http://schemas.microsoft.com/office/word/2010/wordprocessingGroup" xmlns:wpi="http://schemas.microsoft.com/office/word/2010/wordprocessingInk" xmlns:wne="http://schemas.microsoft.com/office/word/2006/wordml" xmlns:wps="http://schemas.microsoft.com/office/word/2010/wordprocessingShape" xmlns:wpsCustomData="http://www.wps.cn/officeDocument/2013/wpsCustomData" mc:Ignorable="w14 w15 wp14">
   <w:body>
     <w:tbl>
       <w:tblPr>
-        <w:tblStyle w:val="TableGrid0"/>
+        <w:tblStyle w:val="9"/>
         <w:tblW w:w="9086" w:type="dxa"/>
         <w:tblInd w:w="293" w:type="dxa"/>
+        <w:tblLayout w:type="autofit"/>
         <w:tblCellMar>
           <w:top w:w="6" w:type="dxa"/>
+          <w:left w:w="0" w:type="dxa"/>
+          <w:bottom w:w="0" w:type="dxa"/>
+          <w:right w:w="0" w:type="dxa"/>
         </w:tblCellMar>
-        <w:tblLook w:val="04A0" w:firstRow="1" w:lastRow="0" w:firstColumn="1" w:lastColumn="0" w:noHBand="0" w:noVBand="1"/>
       </w:tblPr>
       <w:tblGrid>
         <w:gridCol w:w="4337"/>
         <w:gridCol w:w="4749"/>
       </w:tblGrid>
       <w:tr>
+        <w:tblPrEx>
+          <w:tblCellMar>
+            <w:top w:w="6" w:type="dxa"/>
+            <w:left w:w="0" w:type="dxa"/>
+            <w:bottom w:w="0" w:type="dxa"/>
+            <w:right w:w="0" w:type="dxa"/>
+          </w:tblCellMar>
+        </w:tblPrEx>
         <w:trPr>
-          <w:trHeight w:val="1310"/>
+          <w:trHeight w:val="1310" w:hRule="atLeast"/>
         </w:trPr>
         <w:tc>
           <w:tcPr>
@@ -205,7 +216,7 @@
           <w:b/>
           <w:sz w:val="26"/>
           <w:szCs w:val="26"/>
-          <w:bdr w:val="single" w:sz="4" w:space="0" w:color="auto"/>
+          <w:bdr w:val="single" w:color="auto" w:sz="4" w:space="0"/>
         </w:rPr>
         <w:t>ĐỀ THI ĐỀ XUẤT</w:t>
       </w:r>
@@ -248,23 +259,7 @@
           <w:sz w:val="26"/>
           <w:szCs w:val="26"/>
         </w:rPr>
-        <w:t>(Đề thi gồm có 04 Bài, 0</w:t>
-      </w:r>
-      <w:r>
-        <w:rPr>
-          <w:i/>
-          <w:sz w:val="26"/>
-          <w:szCs w:val="26"/>
-        </w:rPr>
-        <w:t>4</w:t>
-      </w:r>
-      <w:r>
-        <w:rPr>
-          <w:i/>
-          <w:sz w:val="26"/>
-          <w:szCs w:val="26"/>
-        </w:rPr>
-        <w:t xml:space="preserve"> trang)</w:t>
+        <w:t>(Đề thi gồm có 04 Bài, 04 trang)</w:t>
       </w:r>
       <w:r>
         <w:rPr>
@@ -312,15 +307,16 @@
     </w:p>
     <w:tbl>
       <w:tblPr>
-        <w:tblStyle w:val="TableGrid0"/>
+        <w:tblStyle w:val="9"/>
         <w:tblW w:w="9316" w:type="dxa"/>
         <w:tblInd w:w="-5" w:type="dxa"/>
+        <w:tblLayout w:type="autofit"/>
         <w:tblCellMar>
           <w:top w:w="13" w:type="dxa"/>
           <w:left w:w="106" w:type="dxa"/>
+          <w:bottom w:w="0" w:type="dxa"/>
           <w:right w:w="52" w:type="dxa"/>
         </w:tblCellMar>
-        <w:tblLook w:val="04A0" w:firstRow="1" w:lastRow="0" w:firstColumn="1" w:lastColumn="0" w:noHBand="0" w:noVBand="1"/>
       </w:tblPr>
       <w:tblGrid>
         <w:gridCol w:w="2367"/>
@@ -331,17 +327,25 @@
         <w:gridCol w:w="1113"/>
       </w:tblGrid>
       <w:tr>
+        <w:tblPrEx>
+          <w:tblCellMar>
+            <w:top w:w="13" w:type="dxa"/>
+            <w:left w:w="106" w:type="dxa"/>
+            <w:bottom w:w="0" w:type="dxa"/>
+            <w:right w:w="52" w:type="dxa"/>
+          </w:tblCellMar>
+        </w:tblPrEx>
         <w:trPr>
-          <w:trHeight w:val="749"/>
+          <w:trHeight w:val="749" w:hRule="atLeast"/>
         </w:trPr>
         <w:tc>
           <w:tcPr>
             <w:tcW w:w="2367" w:type="dxa"/>
             <w:tcBorders>
-              <w:top w:val="single" w:sz="4" w:space="0" w:color="000000"/>
-              <w:left w:val="single" w:sz="4" w:space="0" w:color="000000"/>
-              <w:bottom w:val="single" w:sz="4" w:space="0" w:color="000000"/>
-              <w:right w:val="single" w:sz="4" w:space="0" w:color="000000"/>
+              <w:top w:val="single" w:color="000000" w:sz="4" w:space="0"/>
+              <w:left w:val="single" w:color="000000" w:sz="4" w:space="0"/>
+              <w:bottom w:val="single" w:color="000000" w:sz="4" w:space="0"/>
+              <w:right w:val="single" w:color="000000" w:sz="4" w:space="0"/>
             </w:tcBorders>
             <w:vAlign w:val="center"/>
           </w:tcPr>
@@ -370,10 +374,10 @@
           <w:tcPr>
             <w:tcW w:w="1461" w:type="dxa"/>
             <w:tcBorders>
-              <w:top w:val="single" w:sz="4" w:space="0" w:color="000000"/>
-              <w:left w:val="single" w:sz="4" w:space="0" w:color="000000"/>
-              <w:bottom w:val="single" w:sz="4" w:space="0" w:color="000000"/>
-              <w:right w:val="single" w:sz="4" w:space="0" w:color="000000"/>
+              <w:top w:val="single" w:color="000000" w:sz="4" w:space="0"/>
+              <w:left w:val="single" w:color="000000" w:sz="4" w:space="0"/>
+              <w:bottom w:val="single" w:color="000000" w:sz="4" w:space="0"/>
+              <w:right w:val="single" w:color="000000" w:sz="4" w:space="0"/>
             </w:tcBorders>
           </w:tcPr>
           <w:p>
@@ -400,10 +404,10 @@
           <w:tcPr>
             <w:tcW w:w="1687" w:type="dxa"/>
             <w:tcBorders>
-              <w:top w:val="single" w:sz="4" w:space="0" w:color="000000"/>
-              <w:left w:val="single" w:sz="4" w:space="0" w:color="000000"/>
-              <w:bottom w:val="single" w:sz="4" w:space="0" w:color="000000"/>
-              <w:right w:val="single" w:sz="4" w:space="0" w:color="000000"/>
+              <w:top w:val="single" w:color="000000" w:sz="4" w:space="0"/>
+              <w:left w:val="single" w:color="000000" w:sz="4" w:space="0"/>
+              <w:bottom w:val="single" w:color="000000" w:sz="4" w:space="0"/>
+              <w:right w:val="single" w:color="000000" w:sz="4" w:space="0"/>
             </w:tcBorders>
             <w:vAlign w:val="center"/>
           </w:tcPr>
@@ -432,10 +436,10 @@
           <w:tcPr>
             <w:tcW w:w="1712" w:type="dxa"/>
             <w:tcBorders>
-              <w:top w:val="single" w:sz="4" w:space="0" w:color="000000"/>
-              <w:left w:val="single" w:sz="4" w:space="0" w:color="000000"/>
-              <w:bottom w:val="single" w:sz="4" w:space="0" w:color="000000"/>
-              <w:right w:val="single" w:sz="4" w:space="0" w:color="000000"/>
+              <w:top w:val="single" w:color="000000" w:sz="4" w:space="0"/>
+              <w:left w:val="single" w:color="000000" w:sz="4" w:space="0"/>
+              <w:bottom w:val="single" w:color="000000" w:sz="4" w:space="0"/>
+              <w:right w:val="single" w:color="000000" w:sz="4" w:space="0"/>
             </w:tcBorders>
             <w:vAlign w:val="center"/>
           </w:tcPr>
@@ -464,10 +468,10 @@
           <w:tcPr>
             <w:tcW w:w="976" w:type="dxa"/>
             <w:tcBorders>
-              <w:top w:val="single" w:sz="4" w:space="0" w:color="000000"/>
-              <w:left w:val="single" w:sz="4" w:space="0" w:color="000000"/>
-              <w:bottom w:val="single" w:sz="4" w:space="0" w:color="000000"/>
-              <w:right w:val="single" w:sz="4" w:space="0" w:color="000000"/>
+              <w:top w:val="single" w:color="000000" w:sz="4" w:space="0"/>
+              <w:left w:val="single" w:color="000000" w:sz="4" w:space="0"/>
+              <w:bottom w:val="single" w:color="000000" w:sz="4" w:space="0"/>
+              <w:right w:val="single" w:color="000000" w:sz="4" w:space="0"/>
             </w:tcBorders>
             <w:vAlign w:val="center"/>
           </w:tcPr>
@@ -495,10 +499,10 @@
           <w:tcPr>
             <w:tcW w:w="1113" w:type="dxa"/>
             <w:tcBorders>
-              <w:top w:val="single" w:sz="4" w:space="0" w:color="000000"/>
-              <w:left w:val="single" w:sz="4" w:space="0" w:color="000000"/>
-              <w:bottom w:val="single" w:sz="4" w:space="0" w:color="000000"/>
-              <w:right w:val="single" w:sz="4" w:space="0" w:color="000000"/>
+              <w:top w:val="single" w:color="000000" w:sz="4" w:space="0"/>
+              <w:left w:val="single" w:color="000000" w:sz="4" w:space="0"/>
+              <w:bottom w:val="single" w:color="000000" w:sz="4" w:space="0"/>
+              <w:right w:val="single" w:color="000000" w:sz="4" w:space="0"/>
             </w:tcBorders>
           </w:tcPr>
           <w:p>
@@ -523,17 +527,25 @@
         </w:tc>
       </w:tr>
       <w:tr>
+        <w:tblPrEx>
+          <w:tblCellMar>
+            <w:top w:w="13" w:type="dxa"/>
+            <w:left w:w="106" w:type="dxa"/>
+            <w:bottom w:w="0" w:type="dxa"/>
+            <w:right w:w="52" w:type="dxa"/>
+          </w:tblCellMar>
+        </w:tblPrEx>
         <w:trPr>
-          <w:trHeight w:val="382"/>
+          <w:trHeight w:val="382" w:hRule="atLeast"/>
         </w:trPr>
         <w:tc>
           <w:tcPr>
             <w:tcW w:w="2367" w:type="dxa"/>
             <w:tcBorders>
-              <w:top w:val="single" w:sz="4" w:space="0" w:color="000000"/>
-              <w:left w:val="single" w:sz="4" w:space="0" w:color="000000"/>
-              <w:bottom w:val="single" w:sz="4" w:space="0" w:color="000000"/>
-              <w:right w:val="single" w:sz="4" w:space="0" w:color="000000"/>
+              <w:top w:val="single" w:color="000000" w:sz="4" w:space="0"/>
+              <w:left w:val="single" w:color="000000" w:sz="4" w:space="0"/>
+              <w:bottom w:val="single" w:color="000000" w:sz="4" w:space="0"/>
+              <w:right w:val="single" w:color="000000" w:sz="4" w:space="0"/>
             </w:tcBorders>
           </w:tcPr>
           <w:p>
@@ -559,10 +571,10 @@
           <w:tcPr>
             <w:tcW w:w="1461" w:type="dxa"/>
             <w:tcBorders>
-              <w:top w:val="single" w:sz="4" w:space="0" w:color="000000"/>
-              <w:left w:val="single" w:sz="4" w:space="0" w:color="000000"/>
-              <w:bottom w:val="single" w:sz="4" w:space="0" w:color="000000"/>
-              <w:right w:val="single" w:sz="4" w:space="0" w:color="000000"/>
+              <w:top w:val="single" w:color="000000" w:sz="4" w:space="0"/>
+              <w:left w:val="single" w:color="000000" w:sz="4" w:space="0"/>
+              <w:bottom w:val="single" w:color="000000" w:sz="4" w:space="0"/>
+              <w:right w:val="single" w:color="000000" w:sz="4" w:space="0"/>
             </w:tcBorders>
           </w:tcPr>
           <w:p>
@@ -580,15 +592,7 @@
                 <w:sz w:val="24"/>
                 <w:szCs w:val="24"/>
               </w:rPr>
-              <w:t>GAME</w:t>
-            </w:r>
-            <w:r>
-              <w:rPr>
-                <w:rFonts w:ascii="Times New Roman" w:hAnsi="Times New Roman"/>
-                <w:sz w:val="24"/>
-                <w:szCs w:val="24"/>
-              </w:rPr>
-              <w:t>.*</w:t>
+              <w:t>GAME.*</w:t>
             </w:r>
           </w:p>
         </w:tc>
@@ -596,10 +600,10 @@
           <w:tcPr>
             <w:tcW w:w="1687" w:type="dxa"/>
             <w:tcBorders>
-              <w:top w:val="single" w:sz="4" w:space="0" w:color="000000"/>
-              <w:left w:val="single" w:sz="4" w:space="0" w:color="000000"/>
-              <w:bottom w:val="single" w:sz="4" w:space="0" w:color="000000"/>
-              <w:right w:val="single" w:sz="4" w:space="0" w:color="000000"/>
+              <w:top w:val="single" w:color="000000" w:sz="4" w:space="0"/>
+              <w:left w:val="single" w:color="000000" w:sz="4" w:space="0"/>
+              <w:bottom w:val="single" w:color="000000" w:sz="4" w:space="0"/>
+              <w:right w:val="single" w:color="000000" w:sz="4" w:space="0"/>
             </w:tcBorders>
           </w:tcPr>
           <w:p>
@@ -617,15 +621,7 @@
                 <w:sz w:val="24"/>
                 <w:szCs w:val="24"/>
               </w:rPr>
-              <w:t>GAME</w:t>
-            </w:r>
-            <w:r>
-              <w:rPr>
-                <w:rFonts w:ascii="Times New Roman" w:hAnsi="Times New Roman"/>
-                <w:sz w:val="24"/>
-                <w:szCs w:val="24"/>
-              </w:rPr>
-              <w:t>.INP</w:t>
+              <w:t>GAME.INP</w:t>
             </w:r>
           </w:p>
         </w:tc>
@@ -633,10 +629,10 @@
           <w:tcPr>
             <w:tcW w:w="1712" w:type="dxa"/>
             <w:tcBorders>
-              <w:top w:val="single" w:sz="4" w:space="0" w:color="000000"/>
-              <w:left w:val="single" w:sz="4" w:space="0" w:color="000000"/>
-              <w:bottom w:val="single" w:sz="4" w:space="0" w:color="000000"/>
-              <w:right w:val="single" w:sz="4" w:space="0" w:color="000000"/>
+              <w:top w:val="single" w:color="000000" w:sz="4" w:space="0"/>
+              <w:left w:val="single" w:color="000000" w:sz="4" w:space="0"/>
+              <w:bottom w:val="single" w:color="000000" w:sz="4" w:space="0"/>
+              <w:right w:val="single" w:color="000000" w:sz="4" w:space="0"/>
             </w:tcBorders>
           </w:tcPr>
           <w:p>
@@ -653,15 +649,7 @@
                 <w:sz w:val="24"/>
                 <w:szCs w:val="24"/>
               </w:rPr>
-              <w:t>GAME</w:t>
-            </w:r>
-            <w:r>
-              <w:rPr>
-                <w:rFonts w:ascii="Times New Roman" w:hAnsi="Times New Roman"/>
-                <w:sz w:val="24"/>
-                <w:szCs w:val="24"/>
-              </w:rPr>
-              <w:t>.OUT</w:t>
+              <w:t>GAME.OUT</w:t>
             </w:r>
           </w:p>
         </w:tc>
@@ -669,10 +657,10 @@
           <w:tcPr>
             <w:tcW w:w="976" w:type="dxa"/>
             <w:tcBorders>
-              <w:top w:val="single" w:sz="4" w:space="0" w:color="000000"/>
-              <w:left w:val="single" w:sz="4" w:space="0" w:color="000000"/>
-              <w:bottom w:val="single" w:sz="4" w:space="0" w:color="000000"/>
-              <w:right w:val="single" w:sz="4" w:space="0" w:color="000000"/>
+              <w:top w:val="single" w:color="000000" w:sz="4" w:space="0"/>
+              <w:left w:val="single" w:color="000000" w:sz="4" w:space="0"/>
+              <w:bottom w:val="single" w:color="000000" w:sz="4" w:space="0"/>
+              <w:right w:val="single" w:color="000000" w:sz="4" w:space="0"/>
             </w:tcBorders>
           </w:tcPr>
           <w:p>
@@ -700,10 +688,10 @@
           <w:tcPr>
             <w:tcW w:w="1113" w:type="dxa"/>
             <w:tcBorders>
-              <w:top w:val="single" w:sz="4" w:space="0" w:color="000000"/>
-              <w:left w:val="single" w:sz="4" w:space="0" w:color="000000"/>
-              <w:bottom w:val="single" w:sz="4" w:space="0" w:color="000000"/>
-              <w:right w:val="single" w:sz="4" w:space="0" w:color="000000"/>
+              <w:top w:val="single" w:color="000000" w:sz="4" w:space="0"/>
+              <w:left w:val="single" w:color="000000" w:sz="4" w:space="0"/>
+              <w:bottom w:val="single" w:color="000000" w:sz="4" w:space="0"/>
+              <w:right w:val="single" w:color="000000" w:sz="4" w:space="0"/>
             </w:tcBorders>
           </w:tcPr>
           <w:p>
@@ -728,17 +716,25 @@
         </w:tc>
       </w:tr>
       <w:tr>
+        <w:tblPrEx>
+          <w:tblCellMar>
+            <w:top w:w="13" w:type="dxa"/>
+            <w:left w:w="106" w:type="dxa"/>
+            <w:bottom w:w="0" w:type="dxa"/>
+            <w:right w:w="52" w:type="dxa"/>
+          </w:tblCellMar>
+        </w:tblPrEx>
         <w:trPr>
-          <w:trHeight w:val="379"/>
+          <w:trHeight w:val="379" w:hRule="atLeast"/>
         </w:trPr>
         <w:tc>
           <w:tcPr>
             <w:tcW w:w="2367" w:type="dxa"/>
             <w:tcBorders>
-              <w:top w:val="single" w:sz="4" w:space="0" w:color="000000"/>
-              <w:left w:val="single" w:sz="4" w:space="0" w:color="000000"/>
-              <w:bottom w:val="single" w:sz="4" w:space="0" w:color="000000"/>
-              <w:right w:val="single" w:sz="4" w:space="0" w:color="000000"/>
+              <w:top w:val="single" w:color="000000" w:sz="4" w:space="0"/>
+              <w:left w:val="single" w:color="000000" w:sz="4" w:space="0"/>
+              <w:bottom w:val="single" w:color="000000" w:sz="4" w:space="0"/>
+              <w:right w:val="single" w:color="000000" w:sz="4" w:space="0"/>
             </w:tcBorders>
           </w:tcPr>
           <w:p>
@@ -764,10 +760,10 @@
           <w:tcPr>
             <w:tcW w:w="1461" w:type="dxa"/>
             <w:tcBorders>
-              <w:top w:val="single" w:sz="4" w:space="0" w:color="000000"/>
-              <w:left w:val="single" w:sz="4" w:space="0" w:color="000000"/>
-              <w:bottom w:val="single" w:sz="4" w:space="0" w:color="000000"/>
-              <w:right w:val="single" w:sz="4" w:space="0" w:color="000000"/>
+              <w:top w:val="single" w:color="000000" w:sz="4" w:space="0"/>
+              <w:left w:val="single" w:color="000000" w:sz="4" w:space="0"/>
+              <w:bottom w:val="single" w:color="000000" w:sz="4" w:space="0"/>
+              <w:right w:val="single" w:color="000000" w:sz="4" w:space="0"/>
             </w:tcBorders>
           </w:tcPr>
           <w:p>
@@ -787,17 +783,7 @@
                 <w:sz w:val="24"/>
                 <w:szCs w:val="24"/>
               </w:rPr>
-              <w:t>UOCSO</w:t>
-            </w:r>
-            <w:r>
-              <w:rPr>
-                <w:rFonts w:ascii="Times New Roman" w:hAnsi="Times New Roman"/>
-                <w:bCs/>
-                <w:color w:val="232323"/>
-                <w:sz w:val="24"/>
-                <w:szCs w:val="24"/>
-              </w:rPr>
-              <w:t>.*</w:t>
+              <w:t>UOCSO.*</w:t>
             </w:r>
           </w:p>
         </w:tc>
@@ -805,10 +791,10 @@
           <w:tcPr>
             <w:tcW w:w="1687" w:type="dxa"/>
             <w:tcBorders>
-              <w:top w:val="single" w:sz="4" w:space="0" w:color="000000"/>
-              <w:left w:val="single" w:sz="4" w:space="0" w:color="000000"/>
-              <w:bottom w:val="single" w:sz="4" w:space="0" w:color="000000"/>
-              <w:right w:val="single" w:sz="4" w:space="0" w:color="000000"/>
+              <w:top w:val="single" w:color="000000" w:sz="4" w:space="0"/>
+              <w:left w:val="single" w:color="000000" w:sz="4" w:space="0"/>
+              <w:bottom w:val="single" w:color="000000" w:sz="4" w:space="0"/>
+              <w:right w:val="single" w:color="000000" w:sz="4" w:space="0"/>
             </w:tcBorders>
           </w:tcPr>
           <w:p>
@@ -828,17 +814,7 @@
                 <w:sz w:val="24"/>
                 <w:szCs w:val="24"/>
               </w:rPr>
-              <w:t>UOCSO</w:t>
-            </w:r>
-            <w:r>
-              <w:rPr>
-                <w:rFonts w:ascii="Times New Roman" w:hAnsi="Times New Roman"/>
-                <w:bCs/>
-                <w:color w:val="232323"/>
-                <w:sz w:val="24"/>
-                <w:szCs w:val="24"/>
-              </w:rPr>
-              <w:t>.INP</w:t>
+              <w:t>UOCSO.INP</w:t>
             </w:r>
           </w:p>
         </w:tc>
@@ -846,10 +822,10 @@
           <w:tcPr>
             <w:tcW w:w="1712" w:type="dxa"/>
             <w:tcBorders>
-              <w:top w:val="single" w:sz="4" w:space="0" w:color="000000"/>
-              <w:left w:val="single" w:sz="4" w:space="0" w:color="000000"/>
-              <w:bottom w:val="single" w:sz="4" w:space="0" w:color="000000"/>
-              <w:right w:val="single" w:sz="4" w:space="0" w:color="000000"/>
+              <w:top w:val="single" w:color="000000" w:sz="4" w:space="0"/>
+              <w:left w:val="single" w:color="000000" w:sz="4" w:space="0"/>
+              <w:bottom w:val="single" w:color="000000" w:sz="4" w:space="0"/>
+              <w:right w:val="single" w:color="000000" w:sz="4" w:space="0"/>
             </w:tcBorders>
           </w:tcPr>
           <w:p>
@@ -868,17 +844,7 @@
                 <w:sz w:val="24"/>
                 <w:szCs w:val="24"/>
               </w:rPr>
-              <w:t>UOCSO</w:t>
-            </w:r>
-            <w:r>
-              <w:rPr>
-                <w:rFonts w:ascii="Times New Roman" w:hAnsi="Times New Roman"/>
-                <w:bCs/>
-                <w:color w:val="232323"/>
-                <w:sz w:val="24"/>
-                <w:szCs w:val="24"/>
-              </w:rPr>
-              <w:t>.OUT</w:t>
+              <w:t>UOCSO.OUT</w:t>
             </w:r>
           </w:p>
         </w:tc>
@@ -886,10 +852,10 @@
           <w:tcPr>
             <w:tcW w:w="976" w:type="dxa"/>
             <w:tcBorders>
-              <w:top w:val="single" w:sz="4" w:space="0" w:color="000000"/>
-              <w:left w:val="single" w:sz="4" w:space="0" w:color="000000"/>
-              <w:bottom w:val="single" w:sz="4" w:space="0" w:color="000000"/>
-              <w:right w:val="single" w:sz="4" w:space="0" w:color="000000"/>
+              <w:top w:val="single" w:color="000000" w:sz="4" w:space="0"/>
+              <w:left w:val="single" w:color="000000" w:sz="4" w:space="0"/>
+              <w:bottom w:val="single" w:color="000000" w:sz="4" w:space="0"/>
+              <w:right w:val="single" w:color="000000" w:sz="4" w:space="0"/>
             </w:tcBorders>
           </w:tcPr>
           <w:p>
@@ -917,10 +883,10 @@
           <w:tcPr>
             <w:tcW w:w="1113" w:type="dxa"/>
             <w:tcBorders>
-              <w:top w:val="single" w:sz="4" w:space="0" w:color="000000"/>
-              <w:left w:val="single" w:sz="4" w:space="0" w:color="000000"/>
-              <w:bottom w:val="single" w:sz="4" w:space="0" w:color="000000"/>
-              <w:right w:val="single" w:sz="4" w:space="0" w:color="000000"/>
+              <w:top w:val="single" w:color="000000" w:sz="4" w:space="0"/>
+              <w:left w:val="single" w:color="000000" w:sz="4" w:space="0"/>
+              <w:bottom w:val="single" w:color="000000" w:sz="4" w:space="0"/>
+              <w:right w:val="single" w:color="000000" w:sz="4" w:space="0"/>
             </w:tcBorders>
           </w:tcPr>
           <w:p>
@@ -945,17 +911,25 @@
         </w:tc>
       </w:tr>
       <w:tr>
+        <w:tblPrEx>
+          <w:tblCellMar>
+            <w:top w:w="13" w:type="dxa"/>
+            <w:left w:w="106" w:type="dxa"/>
+            <w:bottom w:w="0" w:type="dxa"/>
+            <w:right w:w="52" w:type="dxa"/>
+          </w:tblCellMar>
+        </w:tblPrEx>
         <w:trPr>
-          <w:trHeight w:val="416"/>
+          <w:trHeight w:val="416" w:hRule="atLeast"/>
         </w:trPr>
         <w:tc>
           <w:tcPr>
             <w:tcW w:w="2367" w:type="dxa"/>
             <w:tcBorders>
-              <w:top w:val="single" w:sz="4" w:space="0" w:color="000000"/>
-              <w:left w:val="single" w:sz="4" w:space="0" w:color="000000"/>
-              <w:bottom w:val="single" w:sz="4" w:space="0" w:color="000000"/>
-              <w:right w:val="single" w:sz="4" w:space="0" w:color="000000"/>
+              <w:top w:val="single" w:color="000000" w:sz="4" w:space="0"/>
+              <w:left w:val="single" w:color="000000" w:sz="4" w:space="0"/>
+              <w:bottom w:val="single" w:color="000000" w:sz="4" w:space="0"/>
+              <w:right w:val="single" w:color="000000" w:sz="4" w:space="0"/>
             </w:tcBorders>
           </w:tcPr>
           <w:p>
@@ -982,10 +956,10 @@
           <w:tcPr>
             <w:tcW w:w="1461" w:type="dxa"/>
             <w:tcBorders>
-              <w:top w:val="single" w:sz="4" w:space="0" w:color="000000"/>
-              <w:left w:val="single" w:sz="4" w:space="0" w:color="000000"/>
-              <w:bottom w:val="single" w:sz="4" w:space="0" w:color="000000"/>
-              <w:right w:val="single" w:sz="4" w:space="0" w:color="000000"/>
+              <w:top w:val="single" w:color="000000" w:sz="4" w:space="0"/>
+              <w:left w:val="single" w:color="000000" w:sz="4" w:space="0"/>
+              <w:bottom w:val="single" w:color="000000" w:sz="4" w:space="0"/>
+              <w:right w:val="single" w:color="000000" w:sz="4" w:space="0"/>
             </w:tcBorders>
           </w:tcPr>
           <w:p>
@@ -1003,15 +977,7 @@
                 <w:sz w:val="24"/>
                 <w:szCs w:val="24"/>
               </w:rPr>
-              <w:t>DC</w:t>
-            </w:r>
-            <w:r>
-              <w:rPr>
-                <w:rFonts w:ascii="Times New Roman" w:hAnsi="Times New Roman"/>
-                <w:sz w:val="24"/>
-                <w:szCs w:val="24"/>
-              </w:rPr>
-              <w:t>.*</w:t>
+              <w:t>DC.*</w:t>
             </w:r>
           </w:p>
         </w:tc>
@@ -1019,10 +985,10 @@
           <w:tcPr>
             <w:tcW w:w="1687" w:type="dxa"/>
             <w:tcBorders>
-              <w:top w:val="single" w:sz="4" w:space="0" w:color="000000"/>
-              <w:left w:val="single" w:sz="4" w:space="0" w:color="000000"/>
-              <w:bottom w:val="single" w:sz="4" w:space="0" w:color="000000"/>
-              <w:right w:val="single" w:sz="4" w:space="0" w:color="000000"/>
+              <w:top w:val="single" w:color="000000" w:sz="4" w:space="0"/>
+              <w:left w:val="single" w:color="000000" w:sz="4" w:space="0"/>
+              <w:bottom w:val="single" w:color="000000" w:sz="4" w:space="0"/>
+              <w:right w:val="single" w:color="000000" w:sz="4" w:space="0"/>
             </w:tcBorders>
           </w:tcPr>
           <w:p>
@@ -1040,15 +1006,7 @@
                 <w:sz w:val="24"/>
                 <w:szCs w:val="24"/>
               </w:rPr>
-              <w:t>DC</w:t>
-            </w:r>
-            <w:r>
-              <w:rPr>
-                <w:rFonts w:ascii="Times New Roman" w:hAnsi="Times New Roman"/>
-                <w:sz w:val="24"/>
-                <w:szCs w:val="24"/>
-              </w:rPr>
-              <w:t>.OUT</w:t>
+              <w:t>DC.OUT</w:t>
             </w:r>
           </w:p>
         </w:tc>
@@ -1056,10 +1014,10 @@
           <w:tcPr>
             <w:tcW w:w="1712" w:type="dxa"/>
             <w:tcBorders>
-              <w:top w:val="single" w:sz="4" w:space="0" w:color="000000"/>
-              <w:left w:val="single" w:sz="4" w:space="0" w:color="000000"/>
-              <w:bottom w:val="single" w:sz="4" w:space="0" w:color="000000"/>
-              <w:right w:val="single" w:sz="4" w:space="0" w:color="000000"/>
+              <w:top w:val="single" w:color="000000" w:sz="4" w:space="0"/>
+              <w:left w:val="single" w:color="000000" w:sz="4" w:space="0"/>
+              <w:bottom w:val="single" w:color="000000" w:sz="4" w:space="0"/>
+              <w:right w:val="single" w:color="000000" w:sz="4" w:space="0"/>
             </w:tcBorders>
           </w:tcPr>
           <w:p>
@@ -1076,15 +1034,7 @@
                 <w:sz w:val="24"/>
                 <w:szCs w:val="24"/>
               </w:rPr>
-              <w:t>DC</w:t>
-            </w:r>
-            <w:r>
-              <w:rPr>
-                <w:rFonts w:ascii="Times New Roman" w:hAnsi="Times New Roman"/>
-                <w:sz w:val="24"/>
-                <w:szCs w:val="24"/>
-              </w:rPr>
-              <w:t>.OUT</w:t>
+              <w:t>DC.OUT</w:t>
             </w:r>
           </w:p>
         </w:tc>
@@ -1092,10 +1042,10 @@
           <w:tcPr>
             <w:tcW w:w="976" w:type="dxa"/>
             <w:tcBorders>
-              <w:top w:val="single" w:sz="4" w:space="0" w:color="000000"/>
-              <w:left w:val="single" w:sz="4" w:space="0" w:color="000000"/>
-              <w:bottom w:val="single" w:sz="4" w:space="0" w:color="000000"/>
-              <w:right w:val="single" w:sz="4" w:space="0" w:color="000000"/>
+              <w:top w:val="single" w:color="000000" w:sz="4" w:space="0"/>
+              <w:left w:val="single" w:color="000000" w:sz="4" w:space="0"/>
+              <w:bottom w:val="single" w:color="000000" w:sz="4" w:space="0"/>
+              <w:right w:val="single" w:color="000000" w:sz="4" w:space="0"/>
             </w:tcBorders>
           </w:tcPr>
           <w:p>
@@ -1123,10 +1073,10 @@
           <w:tcPr>
             <w:tcW w:w="1113" w:type="dxa"/>
             <w:tcBorders>
-              <w:top w:val="single" w:sz="4" w:space="0" w:color="000000"/>
-              <w:left w:val="single" w:sz="4" w:space="0" w:color="000000"/>
-              <w:bottom w:val="single" w:sz="4" w:space="0" w:color="000000"/>
-              <w:right w:val="single" w:sz="4" w:space="0" w:color="000000"/>
+              <w:top w:val="single" w:color="000000" w:sz="4" w:space="0"/>
+              <w:left w:val="single" w:color="000000" w:sz="4" w:space="0"/>
+              <w:bottom w:val="single" w:color="000000" w:sz="4" w:space="0"/>
+              <w:right w:val="single" w:color="000000" w:sz="4" w:space="0"/>
             </w:tcBorders>
           </w:tcPr>
           <w:p>
@@ -1151,17 +1101,25 @@
         </w:tc>
       </w:tr>
       <w:tr>
+        <w:tblPrEx>
+          <w:tblCellMar>
+            <w:top w:w="13" w:type="dxa"/>
+            <w:left w:w="106" w:type="dxa"/>
+            <w:bottom w:w="0" w:type="dxa"/>
+            <w:right w:w="52" w:type="dxa"/>
+          </w:tblCellMar>
+        </w:tblPrEx>
         <w:trPr>
-          <w:trHeight w:val="413"/>
+          <w:trHeight w:val="413" w:hRule="atLeast"/>
         </w:trPr>
         <w:tc>
           <w:tcPr>
             <w:tcW w:w="2367" w:type="dxa"/>
             <w:tcBorders>
-              <w:top w:val="single" w:sz="4" w:space="0" w:color="000000"/>
-              <w:left w:val="single" w:sz="4" w:space="0" w:color="000000"/>
-              <w:bottom w:val="single" w:sz="4" w:space="0" w:color="000000"/>
-              <w:right w:val="single" w:sz="4" w:space="0" w:color="000000"/>
+              <w:top w:val="single" w:color="000000" w:sz="4" w:space="0"/>
+              <w:left w:val="single" w:color="000000" w:sz="4" w:space="0"/>
+              <w:bottom w:val="single" w:color="000000" w:sz="4" w:space="0"/>
+              <w:right w:val="single" w:color="000000" w:sz="4" w:space="0"/>
             </w:tcBorders>
           </w:tcPr>
           <w:p>
@@ -1187,10 +1145,10 @@
           <w:tcPr>
             <w:tcW w:w="1461" w:type="dxa"/>
             <w:tcBorders>
-              <w:top w:val="single" w:sz="4" w:space="0" w:color="000000"/>
-              <w:left w:val="single" w:sz="4" w:space="0" w:color="000000"/>
-              <w:bottom w:val="single" w:sz="4" w:space="0" w:color="000000"/>
-              <w:right w:val="single" w:sz="4" w:space="0" w:color="000000"/>
+              <w:top w:val="single" w:color="000000" w:sz="4" w:space="0"/>
+              <w:left w:val="single" w:color="000000" w:sz="4" w:space="0"/>
+              <w:bottom w:val="single" w:color="000000" w:sz="4" w:space="0"/>
+              <w:right w:val="single" w:color="000000" w:sz="4" w:space="0"/>
             </w:tcBorders>
           </w:tcPr>
           <w:p>
@@ -1209,16 +1167,7 @@
                 <w:szCs w:val="24"/>
                 <w:lang w:val="fr-FR"/>
               </w:rPr>
-              <w:t>OMEGA</w:t>
-            </w:r>
-            <w:r>
-              <w:rPr>
-                <w:rFonts w:ascii="Times New Roman" w:hAnsi="Times New Roman"/>
-                <w:sz w:val="24"/>
-                <w:szCs w:val="24"/>
-                <w:lang w:val="fr-FR"/>
-              </w:rPr>
-              <w:t>.*</w:t>
+              <w:t>OMEGA.*</w:t>
             </w:r>
           </w:p>
         </w:tc>
@@ -1226,10 +1175,10 @@
           <w:tcPr>
             <w:tcW w:w="1687" w:type="dxa"/>
             <w:tcBorders>
-              <w:top w:val="single" w:sz="4" w:space="0" w:color="000000"/>
-              <w:left w:val="single" w:sz="4" w:space="0" w:color="000000"/>
-              <w:bottom w:val="single" w:sz="4" w:space="0" w:color="000000"/>
-              <w:right w:val="single" w:sz="4" w:space="0" w:color="000000"/>
+              <w:top w:val="single" w:color="000000" w:sz="4" w:space="0"/>
+              <w:left w:val="single" w:color="000000" w:sz="4" w:space="0"/>
+              <w:bottom w:val="single" w:color="000000" w:sz="4" w:space="0"/>
+              <w:right w:val="single" w:color="000000" w:sz="4" w:space="0"/>
             </w:tcBorders>
           </w:tcPr>
           <w:p>
@@ -1248,16 +1197,7 @@
                 <w:szCs w:val="24"/>
                 <w:lang w:val="fr-FR"/>
               </w:rPr>
-              <w:t>OMEGA</w:t>
-            </w:r>
-            <w:r>
-              <w:rPr>
-                <w:rFonts w:ascii="Times New Roman" w:hAnsi="Times New Roman"/>
-                <w:sz w:val="24"/>
-                <w:szCs w:val="24"/>
-                <w:lang w:val="fr-FR"/>
-              </w:rPr>
-              <w:t>.INP</w:t>
+              <w:t>OMEGA.INP</w:t>
             </w:r>
           </w:p>
         </w:tc>
@@ -1265,10 +1205,10 @@
           <w:tcPr>
             <w:tcW w:w="1712" w:type="dxa"/>
             <w:tcBorders>
-              <w:top w:val="single" w:sz="4" w:space="0" w:color="000000"/>
-              <w:left w:val="single" w:sz="4" w:space="0" w:color="000000"/>
-              <w:bottom w:val="single" w:sz="4" w:space="0" w:color="000000"/>
-              <w:right w:val="single" w:sz="4" w:space="0" w:color="000000"/>
+              <w:top w:val="single" w:color="000000" w:sz="4" w:space="0"/>
+              <w:left w:val="single" w:color="000000" w:sz="4" w:space="0"/>
+              <w:bottom w:val="single" w:color="000000" w:sz="4" w:space="0"/>
+              <w:right w:val="single" w:color="000000" w:sz="4" w:space="0"/>
             </w:tcBorders>
           </w:tcPr>
           <w:p>
@@ -1286,16 +1226,7 @@
                 <w:szCs w:val="24"/>
                 <w:lang w:val="fr-FR"/>
               </w:rPr>
-              <w:t>OMEGA</w:t>
-            </w:r>
-            <w:r>
-              <w:rPr>
-                <w:rFonts w:ascii="Times New Roman" w:hAnsi="Times New Roman"/>
-                <w:sz w:val="24"/>
-                <w:szCs w:val="24"/>
-                <w:lang w:val="fr-FR"/>
-              </w:rPr>
-              <w:t>.OUT</w:t>
+              <w:t>OMEGA.OUT</w:t>
             </w:r>
           </w:p>
         </w:tc>
@@ -1303,10 +1234,10 @@
           <w:tcPr>
             <w:tcW w:w="976" w:type="dxa"/>
             <w:tcBorders>
-              <w:top w:val="single" w:sz="4" w:space="0" w:color="000000"/>
-              <w:left w:val="single" w:sz="4" w:space="0" w:color="000000"/>
-              <w:bottom w:val="single" w:sz="4" w:space="0" w:color="000000"/>
-              <w:right w:val="single" w:sz="4" w:space="0" w:color="000000"/>
+              <w:top w:val="single" w:color="000000" w:sz="4" w:space="0"/>
+              <w:left w:val="single" w:color="000000" w:sz="4" w:space="0"/>
+              <w:bottom w:val="single" w:color="000000" w:sz="4" w:space="0"/>
+              <w:right w:val="single" w:color="000000" w:sz="4" w:space="0"/>
             </w:tcBorders>
           </w:tcPr>
           <w:p>
@@ -1334,10 +1265,10 @@
           <w:tcPr>
             <w:tcW w:w="1113" w:type="dxa"/>
             <w:tcBorders>
-              <w:top w:val="single" w:sz="4" w:space="0" w:color="000000"/>
-              <w:left w:val="single" w:sz="4" w:space="0" w:color="000000"/>
-              <w:bottom w:val="single" w:sz="4" w:space="0" w:color="000000"/>
-              <w:right w:val="single" w:sz="4" w:space="0" w:color="000000"/>
+              <w:top w:val="single" w:color="000000" w:sz="4" w:space="0"/>
+              <w:left w:val="single" w:color="000000" w:sz="4" w:space="0"/>
+              <w:bottom w:val="single" w:color="000000" w:sz="4" w:space="0"/>
+              <w:right w:val="single" w:color="000000" w:sz="4" w:space="0"/>
             </w:tcBorders>
           </w:tcPr>
           <w:p>
@@ -1502,6 +1433,8 @@
         </w:rPr>
         <w:t xml:space="preserve">   Khi tới lượt, người chơi chỉ ra số lớn nhất trong dãy số hiện tại và xóa bỏ số đó cùng với tất cả những số khác nằm ở vị trí bên phải số này khỏi dãy. Sau đó, người chơi kết thúc lượt của mình và chuyển lượt cho người còn lại. Trò chơi sẽ tiếp tục với dãy số sau khi đã thực hiện thao tác xóa.</w:t>
       </w:r>
+      <w:bookmarkStart w:id="0" w:name="_GoBack"/>
+      <w:bookmarkEnd w:id="0"/>
     </w:p>
     <w:p>
       <w:pPr>
@@ -1819,7 +1752,6 @@
           <w:sz w:val="26"/>
           <w:szCs w:val="26"/>
         </w:rPr>
-        <w:lastRenderedPageBreak/>
         <w:t>Ví dụ</w:t>
       </w:r>
       <w:r>
@@ -1833,27 +1765,38 @@
     </w:p>
     <w:tbl>
       <w:tblPr>
+        <w:tblStyle w:val="3"/>
         <w:tblW w:w="0" w:type="auto"/>
         <w:tblInd w:w="98" w:type="dxa"/>
+        <w:tblLayout w:type="autofit"/>
         <w:tblCellMar>
+          <w:top w:w="0" w:type="dxa"/>
           <w:left w:w="10" w:type="dxa"/>
+          <w:bottom w:w="0" w:type="dxa"/>
           <w:right w:w="10" w:type="dxa"/>
         </w:tblCellMar>
-        <w:tblLook w:val="0000" w:firstRow="0" w:lastRow="0" w:firstColumn="0" w:lastColumn="0" w:noHBand="0" w:noVBand="0"/>
       </w:tblPr>
       <w:tblGrid>
-        <w:gridCol w:w="4477"/>
-        <w:gridCol w:w="4487"/>
+        <w:gridCol w:w="4592"/>
+        <w:gridCol w:w="4598"/>
       </w:tblGrid>
       <w:tr>
+        <w:tblPrEx>
+          <w:tblCellMar>
+            <w:top w:w="0" w:type="dxa"/>
+            <w:left w:w="10" w:type="dxa"/>
+            <w:bottom w:w="0" w:type="dxa"/>
+            <w:right w:w="10" w:type="dxa"/>
+          </w:tblCellMar>
+        </w:tblPrEx>
         <w:tc>
           <w:tcPr>
             <w:tcW w:w="4794" w:type="dxa"/>
             <w:tcBorders>
-              <w:top w:val="single" w:sz="4" w:space="0" w:color="000000"/>
-              <w:left w:val="single" w:sz="4" w:space="0" w:color="000000"/>
-              <w:bottom w:val="single" w:sz="4" w:space="0" w:color="000000"/>
-              <w:right w:val="single" w:sz="4" w:space="0" w:color="000000"/>
+              <w:top w:val="single" w:color="000000" w:sz="4" w:space="0"/>
+              <w:left w:val="single" w:color="000000" w:sz="4" w:space="0"/>
+              <w:bottom w:val="single" w:color="000000" w:sz="4" w:space="0"/>
+              <w:right w:val="single" w:color="000000" w:sz="4" w:space="0"/>
             </w:tcBorders>
             <w:shd w:val="clear" w:color="000000" w:fill="FFFFFF"/>
             <w:tcMar>
@@ -1884,10 +1827,10 @@
           <w:tcPr>
             <w:tcW w:w="4794" w:type="dxa"/>
             <w:tcBorders>
-              <w:top w:val="single" w:sz="4" w:space="0" w:color="000000"/>
-              <w:left w:val="single" w:sz="4" w:space="0" w:color="000000"/>
-              <w:bottom w:val="single" w:sz="4" w:space="0" w:color="000000"/>
-              <w:right w:val="single" w:sz="4" w:space="0" w:color="000000"/>
+              <w:top w:val="single" w:color="000000" w:sz="4" w:space="0"/>
+              <w:left w:val="single" w:color="000000" w:sz="4" w:space="0"/>
+              <w:bottom w:val="single" w:color="000000" w:sz="4" w:space="0"/>
+              <w:right w:val="single" w:color="000000" w:sz="4" w:space="0"/>
             </w:tcBorders>
             <w:shd w:val="clear" w:color="000000" w:fill="FFFFFF"/>
             <w:tcMar>
@@ -1916,14 +1859,22 @@
         </w:tc>
       </w:tr>
       <w:tr>
+        <w:tblPrEx>
+          <w:tblCellMar>
+            <w:top w:w="0" w:type="dxa"/>
+            <w:left w:w="10" w:type="dxa"/>
+            <w:bottom w:w="0" w:type="dxa"/>
+            <w:right w:w="10" w:type="dxa"/>
+          </w:tblCellMar>
+        </w:tblPrEx>
         <w:tc>
           <w:tcPr>
             <w:tcW w:w="4794" w:type="dxa"/>
             <w:tcBorders>
-              <w:top w:val="single" w:sz="4" w:space="0" w:color="000000"/>
-              <w:left w:val="single" w:sz="4" w:space="0" w:color="000000"/>
-              <w:bottom w:val="single" w:sz="4" w:space="0" w:color="000000"/>
-              <w:right w:val="single" w:sz="4" w:space="0" w:color="000000"/>
+              <w:top w:val="single" w:color="000000" w:sz="4" w:space="0"/>
+              <w:left w:val="single" w:color="000000" w:sz="4" w:space="0"/>
+              <w:bottom w:val="single" w:color="000000" w:sz="4" w:space="0"/>
+              <w:right w:val="single" w:color="000000" w:sz="4" w:space="0"/>
             </w:tcBorders>
             <w:shd w:val="clear" w:color="000000" w:fill="FFFFFF"/>
             <w:tcMar>
@@ -2128,10 +2079,10 @@
           <w:tcPr>
             <w:tcW w:w="4794" w:type="dxa"/>
             <w:tcBorders>
-              <w:top w:val="single" w:sz="4" w:space="0" w:color="000000"/>
-              <w:left w:val="single" w:sz="4" w:space="0" w:color="000000"/>
-              <w:bottom w:val="single" w:sz="4" w:space="0" w:color="000000"/>
-              <w:right w:val="single" w:sz="4" w:space="0" w:color="000000"/>
+              <w:top w:val="single" w:color="000000" w:sz="4" w:space="0"/>
+              <w:left w:val="single" w:color="000000" w:sz="4" w:space="0"/>
+              <w:bottom w:val="single" w:color="000000" w:sz="4" w:space="0"/>
+              <w:right w:val="single" w:color="000000" w:sz="4" w:space="0"/>
             </w:tcBorders>
             <w:shd w:val="clear" w:color="000000" w:fill="FFFFFF"/>
             <w:tcMar>
@@ -2599,8 +2550,9 @@
       </w:r>
       <m:oMath>
         <m:r>
+          <m:rPr/>
           <w:rPr>
-            <w:rFonts w:ascii="Cambria Math" w:eastAsiaTheme="minorHAnsi" w:hAnsi="Cambria Math"/>
+            <w:rFonts w:ascii="Cambria Math" w:hAnsi="Cambria Math" w:eastAsiaTheme="minorHAnsi"/>
             <w:sz w:val="26"/>
             <w:szCs w:val="26"/>
           </w:rPr>
@@ -2617,8 +2569,9 @@
       </w:r>
       <m:oMath>
         <m:r>
+          <m:rPr/>
           <w:rPr>
-            <w:rFonts w:ascii="Cambria Math" w:eastAsiaTheme="minorEastAsia" w:hAnsi="Cambria Math"/>
+            <w:rFonts w:ascii="Cambria Math" w:hAnsi="Cambria Math" w:eastAsiaTheme="minorEastAsia"/>
             <w:sz w:val="26"/>
             <w:szCs w:val="26"/>
           </w:rPr>
@@ -2635,8 +2588,9 @@
       </w:r>
       <m:oMath>
         <m:r>
+          <m:rPr/>
           <w:rPr>
-            <w:rFonts w:ascii="Cambria Math" w:eastAsiaTheme="minorEastAsia" w:hAnsi="Cambria Math"/>
+            <w:rFonts w:ascii="Cambria Math" w:hAnsi="Cambria Math" w:eastAsiaTheme="minorEastAsia"/>
             <w:sz w:val="26"/>
             <w:szCs w:val="26"/>
           </w:rPr>
@@ -2653,8 +2607,9 @@
       </w:r>
       <m:oMath>
         <m:r>
+          <m:rPr/>
           <w:rPr>
-            <w:rFonts w:ascii="Cambria Math" w:eastAsiaTheme="minorEastAsia" w:hAnsi="Cambria Math"/>
+            <w:rFonts w:ascii="Cambria Math" w:hAnsi="Cambria Math" w:eastAsiaTheme="minorEastAsia"/>
             <w:sz w:val="26"/>
             <w:szCs w:val="26"/>
           </w:rPr>
@@ -2671,8 +2626,9 @@
       </w:r>
       <m:oMath>
         <m:r>
+          <m:rPr/>
           <w:rPr>
-            <w:rFonts w:ascii="Cambria Math" w:eastAsiaTheme="minorEastAsia" w:hAnsi="Cambria Math"/>
+            <w:rFonts w:ascii="Cambria Math" w:hAnsi="Cambria Math" w:eastAsiaTheme="minorEastAsia"/>
             <w:sz w:val="26"/>
             <w:szCs w:val="26"/>
           </w:rPr>
@@ -2716,8 +2672,9 @@
       </w:r>
       <m:oMath>
         <m:r>
+          <m:rPr/>
           <w:rPr>
-            <w:rFonts w:ascii="Cambria Math" w:eastAsiaTheme="minorEastAsia" w:hAnsi="Cambria Math"/>
+            <w:rFonts w:ascii="Cambria Math" w:hAnsi="Cambria Math" w:eastAsiaTheme="minorEastAsia"/>
             <w:sz w:val="26"/>
             <w:szCs w:val="26"/>
           </w:rPr>
@@ -2735,23 +2692,24 @@
     </w:p>
     <w:p>
       <w:pPr>
-        <w:pStyle w:val="ListParagraph"/>
+        <w:pStyle w:val="7"/>
         <w:numPr>
           <w:ilvl w:val="0"/>
-          <w:numId w:val="3"/>
+          <w:numId w:val="2"/>
         </w:numPr>
         <w:spacing w:before="120" w:after="0"/>
         <w:jc w:val="both"/>
         <w:rPr>
-          <w:rFonts w:ascii="Times New Roman" w:eastAsiaTheme="minorHAnsi" w:hAnsi="Times New Roman"/>
+          <w:rFonts w:ascii="Times New Roman" w:hAnsi="Times New Roman" w:eastAsiaTheme="minorHAnsi"/>
           <w:sz w:val="26"/>
           <w:szCs w:val="26"/>
         </w:rPr>
       </w:pPr>
       <m:oMath>
         <m:r>
+          <m:rPr/>
           <w:rPr>
-            <w:rFonts w:ascii="Cambria Math" w:eastAsiaTheme="minorHAnsi" w:hAnsi="Cambria Math"/>
+            <w:rFonts w:ascii="Cambria Math" w:hAnsi="Cambria Math" w:eastAsiaTheme="minorHAnsi"/>
             <w:sz w:val="26"/>
             <w:szCs w:val="26"/>
           </w:rPr>
@@ -2760,7 +2718,7 @@
       </m:oMath>
       <w:r>
         <w:rPr>
-          <w:rFonts w:ascii="Times New Roman" w:eastAsiaTheme="minorHAnsi" w:hAnsi="Times New Roman"/>
+          <w:rFonts w:ascii="Times New Roman" w:hAnsi="Times New Roman" w:eastAsiaTheme="minorHAnsi"/>
           <w:sz w:val="26"/>
           <w:szCs w:val="26"/>
         </w:rPr>
@@ -2768,8 +2726,9 @@
       </w:r>
       <m:oMath>
         <m:r>
+          <m:rPr/>
           <w:rPr>
-            <w:rFonts w:ascii="Cambria Math" w:eastAsiaTheme="minorHAnsi" w:hAnsi="Cambria Math"/>
+            <w:rFonts w:ascii="Cambria Math" w:hAnsi="Cambria Math" w:eastAsiaTheme="minorHAnsi"/>
             <w:sz w:val="26"/>
             <w:szCs w:val="26"/>
           </w:rPr>
@@ -2778,7 +2737,7 @@
       </m:oMath>
       <w:r>
         <w:rPr>
-          <w:rFonts w:ascii="Times New Roman" w:eastAsiaTheme="minorHAnsi" w:hAnsi="Times New Roman"/>
+          <w:rFonts w:ascii="Times New Roman" w:hAnsi="Times New Roman" w:eastAsiaTheme="minorHAnsi"/>
           <w:sz w:val="26"/>
           <w:szCs w:val="26"/>
         </w:rPr>
@@ -2786,8 +2745,9 @@
       </w:r>
       <m:oMath>
         <m:r>
+          <m:rPr/>
           <w:rPr>
-            <w:rFonts w:ascii="Cambria Math" w:eastAsiaTheme="minorHAnsi" w:hAnsi="Cambria Math"/>
+            <w:rFonts w:ascii="Cambria Math" w:hAnsi="Cambria Math" w:eastAsiaTheme="minorHAnsi"/>
             <w:sz w:val="26"/>
             <w:szCs w:val="26"/>
           </w:rPr>
@@ -2796,7 +2756,7 @@
       </m:oMath>
       <w:r>
         <w:rPr>
-          <w:rFonts w:ascii="Times New Roman" w:eastAsiaTheme="minorHAnsi" w:hAnsi="Times New Roman"/>
+          <w:rFonts w:ascii="Times New Roman" w:hAnsi="Times New Roman" w:eastAsiaTheme="minorHAnsi"/>
           <w:sz w:val="26"/>
           <w:szCs w:val="26"/>
         </w:rPr>
@@ -2805,23 +2765,24 @@
     </w:p>
     <w:p>
       <w:pPr>
-        <w:pStyle w:val="ListParagraph"/>
+        <w:pStyle w:val="7"/>
         <w:numPr>
           <w:ilvl w:val="0"/>
-          <w:numId w:val="3"/>
+          <w:numId w:val="2"/>
         </w:numPr>
         <w:spacing w:before="120" w:after="0"/>
         <w:jc w:val="both"/>
         <w:rPr>
-          <w:rFonts w:ascii="Times New Roman" w:eastAsiaTheme="minorHAnsi" w:hAnsi="Times New Roman"/>
+          <w:rFonts w:ascii="Times New Roman" w:hAnsi="Times New Roman" w:eastAsiaTheme="minorHAnsi"/>
           <w:sz w:val="26"/>
           <w:szCs w:val="26"/>
         </w:rPr>
       </w:pPr>
       <m:oMath>
         <m:r>
+          <m:rPr/>
           <w:rPr>
-            <w:rFonts w:ascii="Cambria Math" w:eastAsiaTheme="minorHAnsi" w:hAnsi="Cambria Math"/>
+            <w:rFonts w:ascii="Cambria Math" w:hAnsi="Cambria Math" w:eastAsiaTheme="minorHAnsi"/>
             <w:sz w:val="26"/>
             <w:szCs w:val="26"/>
           </w:rPr>
@@ -2830,7 +2791,7 @@
       </m:oMath>
       <w:r>
         <w:rPr>
-          <w:rFonts w:ascii="Times New Roman" w:eastAsiaTheme="minorEastAsia" w:hAnsi="Times New Roman"/>
+          <w:rFonts w:ascii="Times New Roman" w:hAnsi="Times New Roman" w:eastAsiaTheme="minorEastAsia"/>
           <w:sz w:val="26"/>
           <w:szCs w:val="26"/>
         </w:rPr>
@@ -2838,8 +2799,9 @@
       </w:r>
       <m:oMath>
         <m:r>
+          <m:rPr/>
           <w:rPr>
-            <w:rFonts w:ascii="Cambria Math" w:eastAsiaTheme="minorHAnsi" w:hAnsi="Cambria Math"/>
+            <w:rFonts w:ascii="Cambria Math" w:hAnsi="Cambria Math" w:eastAsiaTheme="minorHAnsi"/>
             <w:sz w:val="26"/>
             <w:szCs w:val="26"/>
           </w:rPr>
@@ -2849,23 +2811,24 @@
     </w:p>
     <w:p>
       <w:pPr>
-        <w:pStyle w:val="ListParagraph"/>
+        <w:pStyle w:val="7"/>
         <w:numPr>
           <w:ilvl w:val="0"/>
-          <w:numId w:val="3"/>
+          <w:numId w:val="2"/>
         </w:numPr>
         <w:spacing w:before="120" w:after="0"/>
         <w:jc w:val="both"/>
         <w:rPr>
-          <w:rFonts w:ascii="Times New Roman" w:eastAsiaTheme="minorHAnsi" w:hAnsi="Times New Roman"/>
+          <w:rFonts w:ascii="Times New Roman" w:hAnsi="Times New Roman" w:eastAsiaTheme="minorHAnsi"/>
           <w:sz w:val="26"/>
           <w:szCs w:val="26"/>
         </w:rPr>
       </w:pPr>
       <m:oMath>
         <m:r>
+          <m:rPr/>
           <w:rPr>
-            <w:rFonts w:ascii="Cambria Math" w:eastAsiaTheme="minorEastAsia" w:hAnsi="Cambria Math"/>
+            <w:rFonts w:ascii="Cambria Math" w:hAnsi="Cambria Math" w:eastAsiaTheme="minorEastAsia"/>
             <w:sz w:val="26"/>
             <w:szCs w:val="26"/>
           </w:rPr>
@@ -2874,7 +2837,7 @@
       </m:oMath>
       <w:r>
         <w:rPr>
-          <w:rFonts w:ascii="Times New Roman" w:eastAsiaTheme="minorEastAsia" w:hAnsi="Times New Roman"/>
+          <w:rFonts w:ascii="Times New Roman" w:hAnsi="Times New Roman" w:eastAsiaTheme="minorEastAsia"/>
           <w:sz w:val="26"/>
           <w:szCs w:val="26"/>
         </w:rPr>
@@ -2882,8 +2845,9 @@
       </w:r>
       <m:oMath>
         <m:r>
+          <m:rPr/>
           <w:rPr>
-            <w:rFonts w:ascii="Cambria Math" w:eastAsiaTheme="minorEastAsia" w:hAnsi="Cambria Math"/>
+            <w:rFonts w:ascii="Cambria Math" w:hAnsi="Cambria Math" w:eastAsiaTheme="minorEastAsia"/>
             <w:sz w:val="26"/>
             <w:szCs w:val="26"/>
           </w:rPr>
@@ -2895,7 +2859,7 @@
             <m:endChr m:val="]"/>
             <m:ctrlPr>
               <w:rPr>
-                <w:rFonts w:ascii="Cambria Math" w:eastAsiaTheme="minorHAnsi" w:hAnsi="Cambria Math"/>
+                <w:rFonts w:ascii="Cambria Math" w:hAnsi="Cambria Math" w:eastAsiaTheme="minorHAnsi"/>
                 <w:i/>
                 <w:sz w:val="26"/>
                 <w:szCs w:val="26"/>
@@ -2904,18 +2868,28 @@
           </m:dPr>
           <m:e>
             <m:r>
-              <w:rPr>
-                <w:rFonts w:ascii="Cambria Math" w:eastAsiaTheme="minorHAnsi" w:hAnsi="Cambria Math"/>
+              <m:rPr/>
+              <w:rPr>
+                <w:rFonts w:ascii="Cambria Math" w:hAnsi="Cambria Math" w:eastAsiaTheme="minorHAnsi"/>
                 <w:sz w:val="26"/>
                 <w:szCs w:val="26"/>
               </w:rPr>
               <m:t>a;b</m:t>
             </m:r>
+            <m:ctrlPr>
+              <w:rPr>
+                <w:rFonts w:ascii="Cambria Math" w:hAnsi="Cambria Math" w:eastAsiaTheme="minorHAnsi"/>
+                <w:i/>
+                <w:sz w:val="26"/>
+                <w:szCs w:val="26"/>
+              </w:rPr>
+            </m:ctrlPr>
           </m:e>
         </m:d>
         <m:r>
+          <m:rPr/>
           <w:rPr>
-            <w:rFonts w:ascii="Cambria Math" w:eastAsiaTheme="minorHAnsi" w:hAnsi="Cambria Math"/>
+            <w:rFonts w:ascii="Cambria Math" w:hAnsi="Cambria Math" w:eastAsiaTheme="minorHAnsi"/>
             <w:sz w:val="26"/>
             <w:szCs w:val="26"/>
           </w:rPr>
@@ -2924,7 +2898,7 @@
       </m:oMath>
       <w:r>
         <w:rPr>
-          <w:rFonts w:ascii="Times New Roman" w:eastAsiaTheme="minorEastAsia" w:hAnsi="Times New Roman"/>
+          <w:rFonts w:ascii="Times New Roman" w:hAnsi="Times New Roman" w:eastAsiaTheme="minorEastAsia"/>
           <w:sz w:val="26"/>
           <w:szCs w:val="26"/>
         </w:rPr>
@@ -2932,8 +2906,9 @@
       </w:r>
       <m:oMath>
         <m:r>
+          <m:rPr/>
           <w:rPr>
-            <w:rFonts w:ascii="Cambria Math" w:eastAsiaTheme="minorHAnsi" w:hAnsi="Cambria Math"/>
+            <w:rFonts w:ascii="Cambria Math" w:hAnsi="Cambria Math" w:eastAsiaTheme="minorHAnsi"/>
             <w:sz w:val="26"/>
             <w:szCs w:val="26"/>
           </w:rPr>
@@ -2957,23 +2932,7 @@
           <w:sz w:val="26"/>
           <w:szCs w:val="26"/>
         </w:rPr>
-        <w:t>Dữ liệu</w:t>
-      </w:r>
-      <w:r>
-        <w:rPr>
-          <w:b/>
-          <w:sz w:val="26"/>
-          <w:szCs w:val="26"/>
-        </w:rPr>
-        <w:t xml:space="preserve"> vào</w:t>
-      </w:r>
-      <w:r>
-        <w:rPr>
-          <w:b/>
-          <w:sz w:val="26"/>
-          <w:szCs w:val="26"/>
-        </w:rPr>
-        <w:t>:</w:t>
+        <w:t>Dữ liệu vào:</w:t>
       </w:r>
       <w:r>
         <w:rPr>
@@ -2996,7 +2955,7 @@
       <w:pPr>
         <w:numPr>
           <w:ilvl w:val="0"/>
-          <w:numId w:val="2"/>
+          <w:numId w:val="3"/>
         </w:numPr>
         <w:spacing w:before="120" w:after="200" w:line="276" w:lineRule="auto"/>
         <w:ind w:right="-136"/>
@@ -3007,6 +2966,11 @@
           <w:color w:val="000000" w:themeColor="text1"/>
           <w:sz w:val="26"/>
           <w:szCs w:val="26"/>
+          <w14:textFill>
+            <w14:solidFill>
+              <w14:schemeClr w14:val="tx1"/>
+            </w14:solidFill>
+          </w14:textFill>
         </w:rPr>
       </w:pPr>
       <w:r>
@@ -3019,8 +2983,9 @@
       </w:r>
       <m:oMath>
         <m:r>
+          <m:rPr/>
           <w:rPr>
-            <w:rFonts w:ascii="Cambria Math" w:eastAsiaTheme="minorEastAsia" w:hAnsi="Cambria Math"/>
+            <w:rFonts w:ascii="Cambria Math" w:hAnsi="Cambria Math" w:eastAsiaTheme="minorEastAsia"/>
             <w:sz w:val="26"/>
             <w:szCs w:val="26"/>
           </w:rPr>
@@ -3030,7 +2995,7 @@
           <m:sSupPr>
             <m:ctrlPr>
               <w:rPr>
-                <w:rFonts w:ascii="Cambria Math" w:eastAsiaTheme="minorEastAsia" w:hAnsi="Cambria Math"/>
+                <w:rFonts w:ascii="Cambria Math" w:hAnsi="Cambria Math" w:eastAsiaTheme="minorEastAsia"/>
                 <w:i/>
                 <w:sz w:val="26"/>
                 <w:szCs w:val="26"/>
@@ -3039,32 +3004,51 @@
           </m:sSupPr>
           <m:e>
             <m:r>
-              <w:rPr>
-                <w:rFonts w:ascii="Cambria Math" w:eastAsiaTheme="minorEastAsia" w:hAnsi="Cambria Math"/>
+              <m:rPr/>
+              <w:rPr>
+                <w:rFonts w:ascii="Cambria Math" w:hAnsi="Cambria Math" w:eastAsiaTheme="minorEastAsia"/>
                 <w:sz w:val="26"/>
                 <w:szCs w:val="26"/>
               </w:rPr>
               <m:t>10</m:t>
             </m:r>
+            <m:ctrlPr>
+              <w:rPr>
+                <w:rFonts w:ascii="Cambria Math" w:hAnsi="Cambria Math" w:eastAsiaTheme="minorEastAsia"/>
+                <w:i/>
+                <w:sz w:val="26"/>
+                <w:szCs w:val="26"/>
+              </w:rPr>
+            </m:ctrlPr>
           </m:e>
           <m:sup>
             <m:r>
-              <w:rPr>
-                <w:rFonts w:ascii="Cambria Math" w:eastAsiaTheme="minorEastAsia" w:hAnsi="Cambria Math"/>
+              <m:rPr/>
+              <w:rPr>
+                <w:rFonts w:ascii="Cambria Math" w:hAnsi="Cambria Math" w:eastAsiaTheme="minorEastAsia"/>
                 <w:sz w:val="26"/>
                 <w:szCs w:val="26"/>
               </w:rPr>
               <m:t>9</m:t>
             </m:r>
+            <m:ctrlPr>
+              <w:rPr>
+                <w:rFonts w:ascii="Cambria Math" w:hAnsi="Cambria Math" w:eastAsiaTheme="minorEastAsia"/>
+                <w:i/>
+                <w:sz w:val="26"/>
+                <w:szCs w:val="26"/>
+              </w:rPr>
+            </m:ctrlPr>
           </m:sup>
         </m:sSup>
         <m:r>
+          <m:rPr/>
           <w:rPr>
-            <w:rFonts w:ascii="Cambria Math" w:eastAsiaTheme="minorEastAsia" w:hAnsi="Cambria Math"/>
+            <w:rFonts w:ascii="Cambria Math" w:hAnsi="Cambria Math" w:eastAsiaTheme="minorEastAsia"/>
             <w:sz w:val="26"/>
             <w:szCs w:val="26"/>
           </w:rPr>
-          <m:t>,0≤b-a≤10.000)</m:t>
+          <m:t>,0≤b−a≤10.000)</m:t>
         </m:r>
       </m:oMath>
       <w:r>
@@ -3127,6 +3111,11 @@
           <w:color w:val="000000" w:themeColor="text1"/>
           <w:sz w:val="26"/>
           <w:szCs w:val="26"/>
+          <w14:textFill>
+            <w14:solidFill>
+              <w14:schemeClr w14:val="tx1"/>
+            </w14:solidFill>
+          </w14:textFill>
         </w:rPr>
       </w:pPr>
       <w:r>
@@ -3135,23 +3124,7 @@
           <w:sz w:val="26"/>
           <w:szCs w:val="26"/>
         </w:rPr>
-        <w:t>Kết quả</w:t>
-      </w:r>
-      <w:r>
-        <w:rPr>
-          <w:b/>
-          <w:sz w:val="26"/>
-          <w:szCs w:val="26"/>
-        </w:rPr>
-        <w:t xml:space="preserve"> ra</w:t>
-      </w:r>
-      <w:r>
-        <w:rPr>
-          <w:b/>
-          <w:sz w:val="26"/>
-          <w:szCs w:val="26"/>
-        </w:rPr>
-        <w:t>:</w:t>
+        <w:t>Kết quả ra:</w:t>
       </w:r>
       <w:r>
         <w:rPr>
@@ -3176,6 +3149,11 @@
           <w:color w:val="000000" w:themeColor="text1"/>
           <w:sz w:val="26"/>
           <w:szCs w:val="26"/>
+          <w14:textFill>
+            <w14:solidFill>
+              <w14:schemeClr w14:val="tx1"/>
+            </w14:solidFill>
+          </w14:textFill>
         </w:rPr>
         <w:t>UOCSO.OUT</w:t>
       </w:r>
@@ -3184,7 +3162,7 @@
       <w:pPr>
         <w:numPr>
           <w:ilvl w:val="0"/>
-          <w:numId w:val="2"/>
+          <w:numId w:val="3"/>
         </w:numPr>
         <w:spacing w:before="240" w:after="200" w:line="276" w:lineRule="auto"/>
         <w:contextualSpacing/>
@@ -3193,6 +3171,11 @@
           <w:color w:val="000000" w:themeColor="text1"/>
           <w:sz w:val="26"/>
           <w:szCs w:val="26"/>
+          <w14:textFill>
+            <w14:solidFill>
+              <w14:schemeClr w14:val="tx1"/>
+            </w14:solidFill>
+          </w14:textFill>
         </w:rPr>
       </w:pPr>
       <w:r>
@@ -3201,21 +3184,28 @@
           <w:color w:val="000000" w:themeColor="text1"/>
           <w:sz w:val="26"/>
           <w:szCs w:val="26"/>
+          <w14:textFill>
+            <w14:solidFill>
+              <w14:schemeClr w14:val="tx1"/>
+            </w14:solidFill>
+          </w14:textFill>
         </w:rPr>
         <w:t xml:space="preserve">Ghi 3 số nguyên dương theo thứ tự </w:t>
       </w:r>
       <m:oMath>
         <m:r>
+          <m:rPr/>
           <w:rPr>
-            <w:rFonts w:ascii="Cambria Math" w:eastAsiaTheme="minorHAnsi" w:hAnsi="Cambria Math"/>
+            <w:rFonts w:ascii="Cambria Math" w:hAnsi="Cambria Math" w:eastAsiaTheme="minorHAnsi"/>
             <w:sz w:val="26"/>
             <w:szCs w:val="26"/>
           </w:rPr>
           <m:t xml:space="preserve">Min, Cmin, </m:t>
         </m:r>
         <m:r>
+          <m:rPr/>
           <w:rPr>
-            <w:rFonts w:ascii="Cambria Math" w:eastAsiaTheme="minorEastAsia" w:hAnsi="Cambria Math"/>
+            <w:rFonts w:ascii="Cambria Math" w:hAnsi="Cambria Math" w:eastAsiaTheme="minorEastAsia"/>
             <w:sz w:val="26"/>
             <w:szCs w:val="26"/>
           </w:rPr>
@@ -3299,6 +3289,11 @@
           <w:color w:val="000000" w:themeColor="text1"/>
           <w:sz w:val="26"/>
           <w:szCs w:val="26"/>
+          <w14:textFill>
+            <w14:solidFill>
+              <w14:schemeClr w14:val="tx1"/>
+            </w14:solidFill>
+          </w14:textFill>
         </w:rPr>
       </w:pPr>
       <w:r>
@@ -3313,10 +3308,24 @@
     </w:p>
     <w:tbl>
       <w:tblPr>
-        <w:tblStyle w:val="TableGrid1"/>
+        <w:tblStyle w:val="8"/>
         <w:tblW w:w="0" w:type="auto"/>
         <w:tblInd w:w="1271" w:type="dxa"/>
-        <w:tblLook w:val="04A0" w:firstRow="1" w:lastRow="0" w:firstColumn="1" w:lastColumn="0" w:noHBand="0" w:noVBand="1"/>
+        <w:tblBorders>
+          <w:top w:val="single" w:color="auto" w:sz="4" w:space="0"/>
+          <w:left w:val="single" w:color="auto" w:sz="4" w:space="0"/>
+          <w:bottom w:val="single" w:color="auto" w:sz="4" w:space="0"/>
+          <w:right w:val="single" w:color="auto" w:sz="4" w:space="0"/>
+          <w:insideH w:val="single" w:color="auto" w:sz="4" w:space="0"/>
+          <w:insideV w:val="single" w:color="auto" w:sz="4" w:space="0"/>
+        </w:tblBorders>
+        <w:tblLayout w:type="autofit"/>
+        <w:tblCellMar>
+          <w:top w:w="0" w:type="dxa"/>
+          <w:left w:w="108" w:type="dxa"/>
+          <w:bottom w:w="0" w:type="dxa"/>
+          <w:right w:w="108" w:type="dxa"/>
+        </w:tblCellMar>
       </w:tblPr>
       <w:tblGrid>
         <w:gridCol w:w="1669"/>
@@ -3326,6 +3335,22 @@
         <w:gridCol w:w="1770"/>
       </w:tblGrid>
       <w:tr>
+        <w:tblPrEx>
+          <w:tblBorders>
+            <w:top w:val="single" w:color="auto" w:sz="4" w:space="0"/>
+            <w:left w:val="single" w:color="auto" w:sz="4" w:space="0"/>
+            <w:bottom w:val="single" w:color="auto" w:sz="4" w:space="0"/>
+            <w:right w:val="single" w:color="auto" w:sz="4" w:space="0"/>
+            <w:insideH w:val="single" w:color="auto" w:sz="4" w:space="0"/>
+            <w:insideV w:val="single" w:color="auto" w:sz="4" w:space="0"/>
+          </w:tblBorders>
+          <w:tblCellMar>
+            <w:top w:w="0" w:type="dxa"/>
+            <w:left w:w="108" w:type="dxa"/>
+            <w:bottom w:w="0" w:type="dxa"/>
+            <w:right w:w="108" w:type="dxa"/>
+          </w:tblCellMar>
+        </w:tblPrEx>
         <w:tc>
           <w:tcPr>
             <w:tcW w:w="1669" w:type="dxa"/>
@@ -3449,6 +3474,22 @@
         </w:tc>
       </w:tr>
       <w:tr>
+        <w:tblPrEx>
+          <w:tblBorders>
+            <w:top w:val="single" w:color="auto" w:sz="4" w:space="0"/>
+            <w:left w:val="single" w:color="auto" w:sz="4" w:space="0"/>
+            <w:bottom w:val="single" w:color="auto" w:sz="4" w:space="0"/>
+            <w:right w:val="single" w:color="auto" w:sz="4" w:space="0"/>
+            <w:insideH w:val="single" w:color="auto" w:sz="4" w:space="0"/>
+            <w:insideV w:val="single" w:color="auto" w:sz="4" w:space="0"/>
+          </w:tblBorders>
+          <w:tblCellMar>
+            <w:top w:w="0" w:type="dxa"/>
+            <w:left w:w="108" w:type="dxa"/>
+            <w:bottom w:w="0" w:type="dxa"/>
+            <w:right w:w="108" w:type="dxa"/>
+          </w:tblCellMar>
+        </w:tblPrEx>
         <w:tc>
           <w:tcPr>
             <w:tcW w:w="1669" w:type="dxa"/>
@@ -3597,7 +3638,6 @@
           <w:sz w:val="26"/>
           <w:szCs w:val="26"/>
         </w:rPr>
-        <w:lastRenderedPageBreak/>
         <w:t xml:space="preserve">Bài 3. </w:t>
       </w:r>
       <w:r>
@@ -3802,6 +3842,12 @@
           <w:szCs w:val="26"/>
         </w:rPr>
         <w:tab/>
+      </w:r>
+      <w:r>
+        <w:rPr>
+          <w:sz w:val="26"/>
+          <w:szCs w:val="26"/>
+        </w:rPr>
         <w:t>- Dòng thứ nhất chứa các số nguyên N, M, P, T, B: là số nhà, các nhà phải đón, số trạm xe buýt và số tiền đi taxi, xe buýt. (1 ≤ N ≤ 10</w:t>
       </w:r>
       <w:r>
@@ -3864,6 +3910,12 @@
           <w:szCs w:val="26"/>
         </w:rPr>
         <w:tab/>
+      </w:r>
+      <w:r>
+        <w:rPr>
+          <w:sz w:val="26"/>
+          <w:szCs w:val="26"/>
+        </w:rPr>
         <w:t>- Dòng thứ hai chứa M số nguyên là thứ tự các nhà phải đến, số thứ a</w:t>
       </w:r>
       <w:r>
@@ -3911,6 +3963,12 @@
           <w:szCs w:val="26"/>
         </w:rPr>
         <w:tab/>
+      </w:r>
+      <w:r>
+        <w:rPr>
+          <w:sz w:val="26"/>
+          <w:szCs w:val="26"/>
+        </w:rPr>
         <w:t>- Dòng cuối cùng chứa P số nguyên là vị trí các trạm xe buýt theo thứ tự tăng dần, số thứ b</w:t>
       </w:r>
       <w:r>
@@ -3988,16 +4046,46 @@
     </w:p>
     <w:tbl>
       <w:tblPr>
-        <w:tblStyle w:val="TableGrid"/>
+        <w:tblStyle w:val="6"/>
         <w:tblW w:w="0" w:type="auto"/>
         <w:jc w:val="center"/>
-        <w:tblLook w:val="04A0" w:firstRow="1" w:lastRow="0" w:firstColumn="1" w:lastColumn="0" w:noHBand="0" w:noVBand="1"/>
+        <w:tblBorders>
+          <w:top w:val="single" w:color="000000" w:themeColor="text1" w:sz="4" w:space="0"/>
+          <w:left w:val="single" w:color="000000" w:themeColor="text1" w:sz="4" w:space="0"/>
+          <w:bottom w:val="single" w:color="000000" w:themeColor="text1" w:sz="4" w:space="0"/>
+          <w:right w:val="single" w:color="000000" w:themeColor="text1" w:sz="4" w:space="0"/>
+          <w:insideH w:val="single" w:color="000000" w:themeColor="text1" w:sz="4" w:space="0"/>
+          <w:insideV w:val="single" w:color="000000" w:themeColor="text1" w:sz="4" w:space="0"/>
+        </w:tblBorders>
+        <w:tblLayout w:type="autofit"/>
+        <w:tblCellMar>
+          <w:top w:w="0" w:type="dxa"/>
+          <w:left w:w="108" w:type="dxa"/>
+          <w:bottom w:w="0" w:type="dxa"/>
+          <w:right w:w="108" w:type="dxa"/>
+        </w:tblCellMar>
       </w:tblPr>
       <w:tblGrid>
         <w:gridCol w:w="2036"/>
         <w:gridCol w:w="1177"/>
       </w:tblGrid>
       <w:tr>
+        <w:tblPrEx>
+          <w:tblBorders>
+            <w:top w:val="single" w:color="000000" w:themeColor="text1" w:sz="4" w:space="0"/>
+            <w:left w:val="single" w:color="000000" w:themeColor="text1" w:sz="4" w:space="0"/>
+            <w:bottom w:val="single" w:color="000000" w:themeColor="text1" w:sz="4" w:space="0"/>
+            <w:right w:val="single" w:color="000000" w:themeColor="text1" w:sz="4" w:space="0"/>
+            <w:insideH w:val="single" w:color="000000" w:themeColor="text1" w:sz="4" w:space="0"/>
+            <w:insideV w:val="single" w:color="000000" w:themeColor="text1" w:sz="4" w:space="0"/>
+          </w:tblBorders>
+          <w:tblCellMar>
+            <w:top w:w="0" w:type="dxa"/>
+            <w:left w:w="108" w:type="dxa"/>
+            <w:bottom w:w="0" w:type="dxa"/>
+            <w:right w:w="108" w:type="dxa"/>
+          </w:tblCellMar>
+        </w:tblPrEx>
         <w:trPr>
           <w:jc w:val="center"/>
         </w:trPr>
@@ -4047,6 +4135,22 @@
         </w:tc>
       </w:tr>
       <w:tr>
+        <w:tblPrEx>
+          <w:tblBorders>
+            <w:top w:val="single" w:color="000000" w:themeColor="text1" w:sz="4" w:space="0"/>
+            <w:left w:val="single" w:color="000000" w:themeColor="text1" w:sz="4" w:space="0"/>
+            <w:bottom w:val="single" w:color="000000" w:themeColor="text1" w:sz="4" w:space="0"/>
+            <w:right w:val="single" w:color="000000" w:themeColor="text1" w:sz="4" w:space="0"/>
+            <w:insideH w:val="single" w:color="000000" w:themeColor="text1" w:sz="4" w:space="0"/>
+            <w:insideV w:val="single" w:color="000000" w:themeColor="text1" w:sz="4" w:space="0"/>
+          </w:tblBorders>
+          <w:tblCellMar>
+            <w:top w:w="0" w:type="dxa"/>
+            <w:left w:w="108" w:type="dxa"/>
+            <w:bottom w:w="0" w:type="dxa"/>
+            <w:right w:w="108" w:type="dxa"/>
+          </w:tblCellMar>
+        </w:tblPrEx>
         <w:trPr>
           <w:jc w:val="center"/>
         </w:trPr>
@@ -4226,7 +4330,6 @@
           <w:sz w:val="26"/>
           <w:szCs w:val="26"/>
         </w:rPr>
-        <w:lastRenderedPageBreak/>
         <w:t>Subtask 2 (40%):</w:t>
       </w:r>
       <w:r>
@@ -4629,16 +4732,46 @@
     </w:p>
     <w:tbl>
       <w:tblPr>
-        <w:tblStyle w:val="TableGrid"/>
+        <w:tblStyle w:val="6"/>
         <w:tblW w:w="0" w:type="auto"/>
         <w:jc w:val="center"/>
-        <w:tblLook w:val="04A0" w:firstRow="1" w:lastRow="0" w:firstColumn="1" w:lastColumn="0" w:noHBand="0" w:noVBand="1"/>
+        <w:tblBorders>
+          <w:top w:val="single" w:color="000000" w:themeColor="text1" w:sz="4" w:space="0"/>
+          <w:left w:val="single" w:color="000000" w:themeColor="text1" w:sz="4" w:space="0"/>
+          <w:bottom w:val="single" w:color="000000" w:themeColor="text1" w:sz="4" w:space="0"/>
+          <w:right w:val="single" w:color="000000" w:themeColor="text1" w:sz="4" w:space="0"/>
+          <w:insideH w:val="single" w:color="000000" w:themeColor="text1" w:sz="4" w:space="0"/>
+          <w:insideV w:val="single" w:color="000000" w:themeColor="text1" w:sz="4" w:space="0"/>
+        </w:tblBorders>
+        <w:tblLayout w:type="autofit"/>
+        <w:tblCellMar>
+          <w:top w:w="0" w:type="dxa"/>
+          <w:left w:w="108" w:type="dxa"/>
+          <w:bottom w:w="0" w:type="dxa"/>
+          <w:right w:w="108" w:type="dxa"/>
+        </w:tblCellMar>
       </w:tblPr>
       <w:tblGrid>
         <w:gridCol w:w="1828"/>
         <w:gridCol w:w="1985"/>
       </w:tblGrid>
       <w:tr>
+        <w:tblPrEx>
+          <w:tblBorders>
+            <w:top w:val="single" w:color="000000" w:themeColor="text1" w:sz="4" w:space="0"/>
+            <w:left w:val="single" w:color="000000" w:themeColor="text1" w:sz="4" w:space="0"/>
+            <w:bottom w:val="single" w:color="000000" w:themeColor="text1" w:sz="4" w:space="0"/>
+            <w:right w:val="single" w:color="000000" w:themeColor="text1" w:sz="4" w:space="0"/>
+            <w:insideH w:val="single" w:color="000000" w:themeColor="text1" w:sz="4" w:space="0"/>
+            <w:insideV w:val="single" w:color="000000" w:themeColor="text1" w:sz="4" w:space="0"/>
+          </w:tblBorders>
+          <w:tblCellMar>
+            <w:top w:w="0" w:type="dxa"/>
+            <w:left w:w="108" w:type="dxa"/>
+            <w:bottom w:w="0" w:type="dxa"/>
+            <w:right w:w="108" w:type="dxa"/>
+          </w:tblCellMar>
+        </w:tblPrEx>
         <w:trPr>
           <w:jc w:val="center"/>
         </w:trPr>
@@ -4690,6 +4823,22 @@
         </w:tc>
       </w:tr>
       <w:tr>
+        <w:tblPrEx>
+          <w:tblBorders>
+            <w:top w:val="single" w:color="000000" w:themeColor="text1" w:sz="4" w:space="0"/>
+            <w:left w:val="single" w:color="000000" w:themeColor="text1" w:sz="4" w:space="0"/>
+            <w:bottom w:val="single" w:color="000000" w:themeColor="text1" w:sz="4" w:space="0"/>
+            <w:right w:val="single" w:color="000000" w:themeColor="text1" w:sz="4" w:space="0"/>
+            <w:insideH w:val="single" w:color="000000" w:themeColor="text1" w:sz="4" w:space="0"/>
+            <w:insideV w:val="single" w:color="000000" w:themeColor="text1" w:sz="4" w:space="0"/>
+          </w:tblBorders>
+          <w:tblCellMar>
+            <w:top w:w="0" w:type="dxa"/>
+            <w:left w:w="108" w:type="dxa"/>
+            <w:bottom w:w="0" w:type="dxa"/>
+            <w:right w:w="108" w:type="dxa"/>
+          </w:tblCellMar>
+        </w:tblPrEx>
         <w:trPr>
           <w:jc w:val="center"/>
         </w:trPr>
@@ -4893,31 +5042,7 @@
           <w:sz w:val="26"/>
           <w:szCs w:val="26"/>
         </w:rPr>
-        <w:t>----------</w:t>
-      </w:r>
-      <w:r>
-        <w:rPr>
-          <w:b/>
-          <w:sz w:val="26"/>
-          <w:szCs w:val="26"/>
-        </w:rPr>
-        <w:t>---HẾT</w:t>
-      </w:r>
-      <w:r>
-        <w:rPr>
-          <w:b/>
-          <w:sz w:val="26"/>
-          <w:szCs w:val="26"/>
-        </w:rPr>
-        <w:t>----------</w:t>
-      </w:r>
-      <w:r>
-        <w:rPr>
-          <w:b/>
-          <w:sz w:val="26"/>
-          <w:szCs w:val="26"/>
-        </w:rPr>
-        <w:t>---</w:t>
+        <w:t>-------------HẾT-------------</w:t>
       </w:r>
     </w:p>
     <w:p>
@@ -4947,21 +5072,32 @@
     </w:p>
     <w:tbl>
       <w:tblPr>
-        <w:tblStyle w:val="TableGrid0"/>
+        <w:tblStyle w:val="9"/>
         <w:tblW w:w="9086" w:type="dxa"/>
         <w:tblInd w:w="293" w:type="dxa"/>
+        <w:tblLayout w:type="autofit"/>
         <w:tblCellMar>
           <w:top w:w="6" w:type="dxa"/>
+          <w:left w:w="0" w:type="dxa"/>
+          <w:bottom w:w="0" w:type="dxa"/>
+          <w:right w:w="0" w:type="dxa"/>
         </w:tblCellMar>
-        <w:tblLook w:val="04A0" w:firstRow="1" w:lastRow="0" w:firstColumn="1" w:lastColumn="0" w:noHBand="0" w:noVBand="1"/>
       </w:tblPr>
       <w:tblGrid>
         <w:gridCol w:w="4337"/>
         <w:gridCol w:w="4749"/>
       </w:tblGrid>
       <w:tr>
+        <w:tblPrEx>
+          <w:tblCellMar>
+            <w:top w:w="6" w:type="dxa"/>
+            <w:left w:w="0" w:type="dxa"/>
+            <w:bottom w:w="0" w:type="dxa"/>
+            <w:right w:w="0" w:type="dxa"/>
+          </w:tblCellMar>
+        </w:tblPrEx>
         <w:trPr>
-          <w:trHeight w:val="1310"/>
+          <w:trHeight w:val="1310" w:hRule="atLeast"/>
         </w:trPr>
         <w:tc>
           <w:tcPr>
@@ -4991,7 +5127,6 @@
                 <w:sz w:val="26"/>
                 <w:szCs w:val="26"/>
               </w:rPr>
-              <w:lastRenderedPageBreak/>
               <w:t>SỞ GIÁO DỤC VÀ ĐÀO TẠO</w:t>
             </w:r>
           </w:p>
@@ -5156,7 +5291,7 @@
           <w:b/>
           <w:sz w:val="26"/>
           <w:szCs w:val="26"/>
-          <w:bdr w:val="single" w:sz="4" w:space="0" w:color="auto"/>
+          <w:bdr w:val="single" w:color="auto" w:sz="4" w:space="0"/>
         </w:rPr>
         <w:t>ĐỀ ĐỀ XUẤT</w:t>
       </w:r>
@@ -5242,7 +5377,7 @@
       <w:pPr>
         <w:numPr>
           <w:ilvl w:val="0"/>
-          <w:numId w:val="5"/>
+          <w:numId w:val="4"/>
         </w:numPr>
         <w:spacing w:after="0" w:line="240" w:lineRule="auto"/>
         <w:ind w:hanging="427"/>
@@ -5281,7 +5416,7 @@
       <w:pPr>
         <w:numPr>
           <w:ilvl w:val="0"/>
-          <w:numId w:val="5"/>
+          <w:numId w:val="4"/>
         </w:numPr>
         <w:spacing w:after="0" w:line="240" w:lineRule="auto"/>
         <w:ind w:hanging="427"/>
@@ -5350,86 +5485,368 @@
         </w:rPr>
         <w:t>----------- HẾT -----------</w:t>
       </w:r>
-      <w:bookmarkStart w:id="0" w:name="_GoBack"/>
-      <w:bookmarkEnd w:id="0"/>
     </w:p>
     <w:sectPr>
-      <w:pgSz w:w="11907" w:h="16840" w:code="9"/>
+      <w:pgSz w:w="11907" w:h="16840"/>
       <w:pgMar w:top="1134" w:right="1134" w:bottom="1134" w:left="1701" w:header="720" w:footer="720" w:gutter="0"/>
-      <w:cols w:space="720"/>
-      <w:docGrid w:linePitch="360"/>
+      <w:cols w:space="720" w:num="1"/>
+      <w:docGrid w:linePitch="360" w:charSpace="0"/>
     </w:sectPr>
   </w:body>
 </w:document>
 </file>
 
+<file path=word/endnotes.xml><?xml version="1.0" encoding="utf-8"?>
+<w:endnotes xmlns:wpc="http://schemas.microsoft.com/office/word/2010/wordprocessingCanvas" xmlns:mc="http://schemas.openxmlformats.org/markup-compatibility/2006" xmlns:o="urn:schemas-microsoft-com:office:office" xmlns:r="http://schemas.openxmlformats.org/officeDocument/2006/relationships" xmlns:m="http://schemas.openxmlformats.org/officeDocument/2006/math" xmlns:v="urn:schemas-microsoft-com:vml" xmlns:wp14="http://schemas.microsoft.com/office/word/2010/wordprocessingDrawing" xmlns:wp="http://schemas.openxmlformats.org/drawingml/2006/wordprocessingDrawing" xmlns:w="http://schemas.openxmlformats.org/wordprocessingml/2006/main" xmlns:w14="http://schemas.microsoft.com/office/word/2010/wordml" xmlns:w15="http://schemas.microsoft.com/office/word/2012/wordml" xmlns:w10="urn:schemas-microsoft-com:office:word" xmlns:wpg="http://schemas.microsoft.com/office/word/2010/wordprocessingGroup" xmlns:wpi="http://schemas.microsoft.com/office/word/2010/wordprocessingInk" xmlns:wne="http://schemas.microsoft.com/office/word/2006/wordml" xmlns:wps="http://schemas.microsoft.com/office/word/2010/wordprocessingShape" xmlns:wpsCustomData="http://www.wps.cn/officeDocument/2013/wpsCustomData" mc:Ignorable="w14 w15 wp14">
+  <w:endnote w:type="separator" w:id="0">
+    <w:p>
+      <w:pPr>
+        <w:spacing w:line="240" w:lineRule="auto"/>
+      </w:pPr>
+      <w:r>
+        <w:separator/>
+      </w:r>
+    </w:p>
+  </w:endnote>
+  <w:endnote w:type="continuationSeparator" w:id="1">
+    <w:p>
+      <w:pPr>
+        <w:spacing w:line="240" w:lineRule="auto"/>
+      </w:pPr>
+      <w:r>
+        <w:continuationSeparator/>
+      </w:r>
+    </w:p>
+  </w:endnote>
+</w:endnotes>
+</file>
+
+<file path=word/footnotes.xml><?xml version="1.0" encoding="utf-8"?>
+<w:footnotes xmlns:wpc="http://schemas.microsoft.com/office/word/2010/wordprocessingCanvas" xmlns:mc="http://schemas.openxmlformats.org/markup-compatibility/2006" xmlns:o="urn:schemas-microsoft-com:office:office" xmlns:r="http://schemas.openxmlformats.org/officeDocument/2006/relationships" xmlns:m="http://schemas.openxmlformats.org/officeDocument/2006/math" xmlns:v="urn:schemas-microsoft-com:vml" xmlns:wp14="http://schemas.microsoft.com/office/word/2010/wordprocessingDrawing" xmlns:wp="http://schemas.openxmlformats.org/drawingml/2006/wordprocessingDrawing" xmlns:w="http://schemas.openxmlformats.org/wordprocessingml/2006/main" xmlns:w14="http://schemas.microsoft.com/office/word/2010/wordml" xmlns:w15="http://schemas.microsoft.com/office/word/2012/wordml" xmlns:w10="urn:schemas-microsoft-com:office:word" xmlns:wpg="http://schemas.microsoft.com/office/word/2010/wordprocessingGroup" xmlns:wpi="http://schemas.microsoft.com/office/word/2010/wordprocessingInk" xmlns:wne="http://schemas.microsoft.com/office/word/2006/wordml" xmlns:wps="http://schemas.microsoft.com/office/word/2010/wordprocessingShape" xmlns:wpsCustomData="http://www.wps.cn/officeDocument/2013/wpsCustomData" mc:Ignorable="w14 w15 wp14">
+  <w:footnote w:type="separator" w:id="0">
+    <w:p>
+      <w:pPr>
+        <w:spacing w:before="0" w:after="0" w:line="296" w:lineRule="auto"/>
+      </w:pPr>
+      <w:r>
+        <w:separator/>
+      </w:r>
+    </w:p>
+  </w:footnote>
+  <w:footnote w:type="continuationSeparator" w:id="1">
+    <w:p>
+      <w:pPr>
+        <w:spacing w:before="0" w:after="0" w:line="296" w:lineRule="auto"/>
+      </w:pPr>
+      <w:r>
+        <w:continuationSeparator/>
+      </w:r>
+    </w:p>
+  </w:footnote>
+</w:footnotes>
+</file>
+
 <file path=word/numbering.xml><?xml version="1.0" encoding="utf-8"?>
-<w:numbering xmlns:wpc="http://schemas.microsoft.com/office/word/2010/wordprocessingCanvas" xmlns:cx="http://schemas.microsoft.com/office/drawing/2014/chartex" xmlns:mc="http://schemas.openxmlformats.org/markup-compatibility/2006" xmlns:o="urn:schemas-microsoft-com:office:office" xmlns:r="http://schemas.openxmlformats.org/officeDocument/2006/relationships" xmlns:m="http://schemas.openxmlformats.org/officeDocument/2006/math" xmlns:v="urn:schemas-microsoft-com:vml" xmlns:wp14="http://schemas.microsoft.com/office/word/2010/wordprocessingDrawing" xmlns:wp="http://schemas.openxmlformats.org/drawingml/2006/wordprocessingDrawing" xmlns:w10="urn:schemas-microsoft-com:office:word" xmlns:w="http://schemas.openxmlformats.org/wordprocessingml/2006/main" xmlns:w14="http://schemas.microsoft.com/office/word/2010/wordml" xmlns:w15="http://schemas.microsoft.com/office/word/2012/wordml" xmlns:w16se="http://schemas.microsoft.com/office/word/2015/wordml/symex" xmlns:wpg="http://schemas.microsoft.com/office/word/2010/wordprocessingGroup" xmlns:wpi="http://schemas.microsoft.com/office/word/2010/wordprocessingInk" xmlns:wne="http://schemas.microsoft.com/office/word/2006/wordml" xmlns:wps="http://schemas.microsoft.com/office/word/2010/wordprocessingShape" mc:Ignorable="w14 w15 w16se wp14">
-  <w:abstractNum w:abstractNumId="0" w15:restartNumberingAfterBreak="0">
+<w:numbering xmlns:wpc="http://schemas.microsoft.com/office/word/2010/wordprocessingCanvas" xmlns:mc="http://schemas.openxmlformats.org/markup-compatibility/2006" xmlns:o="urn:schemas-microsoft-com:office:office" xmlns:r="http://schemas.openxmlformats.org/officeDocument/2006/relationships" xmlns:m="http://schemas.openxmlformats.org/officeDocument/2006/math" xmlns:v="urn:schemas-microsoft-com:vml" xmlns:wp14="http://schemas.microsoft.com/office/word/2010/wordprocessingDrawing" xmlns:wp="http://schemas.openxmlformats.org/drawingml/2006/wordprocessingDrawing" xmlns:w10="urn:schemas-microsoft-com:office:word" xmlns:w="http://schemas.openxmlformats.org/wordprocessingml/2006/main" xmlns:w14="http://schemas.microsoft.com/office/word/2010/wordml" xmlns:wpg="http://schemas.microsoft.com/office/word/2010/wordprocessingGroup" xmlns:wpi="http://schemas.microsoft.com/office/word/2010/wordprocessingInk" xmlns:wne="http://schemas.microsoft.com/office/word/2006/wordml" xmlns:wps="http://schemas.microsoft.com/office/word/2010/wordprocessingShape" xmlns:wpsCustomData="http://www.wps.cn/officeDocument/2013/wpsCustomData" mc:Ignorable="w14 wp14">
+  <w:abstractNum w:abstractNumId="0">
     <w:nsid w:val="086D741D"/>
     <w:multiLevelType w:val="multilevel"/>
-    <w:tmpl w:val="ADA2A61C"/>
-    <w:lvl w:ilvl="0">
+    <w:tmpl w:val="086D741D"/>
+    <w:lvl w:ilvl="0" w:tentative="0">
       <w:start w:val="1"/>
       <w:numFmt w:val="bullet"/>
       <w:lvlText w:val="•"/>
       <w:lvlJc w:val="left"/>
     </w:lvl>
-    <w:lvl w:ilvl="1">
+    <w:lvl w:ilvl="1" w:tentative="0">
+      <w:start w:val="0"/>
       <w:numFmt w:val="decimal"/>
       <w:lvlText w:val=""/>
       <w:lvlJc w:val="left"/>
     </w:lvl>
-    <w:lvl w:ilvl="2">
+    <w:lvl w:ilvl="2" w:tentative="0">
+      <w:start w:val="0"/>
       <w:numFmt w:val="decimal"/>
       <w:lvlText w:val=""/>
       <w:lvlJc w:val="left"/>
     </w:lvl>
-    <w:lvl w:ilvl="3">
+    <w:lvl w:ilvl="3" w:tentative="0">
+      <w:start w:val="0"/>
       <w:numFmt w:val="decimal"/>
       <w:lvlText w:val=""/>
       <w:lvlJc w:val="left"/>
     </w:lvl>
-    <w:lvl w:ilvl="4">
+    <w:lvl w:ilvl="4" w:tentative="0">
+      <w:start w:val="0"/>
       <w:numFmt w:val="decimal"/>
       <w:lvlText w:val=""/>
       <w:lvlJc w:val="left"/>
     </w:lvl>
-    <w:lvl w:ilvl="5">
+    <w:lvl w:ilvl="5" w:tentative="0">
+      <w:start w:val="0"/>
       <w:numFmt w:val="decimal"/>
       <w:lvlText w:val=""/>
       <w:lvlJc w:val="left"/>
     </w:lvl>
-    <w:lvl w:ilvl="6">
+    <w:lvl w:ilvl="6" w:tentative="0">
+      <w:start w:val="0"/>
       <w:numFmt w:val="decimal"/>
       <w:lvlText w:val=""/>
       <w:lvlJc w:val="left"/>
     </w:lvl>
-    <w:lvl w:ilvl="7">
+    <w:lvl w:ilvl="7" w:tentative="0">
+      <w:start w:val="0"/>
       <w:numFmt w:val="decimal"/>
       <w:lvlText w:val=""/>
       <w:lvlJc w:val="left"/>
     </w:lvl>
-    <w:lvl w:ilvl="8">
+    <w:lvl w:ilvl="8" w:tentative="0">
+      <w:start w:val="0"/>
       <w:numFmt w:val="decimal"/>
       <w:lvlText w:val=""/>
       <w:lvlJc w:val="left"/>
     </w:lvl>
   </w:abstractNum>
-  <w:abstractNum w:abstractNumId="1" w15:restartNumberingAfterBreak="0">
-    <w:nsid w:val="2E6172F6"/>
-    <w:multiLevelType w:val="hybridMultilevel"/>
-    <w:tmpl w:val="1F0A1B0C"/>
-    <w:lvl w:ilvl="0" w:tplc="EE26C900">
+  <w:abstractNum w:abstractNumId="1">
+    <w:nsid w:val="5459218D"/>
+    <w:multiLevelType w:val="multilevel"/>
+    <w:tmpl w:val="5459218D"/>
+    <w:lvl w:ilvl="0" w:tentative="0">
+      <w:start w:val="1"/>
+      <w:numFmt w:val="bullet"/>
+      <w:lvlText w:val=""/>
+      <w:lvlJc w:val="left"/>
+      <w:pPr>
+        <w:ind w:left="780" w:hanging="360"/>
+      </w:pPr>
+      <w:rPr>
+        <w:rFonts w:hint="default" w:ascii="Symbol" w:hAnsi="Symbol"/>
+      </w:rPr>
+    </w:lvl>
+    <w:lvl w:ilvl="1" w:tentative="0">
+      <w:start w:val="1"/>
+      <w:numFmt w:val="bullet"/>
+      <w:lvlText w:val="o"/>
+      <w:lvlJc w:val="left"/>
+      <w:pPr>
+        <w:ind w:left="1500" w:hanging="360"/>
+      </w:pPr>
+      <w:rPr>
+        <w:rFonts w:hint="default" w:ascii="Courier New" w:hAnsi="Courier New" w:cs="Courier New"/>
+      </w:rPr>
+    </w:lvl>
+    <w:lvl w:ilvl="2" w:tentative="0">
+      <w:start w:val="1"/>
+      <w:numFmt w:val="bullet"/>
+      <w:lvlText w:val=""/>
+      <w:lvlJc w:val="left"/>
+      <w:pPr>
+        <w:ind w:left="2220" w:hanging="360"/>
+      </w:pPr>
+      <w:rPr>
+        <w:rFonts w:hint="default" w:ascii="Wingdings" w:hAnsi="Wingdings"/>
+      </w:rPr>
+    </w:lvl>
+    <w:lvl w:ilvl="3" w:tentative="0">
+      <w:start w:val="1"/>
+      <w:numFmt w:val="bullet"/>
+      <w:lvlText w:val=""/>
+      <w:lvlJc w:val="left"/>
+      <w:pPr>
+        <w:ind w:left="2940" w:hanging="360"/>
+      </w:pPr>
+      <w:rPr>
+        <w:rFonts w:hint="default" w:ascii="Symbol" w:hAnsi="Symbol"/>
+      </w:rPr>
+    </w:lvl>
+    <w:lvl w:ilvl="4" w:tentative="0">
+      <w:start w:val="1"/>
+      <w:numFmt w:val="bullet"/>
+      <w:lvlText w:val="o"/>
+      <w:lvlJc w:val="left"/>
+      <w:pPr>
+        <w:ind w:left="3660" w:hanging="360"/>
+      </w:pPr>
+      <w:rPr>
+        <w:rFonts w:hint="default" w:ascii="Courier New" w:hAnsi="Courier New" w:cs="Courier New"/>
+      </w:rPr>
+    </w:lvl>
+    <w:lvl w:ilvl="5" w:tentative="0">
+      <w:start w:val="1"/>
+      <w:numFmt w:val="bullet"/>
+      <w:lvlText w:val=""/>
+      <w:lvlJc w:val="left"/>
+      <w:pPr>
+        <w:ind w:left="4380" w:hanging="360"/>
+      </w:pPr>
+      <w:rPr>
+        <w:rFonts w:hint="default" w:ascii="Wingdings" w:hAnsi="Wingdings"/>
+      </w:rPr>
+    </w:lvl>
+    <w:lvl w:ilvl="6" w:tentative="0">
+      <w:start w:val="1"/>
+      <w:numFmt w:val="bullet"/>
+      <w:lvlText w:val=""/>
+      <w:lvlJc w:val="left"/>
+      <w:pPr>
+        <w:ind w:left="5100" w:hanging="360"/>
+      </w:pPr>
+      <w:rPr>
+        <w:rFonts w:hint="default" w:ascii="Symbol" w:hAnsi="Symbol"/>
+      </w:rPr>
+    </w:lvl>
+    <w:lvl w:ilvl="7" w:tentative="0">
+      <w:start w:val="1"/>
+      <w:numFmt w:val="bullet"/>
+      <w:lvlText w:val="o"/>
+      <w:lvlJc w:val="left"/>
+      <w:pPr>
+        <w:ind w:left="5820" w:hanging="360"/>
+      </w:pPr>
+      <w:rPr>
+        <w:rFonts w:hint="default" w:ascii="Courier New" w:hAnsi="Courier New" w:cs="Courier New"/>
+      </w:rPr>
+    </w:lvl>
+    <w:lvl w:ilvl="8" w:tentative="0">
+      <w:start w:val="1"/>
+      <w:numFmt w:val="bullet"/>
+      <w:lvlText w:val=""/>
+      <w:lvlJc w:val="left"/>
+      <w:pPr>
+        <w:ind w:left="6540" w:hanging="360"/>
+      </w:pPr>
+      <w:rPr>
+        <w:rFonts w:hint="default" w:ascii="Wingdings" w:hAnsi="Wingdings"/>
+      </w:rPr>
+    </w:lvl>
+  </w:abstractNum>
+  <w:abstractNum w:abstractNumId="2">
+    <w:nsid w:val="57EE0C7B"/>
+    <w:multiLevelType w:val="multilevel"/>
+    <w:tmpl w:val="57EE0C7B"/>
+    <w:lvl w:ilvl="0" w:tentative="0">
+      <w:start w:val="0"/>
+      <w:numFmt w:val="bullet"/>
+      <w:lvlText w:val="-"/>
+      <w:lvlJc w:val="left"/>
+      <w:pPr>
+        <w:ind w:left="720" w:hanging="360"/>
+      </w:pPr>
+      <w:rPr>
+        <w:rFonts w:hint="default" w:ascii="Times New Roman" w:hAnsi="Times New Roman" w:cs="Times New Roman" w:eastAsiaTheme="minorHAnsi"/>
+      </w:rPr>
+    </w:lvl>
+    <w:lvl w:ilvl="1" w:tentative="0">
+      <w:start w:val="1"/>
+      <w:numFmt w:val="bullet"/>
+      <w:lvlText w:val="o"/>
+      <w:lvlJc w:val="left"/>
+      <w:pPr>
+        <w:ind w:left="1440" w:hanging="360"/>
+      </w:pPr>
+      <w:rPr>
+        <w:rFonts w:hint="default" w:ascii="Courier New" w:hAnsi="Courier New" w:cs="Courier New"/>
+      </w:rPr>
+    </w:lvl>
+    <w:lvl w:ilvl="2" w:tentative="0">
+      <w:start w:val="1"/>
+      <w:numFmt w:val="bullet"/>
+      <w:lvlText w:val=""/>
+      <w:lvlJc w:val="left"/>
+      <w:pPr>
+        <w:ind w:left="2160" w:hanging="360"/>
+      </w:pPr>
+      <w:rPr>
+        <w:rFonts w:hint="default" w:ascii="Wingdings" w:hAnsi="Wingdings"/>
+      </w:rPr>
+    </w:lvl>
+    <w:lvl w:ilvl="3" w:tentative="0">
+      <w:start w:val="1"/>
+      <w:numFmt w:val="bullet"/>
+      <w:lvlText w:val=""/>
+      <w:lvlJc w:val="left"/>
+      <w:pPr>
+        <w:ind w:left="2880" w:hanging="360"/>
+      </w:pPr>
+      <w:rPr>
+        <w:rFonts w:hint="default" w:ascii="Symbol" w:hAnsi="Symbol"/>
+      </w:rPr>
+    </w:lvl>
+    <w:lvl w:ilvl="4" w:tentative="0">
+      <w:start w:val="1"/>
+      <w:numFmt w:val="bullet"/>
+      <w:lvlText w:val="o"/>
+      <w:lvlJc w:val="left"/>
+      <w:pPr>
+        <w:ind w:left="3600" w:hanging="360"/>
+      </w:pPr>
+      <w:rPr>
+        <w:rFonts w:hint="default" w:ascii="Courier New" w:hAnsi="Courier New" w:cs="Courier New"/>
+      </w:rPr>
+    </w:lvl>
+    <w:lvl w:ilvl="5" w:tentative="0">
+      <w:start w:val="1"/>
+      <w:numFmt w:val="bullet"/>
+      <w:lvlText w:val=""/>
+      <w:lvlJc w:val="left"/>
+      <w:pPr>
+        <w:ind w:left="4320" w:hanging="360"/>
+      </w:pPr>
+      <w:rPr>
+        <w:rFonts w:hint="default" w:ascii="Wingdings" w:hAnsi="Wingdings"/>
+      </w:rPr>
+    </w:lvl>
+    <w:lvl w:ilvl="6" w:tentative="0">
+      <w:start w:val="1"/>
+      <w:numFmt w:val="bullet"/>
+      <w:lvlText w:val=""/>
+      <w:lvlJc w:val="left"/>
+      <w:pPr>
+        <w:ind w:left="5040" w:hanging="360"/>
+      </w:pPr>
+      <w:rPr>
+        <w:rFonts w:hint="default" w:ascii="Symbol" w:hAnsi="Symbol"/>
+      </w:rPr>
+    </w:lvl>
+    <w:lvl w:ilvl="7" w:tentative="0">
+      <w:start w:val="1"/>
+      <w:numFmt w:val="bullet"/>
+      <w:lvlText w:val="o"/>
+      <w:lvlJc w:val="left"/>
+      <w:pPr>
+        <w:ind w:left="5760" w:hanging="360"/>
+      </w:pPr>
+      <w:rPr>
+        <w:rFonts w:hint="default" w:ascii="Courier New" w:hAnsi="Courier New" w:cs="Courier New"/>
+      </w:rPr>
+    </w:lvl>
+    <w:lvl w:ilvl="8" w:tentative="0">
+      <w:start w:val="1"/>
+      <w:numFmt w:val="bullet"/>
+      <w:lvlText w:val=""/>
+      <w:lvlJc w:val="left"/>
+      <w:pPr>
+        <w:ind w:left="6480" w:hanging="360"/>
+      </w:pPr>
+      <w:rPr>
+        <w:rFonts w:hint="default" w:ascii="Wingdings" w:hAnsi="Wingdings"/>
+      </w:rPr>
+    </w:lvl>
+  </w:abstractNum>
+  <w:abstractNum w:abstractNumId="3">
+    <w:nsid w:val="701B7DDF"/>
+    <w:multiLevelType w:val="multilevel"/>
+    <w:tmpl w:val="701B7DDF"/>
+    <w:lvl w:ilvl="0" w:tentative="0">
       <w:start w:val="1"/>
       <w:numFmt w:val="bullet"/>
       <w:lvlText w:val="-"/>
       <w:lvlJc w:val="left"/>
       <w:pPr>
-        <w:ind w:left="958"/>
+        <w:ind w:left="650"/>
       </w:pPr>
       <w:rPr>
-        <w:rFonts w:ascii="Times New Roman" w:eastAsia="Times New Roman" w:hAnsi="Times New Roman" w:cs="Times New Roman"/>
+        <w:rFonts w:ascii="Times New Roman" w:hAnsi="Times New Roman" w:eastAsia="Times New Roman" w:cs="Times New Roman"/>
         <w:b w:val="0"/>
         <w:i w:val="0"/>
         <w:strike w:val="0"/>
@@ -5438,21 +5855,20 @@
         <w:sz w:val="28"/>
         <w:szCs w:val="28"/>
         <w:u w:val="none" w:color="000000"/>
-        <w:bdr w:val="none" w:sz="0" w:space="0" w:color="auto"/>
         <w:shd w:val="clear" w:color="auto" w:fill="auto"/>
         <w:vertAlign w:val="baseline"/>
       </w:rPr>
     </w:lvl>
-    <w:lvl w:ilvl="1" w:tplc="85D0EB52">
+    <w:lvl w:ilvl="1" w:tentative="0">
       <w:start w:val="1"/>
       <w:numFmt w:val="bullet"/>
       <w:lvlText w:val="o"/>
       <w:lvlJc w:val="left"/>
       <w:pPr>
-        <w:ind w:left="1908"/>
+        <w:ind w:left="1416"/>
       </w:pPr>
       <w:rPr>
-        <w:rFonts w:ascii="Times New Roman" w:eastAsia="Times New Roman" w:hAnsi="Times New Roman" w:cs="Times New Roman"/>
+        <w:rFonts w:ascii="Times New Roman" w:hAnsi="Times New Roman" w:eastAsia="Times New Roman" w:cs="Times New Roman"/>
         <w:b w:val="0"/>
         <w:i w:val="0"/>
         <w:strike w:val="0"/>
@@ -5461,21 +5877,20 @@
         <w:sz w:val="28"/>
         <w:szCs w:val="28"/>
         <w:u w:val="none" w:color="000000"/>
-        <w:bdr w:val="none" w:sz="0" w:space="0" w:color="auto"/>
         <w:shd w:val="clear" w:color="auto" w:fill="auto"/>
         <w:vertAlign w:val="baseline"/>
       </w:rPr>
     </w:lvl>
-    <w:lvl w:ilvl="2" w:tplc="70447A7E">
+    <w:lvl w:ilvl="2" w:tentative="0">
       <w:start w:val="1"/>
       <w:numFmt w:val="bullet"/>
       <w:lvlText w:val="▪"/>
       <w:lvlJc w:val="left"/>
       <w:pPr>
-        <w:ind w:left="2628"/>
+        <w:ind w:left="2136"/>
       </w:pPr>
       <w:rPr>
-        <w:rFonts w:ascii="Times New Roman" w:eastAsia="Times New Roman" w:hAnsi="Times New Roman" w:cs="Times New Roman"/>
+        <w:rFonts w:ascii="Times New Roman" w:hAnsi="Times New Roman" w:eastAsia="Times New Roman" w:cs="Times New Roman"/>
         <w:b w:val="0"/>
         <w:i w:val="0"/>
         <w:strike w:val="0"/>
@@ -5484,21 +5899,20 @@
         <w:sz w:val="28"/>
         <w:szCs w:val="28"/>
         <w:u w:val="none" w:color="000000"/>
-        <w:bdr w:val="none" w:sz="0" w:space="0" w:color="auto"/>
         <w:shd w:val="clear" w:color="auto" w:fill="auto"/>
         <w:vertAlign w:val="baseline"/>
       </w:rPr>
     </w:lvl>
-    <w:lvl w:ilvl="3" w:tplc="BA668BFC">
+    <w:lvl w:ilvl="3" w:tentative="0">
       <w:start w:val="1"/>
       <w:numFmt w:val="bullet"/>
       <w:lvlText w:val="•"/>
       <w:lvlJc w:val="left"/>
       <w:pPr>
-        <w:ind w:left="3348"/>
+        <w:ind w:left="2856"/>
       </w:pPr>
       <w:rPr>
-        <w:rFonts w:ascii="Times New Roman" w:eastAsia="Times New Roman" w:hAnsi="Times New Roman" w:cs="Times New Roman"/>
+        <w:rFonts w:ascii="Times New Roman" w:hAnsi="Times New Roman" w:eastAsia="Times New Roman" w:cs="Times New Roman"/>
         <w:b w:val="0"/>
         <w:i w:val="0"/>
         <w:strike w:val="0"/>
@@ -5507,21 +5921,20 @@
         <w:sz w:val="28"/>
         <w:szCs w:val="28"/>
         <w:u w:val="none" w:color="000000"/>
-        <w:bdr w:val="none" w:sz="0" w:space="0" w:color="auto"/>
         <w:shd w:val="clear" w:color="auto" w:fill="auto"/>
         <w:vertAlign w:val="baseline"/>
       </w:rPr>
     </w:lvl>
-    <w:lvl w:ilvl="4" w:tplc="D02CE7D4">
+    <w:lvl w:ilvl="4" w:tentative="0">
       <w:start w:val="1"/>
       <w:numFmt w:val="bullet"/>
       <w:lvlText w:val="o"/>
       <w:lvlJc w:val="left"/>
       <w:pPr>
-        <w:ind w:left="4068"/>
+        <w:ind w:left="3576"/>
       </w:pPr>
       <w:rPr>
-        <w:rFonts w:ascii="Times New Roman" w:eastAsia="Times New Roman" w:hAnsi="Times New Roman" w:cs="Times New Roman"/>
+        <w:rFonts w:ascii="Times New Roman" w:hAnsi="Times New Roman" w:eastAsia="Times New Roman" w:cs="Times New Roman"/>
         <w:b w:val="0"/>
         <w:i w:val="0"/>
         <w:strike w:val="0"/>
@@ -5530,21 +5943,20 @@
         <w:sz w:val="28"/>
         <w:szCs w:val="28"/>
         <w:u w:val="none" w:color="000000"/>
-        <w:bdr w:val="none" w:sz="0" w:space="0" w:color="auto"/>
         <w:shd w:val="clear" w:color="auto" w:fill="auto"/>
         <w:vertAlign w:val="baseline"/>
       </w:rPr>
     </w:lvl>
-    <w:lvl w:ilvl="5" w:tplc="37B8FDC2">
+    <w:lvl w:ilvl="5" w:tentative="0">
       <w:start w:val="1"/>
       <w:numFmt w:val="bullet"/>
       <w:lvlText w:val="▪"/>
       <w:lvlJc w:val="left"/>
       <w:pPr>
-        <w:ind w:left="4788"/>
+        <w:ind w:left="4296"/>
       </w:pPr>
       <w:rPr>
-        <w:rFonts w:ascii="Times New Roman" w:eastAsia="Times New Roman" w:hAnsi="Times New Roman" w:cs="Times New Roman"/>
+        <w:rFonts w:ascii="Times New Roman" w:hAnsi="Times New Roman" w:eastAsia="Times New Roman" w:cs="Times New Roman"/>
         <w:b w:val="0"/>
         <w:i w:val="0"/>
         <w:strike w:val="0"/>
@@ -5553,21 +5965,20 @@
         <w:sz w:val="28"/>
         <w:szCs w:val="28"/>
         <w:u w:val="none" w:color="000000"/>
-        <w:bdr w:val="none" w:sz="0" w:space="0" w:color="auto"/>
         <w:shd w:val="clear" w:color="auto" w:fill="auto"/>
         <w:vertAlign w:val="baseline"/>
       </w:rPr>
     </w:lvl>
-    <w:lvl w:ilvl="6" w:tplc="C49E85F2">
+    <w:lvl w:ilvl="6" w:tentative="0">
       <w:start w:val="1"/>
       <w:numFmt w:val="bullet"/>
       <w:lvlText w:val="•"/>
       <w:lvlJc w:val="left"/>
       <w:pPr>
-        <w:ind w:left="5508"/>
+        <w:ind w:left="5016"/>
       </w:pPr>
       <w:rPr>
-        <w:rFonts w:ascii="Times New Roman" w:eastAsia="Times New Roman" w:hAnsi="Times New Roman" w:cs="Times New Roman"/>
+        <w:rFonts w:ascii="Times New Roman" w:hAnsi="Times New Roman" w:eastAsia="Times New Roman" w:cs="Times New Roman"/>
         <w:b w:val="0"/>
         <w:i w:val="0"/>
         <w:strike w:val="0"/>
@@ -5576,21 +5987,20 @@
         <w:sz w:val="28"/>
         <w:szCs w:val="28"/>
         <w:u w:val="none" w:color="000000"/>
-        <w:bdr w:val="none" w:sz="0" w:space="0" w:color="auto"/>
         <w:shd w:val="clear" w:color="auto" w:fill="auto"/>
         <w:vertAlign w:val="baseline"/>
       </w:rPr>
     </w:lvl>
-    <w:lvl w:ilvl="7" w:tplc="2E700002">
+    <w:lvl w:ilvl="7" w:tentative="0">
       <w:start w:val="1"/>
       <w:numFmt w:val="bullet"/>
       <w:lvlText w:val="o"/>
       <w:lvlJc w:val="left"/>
       <w:pPr>
-        <w:ind w:left="6228"/>
+        <w:ind w:left="5736"/>
       </w:pPr>
       <w:rPr>
-        <w:rFonts w:ascii="Times New Roman" w:eastAsia="Times New Roman" w:hAnsi="Times New Roman" w:cs="Times New Roman"/>
+        <w:rFonts w:ascii="Times New Roman" w:hAnsi="Times New Roman" w:eastAsia="Times New Roman" w:cs="Times New Roman"/>
         <w:b w:val="0"/>
         <w:i w:val="0"/>
         <w:strike w:val="0"/>
@@ -5599,21 +6009,20 @@
         <w:sz w:val="28"/>
         <w:szCs w:val="28"/>
         <w:u w:val="none" w:color="000000"/>
-        <w:bdr w:val="none" w:sz="0" w:space="0" w:color="auto"/>
         <w:shd w:val="clear" w:color="auto" w:fill="auto"/>
         <w:vertAlign w:val="baseline"/>
       </w:rPr>
     </w:lvl>
-    <w:lvl w:ilvl="8" w:tplc="AB6E493E">
+    <w:lvl w:ilvl="8" w:tentative="0">
       <w:start w:val="1"/>
       <w:numFmt w:val="bullet"/>
       <w:lvlText w:val="▪"/>
       <w:lvlJc w:val="left"/>
       <w:pPr>
-        <w:ind w:left="6948"/>
+        <w:ind w:left="6456"/>
       </w:pPr>
       <w:rPr>
-        <w:rFonts w:ascii="Times New Roman" w:eastAsia="Times New Roman" w:hAnsi="Times New Roman" w:cs="Times New Roman"/>
+        <w:rFonts w:ascii="Times New Roman" w:hAnsi="Times New Roman" w:eastAsia="Times New Roman" w:cs="Times New Roman"/>
         <w:b w:val="0"/>
         <w:i w:val="0"/>
         <w:strike w:val="0"/>
@@ -5622,811 +6031,8 @@
         <w:sz w:val="28"/>
         <w:szCs w:val="28"/>
         <w:u w:val="none" w:color="000000"/>
-        <w:bdr w:val="none" w:sz="0" w:space="0" w:color="auto"/>
         <w:shd w:val="clear" w:color="auto" w:fill="auto"/>
         <w:vertAlign w:val="baseline"/>
-      </w:rPr>
-    </w:lvl>
-  </w:abstractNum>
-  <w:abstractNum w:abstractNumId="2" w15:restartNumberingAfterBreak="0">
-    <w:nsid w:val="421843CD"/>
-    <w:multiLevelType w:val="hybridMultilevel"/>
-    <w:tmpl w:val="A45A8740"/>
-    <w:lvl w:ilvl="0" w:tplc="042A0001">
-      <w:start w:val="1"/>
-      <w:numFmt w:val="bullet"/>
-      <w:lvlText w:val=""/>
-      <w:lvlJc w:val="left"/>
-      <w:pPr>
-        <w:ind w:left="360" w:hanging="360"/>
-      </w:pPr>
-      <w:rPr>
-        <w:rFonts w:ascii="Symbol" w:hAnsi="Symbol" w:hint="default"/>
-      </w:rPr>
-    </w:lvl>
-    <w:lvl w:ilvl="1" w:tplc="042A0003" w:tentative="1">
-      <w:start w:val="1"/>
-      <w:numFmt w:val="bullet"/>
-      <w:lvlText w:val="o"/>
-      <w:lvlJc w:val="left"/>
-      <w:pPr>
-        <w:ind w:left="1440" w:hanging="360"/>
-      </w:pPr>
-      <w:rPr>
-        <w:rFonts w:ascii="Courier New" w:hAnsi="Courier New" w:cs="Courier New" w:hint="default"/>
-      </w:rPr>
-    </w:lvl>
-    <w:lvl w:ilvl="2" w:tplc="042A0005" w:tentative="1">
-      <w:start w:val="1"/>
-      <w:numFmt w:val="bullet"/>
-      <w:lvlText w:val=""/>
-      <w:lvlJc w:val="left"/>
-      <w:pPr>
-        <w:ind w:left="2160" w:hanging="360"/>
-      </w:pPr>
-      <w:rPr>
-        <w:rFonts w:ascii="Wingdings" w:hAnsi="Wingdings" w:hint="default"/>
-      </w:rPr>
-    </w:lvl>
-    <w:lvl w:ilvl="3" w:tplc="042A0001" w:tentative="1">
-      <w:start w:val="1"/>
-      <w:numFmt w:val="bullet"/>
-      <w:lvlText w:val=""/>
-      <w:lvlJc w:val="left"/>
-      <w:pPr>
-        <w:ind w:left="2880" w:hanging="360"/>
-      </w:pPr>
-      <w:rPr>
-        <w:rFonts w:ascii="Symbol" w:hAnsi="Symbol" w:hint="default"/>
-      </w:rPr>
-    </w:lvl>
-    <w:lvl w:ilvl="4" w:tplc="042A0003" w:tentative="1">
-      <w:start w:val="1"/>
-      <w:numFmt w:val="bullet"/>
-      <w:lvlText w:val="o"/>
-      <w:lvlJc w:val="left"/>
-      <w:pPr>
-        <w:ind w:left="3600" w:hanging="360"/>
-      </w:pPr>
-      <w:rPr>
-        <w:rFonts w:ascii="Courier New" w:hAnsi="Courier New" w:cs="Courier New" w:hint="default"/>
-      </w:rPr>
-    </w:lvl>
-    <w:lvl w:ilvl="5" w:tplc="042A0005" w:tentative="1">
-      <w:start w:val="1"/>
-      <w:numFmt w:val="bullet"/>
-      <w:lvlText w:val=""/>
-      <w:lvlJc w:val="left"/>
-      <w:pPr>
-        <w:ind w:left="4320" w:hanging="360"/>
-      </w:pPr>
-      <w:rPr>
-        <w:rFonts w:ascii="Wingdings" w:hAnsi="Wingdings" w:hint="default"/>
-      </w:rPr>
-    </w:lvl>
-    <w:lvl w:ilvl="6" w:tplc="042A0001" w:tentative="1">
-      <w:start w:val="1"/>
-      <w:numFmt w:val="bullet"/>
-      <w:lvlText w:val=""/>
-      <w:lvlJc w:val="left"/>
-      <w:pPr>
-        <w:ind w:left="5040" w:hanging="360"/>
-      </w:pPr>
-      <w:rPr>
-        <w:rFonts w:ascii="Symbol" w:hAnsi="Symbol" w:hint="default"/>
-      </w:rPr>
-    </w:lvl>
-    <w:lvl w:ilvl="7" w:tplc="042A0003" w:tentative="1">
-      <w:start w:val="1"/>
-      <w:numFmt w:val="bullet"/>
-      <w:lvlText w:val="o"/>
-      <w:lvlJc w:val="left"/>
-      <w:pPr>
-        <w:ind w:left="5760" w:hanging="360"/>
-      </w:pPr>
-      <w:rPr>
-        <w:rFonts w:ascii="Courier New" w:hAnsi="Courier New" w:cs="Courier New" w:hint="default"/>
-      </w:rPr>
-    </w:lvl>
-    <w:lvl w:ilvl="8" w:tplc="042A0005" w:tentative="1">
-      <w:start w:val="1"/>
-      <w:numFmt w:val="bullet"/>
-      <w:lvlText w:val=""/>
-      <w:lvlJc w:val="left"/>
-      <w:pPr>
-        <w:ind w:left="6480" w:hanging="360"/>
-      </w:pPr>
-      <w:rPr>
-        <w:rFonts w:ascii="Wingdings" w:hAnsi="Wingdings" w:hint="default"/>
-      </w:rPr>
-    </w:lvl>
-  </w:abstractNum>
-  <w:abstractNum w:abstractNumId="3" w15:restartNumberingAfterBreak="0">
-    <w:nsid w:val="424F1D9B"/>
-    <w:multiLevelType w:val="hybridMultilevel"/>
-    <w:tmpl w:val="E42AB28E"/>
-    <w:lvl w:ilvl="0" w:tplc="04090001">
-      <w:start w:val="1"/>
-      <w:numFmt w:val="bullet"/>
-      <w:lvlText w:val=""/>
-      <w:lvlJc w:val="left"/>
-      <w:pPr>
-        <w:tabs>
-          <w:tab w:val="num" w:pos="360"/>
-        </w:tabs>
-        <w:ind w:left="360" w:hanging="360"/>
-      </w:pPr>
-      <w:rPr>
-        <w:rFonts w:ascii="Symbol" w:hAnsi="Symbol" w:hint="default"/>
-      </w:rPr>
-    </w:lvl>
-    <w:lvl w:ilvl="1" w:tplc="0409000F">
-      <w:start w:val="1"/>
-      <w:numFmt w:val="decimal"/>
-      <w:lvlText w:val="%2."/>
-      <w:lvlJc w:val="left"/>
-      <w:pPr>
-        <w:tabs>
-          <w:tab w:val="num" w:pos="1080"/>
-        </w:tabs>
-        <w:ind w:left="1080" w:hanging="360"/>
-      </w:pPr>
-      <w:rPr>
-        <w:rFonts w:hint="default"/>
-      </w:rPr>
-    </w:lvl>
-    <w:lvl w:ilvl="2" w:tplc="04090005" w:tentative="1">
-      <w:start w:val="1"/>
-      <w:numFmt w:val="bullet"/>
-      <w:lvlText w:val=""/>
-      <w:lvlJc w:val="left"/>
-      <w:pPr>
-        <w:tabs>
-          <w:tab w:val="num" w:pos="1800"/>
-        </w:tabs>
-        <w:ind w:left="1800" w:hanging="360"/>
-      </w:pPr>
-      <w:rPr>
-        <w:rFonts w:ascii="Wingdings" w:hAnsi="Wingdings" w:hint="default"/>
-      </w:rPr>
-    </w:lvl>
-    <w:lvl w:ilvl="3" w:tplc="04090001" w:tentative="1">
-      <w:start w:val="1"/>
-      <w:numFmt w:val="bullet"/>
-      <w:lvlText w:val=""/>
-      <w:lvlJc w:val="left"/>
-      <w:pPr>
-        <w:tabs>
-          <w:tab w:val="num" w:pos="2520"/>
-        </w:tabs>
-        <w:ind w:left="2520" w:hanging="360"/>
-      </w:pPr>
-      <w:rPr>
-        <w:rFonts w:ascii="Symbol" w:hAnsi="Symbol" w:hint="default"/>
-      </w:rPr>
-    </w:lvl>
-    <w:lvl w:ilvl="4" w:tplc="04090003" w:tentative="1">
-      <w:start w:val="1"/>
-      <w:numFmt w:val="bullet"/>
-      <w:lvlText w:val="o"/>
-      <w:lvlJc w:val="left"/>
-      <w:pPr>
-        <w:tabs>
-          <w:tab w:val="num" w:pos="3240"/>
-        </w:tabs>
-        <w:ind w:left="3240" w:hanging="360"/>
-      </w:pPr>
-      <w:rPr>
-        <w:rFonts w:ascii="Courier New" w:hAnsi="Courier New" w:cs="Courier New" w:hint="default"/>
-      </w:rPr>
-    </w:lvl>
-    <w:lvl w:ilvl="5" w:tplc="04090005" w:tentative="1">
-      <w:start w:val="1"/>
-      <w:numFmt w:val="bullet"/>
-      <w:lvlText w:val=""/>
-      <w:lvlJc w:val="left"/>
-      <w:pPr>
-        <w:tabs>
-          <w:tab w:val="num" w:pos="3960"/>
-        </w:tabs>
-        <w:ind w:left="3960" w:hanging="360"/>
-      </w:pPr>
-      <w:rPr>
-        <w:rFonts w:ascii="Wingdings" w:hAnsi="Wingdings" w:hint="default"/>
-      </w:rPr>
-    </w:lvl>
-    <w:lvl w:ilvl="6" w:tplc="04090001" w:tentative="1">
-      <w:start w:val="1"/>
-      <w:numFmt w:val="bullet"/>
-      <w:lvlText w:val=""/>
-      <w:lvlJc w:val="left"/>
-      <w:pPr>
-        <w:tabs>
-          <w:tab w:val="num" w:pos="4680"/>
-        </w:tabs>
-        <w:ind w:left="4680" w:hanging="360"/>
-      </w:pPr>
-      <w:rPr>
-        <w:rFonts w:ascii="Symbol" w:hAnsi="Symbol" w:hint="default"/>
-      </w:rPr>
-    </w:lvl>
-    <w:lvl w:ilvl="7" w:tplc="04090003" w:tentative="1">
-      <w:start w:val="1"/>
-      <w:numFmt w:val="bullet"/>
-      <w:lvlText w:val="o"/>
-      <w:lvlJc w:val="left"/>
-      <w:pPr>
-        <w:tabs>
-          <w:tab w:val="num" w:pos="5400"/>
-        </w:tabs>
-        <w:ind w:left="5400" w:hanging="360"/>
-      </w:pPr>
-      <w:rPr>
-        <w:rFonts w:ascii="Courier New" w:hAnsi="Courier New" w:cs="Courier New" w:hint="default"/>
-      </w:rPr>
-    </w:lvl>
-    <w:lvl w:ilvl="8" w:tplc="04090005" w:tentative="1">
-      <w:start w:val="1"/>
-      <w:numFmt w:val="bullet"/>
-      <w:lvlText w:val=""/>
-      <w:lvlJc w:val="left"/>
-      <w:pPr>
-        <w:tabs>
-          <w:tab w:val="num" w:pos="6120"/>
-        </w:tabs>
-        <w:ind w:left="6120" w:hanging="360"/>
-      </w:pPr>
-      <w:rPr>
-        <w:rFonts w:ascii="Wingdings" w:hAnsi="Wingdings" w:hint="default"/>
-      </w:rPr>
-    </w:lvl>
-  </w:abstractNum>
-  <w:abstractNum w:abstractNumId="4" w15:restartNumberingAfterBreak="0">
-    <w:nsid w:val="5459218D"/>
-    <w:multiLevelType w:val="hybridMultilevel"/>
-    <w:tmpl w:val="B3B83508"/>
-    <w:lvl w:ilvl="0" w:tplc="756E6B5A">
-      <w:start w:val="1"/>
-      <w:numFmt w:val="bullet"/>
-      <w:lvlText w:val=""/>
-      <w:lvlJc w:val="left"/>
-      <w:pPr>
-        <w:ind w:left="780" w:hanging="360"/>
-      </w:pPr>
-      <w:rPr>
-        <w:rFonts w:ascii="Symbol" w:hAnsi="Symbol" w:hint="default"/>
-      </w:rPr>
-    </w:lvl>
-    <w:lvl w:ilvl="1" w:tplc="04090003" w:tentative="1">
-      <w:start w:val="1"/>
-      <w:numFmt w:val="bullet"/>
-      <w:lvlText w:val="o"/>
-      <w:lvlJc w:val="left"/>
-      <w:pPr>
-        <w:ind w:left="1500" w:hanging="360"/>
-      </w:pPr>
-      <w:rPr>
-        <w:rFonts w:ascii="Courier New" w:hAnsi="Courier New" w:cs="Courier New" w:hint="default"/>
-      </w:rPr>
-    </w:lvl>
-    <w:lvl w:ilvl="2" w:tplc="04090005" w:tentative="1">
-      <w:start w:val="1"/>
-      <w:numFmt w:val="bullet"/>
-      <w:lvlText w:val=""/>
-      <w:lvlJc w:val="left"/>
-      <w:pPr>
-        <w:ind w:left="2220" w:hanging="360"/>
-      </w:pPr>
-      <w:rPr>
-        <w:rFonts w:ascii="Wingdings" w:hAnsi="Wingdings" w:hint="default"/>
-      </w:rPr>
-    </w:lvl>
-    <w:lvl w:ilvl="3" w:tplc="04090001" w:tentative="1">
-      <w:start w:val="1"/>
-      <w:numFmt w:val="bullet"/>
-      <w:lvlText w:val=""/>
-      <w:lvlJc w:val="left"/>
-      <w:pPr>
-        <w:ind w:left="2940" w:hanging="360"/>
-      </w:pPr>
-      <w:rPr>
-        <w:rFonts w:ascii="Symbol" w:hAnsi="Symbol" w:hint="default"/>
-      </w:rPr>
-    </w:lvl>
-    <w:lvl w:ilvl="4" w:tplc="04090003" w:tentative="1">
-      <w:start w:val="1"/>
-      <w:numFmt w:val="bullet"/>
-      <w:lvlText w:val="o"/>
-      <w:lvlJc w:val="left"/>
-      <w:pPr>
-        <w:ind w:left="3660" w:hanging="360"/>
-      </w:pPr>
-      <w:rPr>
-        <w:rFonts w:ascii="Courier New" w:hAnsi="Courier New" w:cs="Courier New" w:hint="default"/>
-      </w:rPr>
-    </w:lvl>
-    <w:lvl w:ilvl="5" w:tplc="04090005" w:tentative="1">
-      <w:start w:val="1"/>
-      <w:numFmt w:val="bullet"/>
-      <w:lvlText w:val=""/>
-      <w:lvlJc w:val="left"/>
-      <w:pPr>
-        <w:ind w:left="4380" w:hanging="360"/>
-      </w:pPr>
-      <w:rPr>
-        <w:rFonts w:ascii="Wingdings" w:hAnsi="Wingdings" w:hint="default"/>
-      </w:rPr>
-    </w:lvl>
-    <w:lvl w:ilvl="6" w:tplc="04090001" w:tentative="1">
-      <w:start w:val="1"/>
-      <w:numFmt w:val="bullet"/>
-      <w:lvlText w:val=""/>
-      <w:lvlJc w:val="left"/>
-      <w:pPr>
-        <w:ind w:left="5100" w:hanging="360"/>
-      </w:pPr>
-      <w:rPr>
-        <w:rFonts w:ascii="Symbol" w:hAnsi="Symbol" w:hint="default"/>
-      </w:rPr>
-    </w:lvl>
-    <w:lvl w:ilvl="7" w:tplc="04090003" w:tentative="1">
-      <w:start w:val="1"/>
-      <w:numFmt w:val="bullet"/>
-      <w:lvlText w:val="o"/>
-      <w:lvlJc w:val="left"/>
-      <w:pPr>
-        <w:ind w:left="5820" w:hanging="360"/>
-      </w:pPr>
-      <w:rPr>
-        <w:rFonts w:ascii="Courier New" w:hAnsi="Courier New" w:cs="Courier New" w:hint="default"/>
-      </w:rPr>
-    </w:lvl>
-    <w:lvl w:ilvl="8" w:tplc="04090005" w:tentative="1">
-      <w:start w:val="1"/>
-      <w:numFmt w:val="bullet"/>
-      <w:lvlText w:val=""/>
-      <w:lvlJc w:val="left"/>
-      <w:pPr>
-        <w:ind w:left="6540" w:hanging="360"/>
-      </w:pPr>
-      <w:rPr>
-        <w:rFonts w:ascii="Wingdings" w:hAnsi="Wingdings" w:hint="default"/>
-      </w:rPr>
-    </w:lvl>
-  </w:abstractNum>
-  <w:abstractNum w:abstractNumId="5" w15:restartNumberingAfterBreak="0">
-    <w:nsid w:val="57EE0C7B"/>
-    <w:multiLevelType w:val="hybridMultilevel"/>
-    <w:tmpl w:val="9E302FD8"/>
-    <w:lvl w:ilvl="0" w:tplc="9ADC9458">
-      <w:numFmt w:val="bullet"/>
-      <w:lvlText w:val="-"/>
-      <w:lvlJc w:val="left"/>
-      <w:pPr>
-        <w:ind w:left="720" w:hanging="360"/>
-      </w:pPr>
-      <w:rPr>
-        <w:rFonts w:ascii="Times New Roman" w:eastAsiaTheme="minorHAnsi" w:hAnsi="Times New Roman" w:cs="Times New Roman" w:hint="default"/>
-      </w:rPr>
-    </w:lvl>
-    <w:lvl w:ilvl="1" w:tplc="042A0003" w:tentative="1">
-      <w:start w:val="1"/>
-      <w:numFmt w:val="bullet"/>
-      <w:lvlText w:val="o"/>
-      <w:lvlJc w:val="left"/>
-      <w:pPr>
-        <w:ind w:left="1440" w:hanging="360"/>
-      </w:pPr>
-      <w:rPr>
-        <w:rFonts w:ascii="Courier New" w:hAnsi="Courier New" w:cs="Courier New" w:hint="default"/>
-      </w:rPr>
-    </w:lvl>
-    <w:lvl w:ilvl="2" w:tplc="042A0005" w:tentative="1">
-      <w:start w:val="1"/>
-      <w:numFmt w:val="bullet"/>
-      <w:lvlText w:val=""/>
-      <w:lvlJc w:val="left"/>
-      <w:pPr>
-        <w:ind w:left="2160" w:hanging="360"/>
-      </w:pPr>
-      <w:rPr>
-        <w:rFonts w:ascii="Wingdings" w:hAnsi="Wingdings" w:hint="default"/>
-      </w:rPr>
-    </w:lvl>
-    <w:lvl w:ilvl="3" w:tplc="042A0001" w:tentative="1">
-      <w:start w:val="1"/>
-      <w:numFmt w:val="bullet"/>
-      <w:lvlText w:val=""/>
-      <w:lvlJc w:val="left"/>
-      <w:pPr>
-        <w:ind w:left="2880" w:hanging="360"/>
-      </w:pPr>
-      <w:rPr>
-        <w:rFonts w:ascii="Symbol" w:hAnsi="Symbol" w:hint="default"/>
-      </w:rPr>
-    </w:lvl>
-    <w:lvl w:ilvl="4" w:tplc="042A0003" w:tentative="1">
-      <w:start w:val="1"/>
-      <w:numFmt w:val="bullet"/>
-      <w:lvlText w:val="o"/>
-      <w:lvlJc w:val="left"/>
-      <w:pPr>
-        <w:ind w:left="3600" w:hanging="360"/>
-      </w:pPr>
-      <w:rPr>
-        <w:rFonts w:ascii="Courier New" w:hAnsi="Courier New" w:cs="Courier New" w:hint="default"/>
-      </w:rPr>
-    </w:lvl>
-    <w:lvl w:ilvl="5" w:tplc="042A0005" w:tentative="1">
-      <w:start w:val="1"/>
-      <w:numFmt w:val="bullet"/>
-      <w:lvlText w:val=""/>
-      <w:lvlJc w:val="left"/>
-      <w:pPr>
-        <w:ind w:left="4320" w:hanging="360"/>
-      </w:pPr>
-      <w:rPr>
-        <w:rFonts w:ascii="Wingdings" w:hAnsi="Wingdings" w:hint="default"/>
-      </w:rPr>
-    </w:lvl>
-    <w:lvl w:ilvl="6" w:tplc="042A0001" w:tentative="1">
-      <w:start w:val="1"/>
-      <w:numFmt w:val="bullet"/>
-      <w:lvlText w:val=""/>
-      <w:lvlJc w:val="left"/>
-      <w:pPr>
-        <w:ind w:left="5040" w:hanging="360"/>
-      </w:pPr>
-      <w:rPr>
-        <w:rFonts w:ascii="Symbol" w:hAnsi="Symbol" w:hint="default"/>
-      </w:rPr>
-    </w:lvl>
-    <w:lvl w:ilvl="7" w:tplc="042A0003" w:tentative="1">
-      <w:start w:val="1"/>
-      <w:numFmt w:val="bullet"/>
-      <w:lvlText w:val="o"/>
-      <w:lvlJc w:val="left"/>
-      <w:pPr>
-        <w:ind w:left="5760" w:hanging="360"/>
-      </w:pPr>
-      <w:rPr>
-        <w:rFonts w:ascii="Courier New" w:hAnsi="Courier New" w:cs="Courier New" w:hint="default"/>
-      </w:rPr>
-    </w:lvl>
-    <w:lvl w:ilvl="8" w:tplc="042A0005" w:tentative="1">
-      <w:start w:val="1"/>
-      <w:numFmt w:val="bullet"/>
-      <w:lvlText w:val=""/>
-      <w:lvlJc w:val="left"/>
-      <w:pPr>
-        <w:ind w:left="6480" w:hanging="360"/>
-      </w:pPr>
-      <w:rPr>
-        <w:rFonts w:ascii="Wingdings" w:hAnsi="Wingdings" w:hint="default"/>
-      </w:rPr>
-    </w:lvl>
-  </w:abstractNum>
-  <w:abstractNum w:abstractNumId="6" w15:restartNumberingAfterBreak="0">
-    <w:nsid w:val="701B7DDF"/>
-    <w:multiLevelType w:val="hybridMultilevel"/>
-    <w:tmpl w:val="3142022A"/>
-    <w:lvl w:ilvl="0" w:tplc="701C5D58">
-      <w:start w:val="1"/>
-      <w:numFmt w:val="bullet"/>
-      <w:lvlText w:val="-"/>
-      <w:lvlJc w:val="left"/>
-      <w:pPr>
-        <w:ind w:left="650"/>
-      </w:pPr>
-      <w:rPr>
-        <w:rFonts w:ascii="Times New Roman" w:eastAsia="Times New Roman" w:hAnsi="Times New Roman" w:cs="Times New Roman"/>
-        <w:b w:val="0"/>
-        <w:i w:val="0"/>
-        <w:strike w:val="0"/>
-        <w:dstrike w:val="0"/>
-        <w:color w:val="000000"/>
-        <w:sz w:val="28"/>
-        <w:szCs w:val="28"/>
-        <w:u w:val="none" w:color="000000"/>
-        <w:bdr w:val="none" w:sz="0" w:space="0" w:color="auto"/>
-        <w:shd w:val="clear" w:color="auto" w:fill="auto"/>
-        <w:vertAlign w:val="baseline"/>
-      </w:rPr>
-    </w:lvl>
-    <w:lvl w:ilvl="1" w:tplc="90022F10">
-      <w:start w:val="1"/>
-      <w:numFmt w:val="bullet"/>
-      <w:lvlText w:val="o"/>
-      <w:lvlJc w:val="left"/>
-      <w:pPr>
-        <w:ind w:left="1416"/>
-      </w:pPr>
-      <w:rPr>
-        <w:rFonts w:ascii="Times New Roman" w:eastAsia="Times New Roman" w:hAnsi="Times New Roman" w:cs="Times New Roman"/>
-        <w:b w:val="0"/>
-        <w:i w:val="0"/>
-        <w:strike w:val="0"/>
-        <w:dstrike w:val="0"/>
-        <w:color w:val="000000"/>
-        <w:sz w:val="28"/>
-        <w:szCs w:val="28"/>
-        <w:u w:val="none" w:color="000000"/>
-        <w:bdr w:val="none" w:sz="0" w:space="0" w:color="auto"/>
-        <w:shd w:val="clear" w:color="auto" w:fill="auto"/>
-        <w:vertAlign w:val="baseline"/>
-      </w:rPr>
-    </w:lvl>
-    <w:lvl w:ilvl="2" w:tplc="06380F44">
-      <w:start w:val="1"/>
-      <w:numFmt w:val="bullet"/>
-      <w:lvlText w:val="▪"/>
-      <w:lvlJc w:val="left"/>
-      <w:pPr>
-        <w:ind w:left="2136"/>
-      </w:pPr>
-      <w:rPr>
-        <w:rFonts w:ascii="Times New Roman" w:eastAsia="Times New Roman" w:hAnsi="Times New Roman" w:cs="Times New Roman"/>
-        <w:b w:val="0"/>
-        <w:i w:val="0"/>
-        <w:strike w:val="0"/>
-        <w:dstrike w:val="0"/>
-        <w:color w:val="000000"/>
-        <w:sz w:val="28"/>
-        <w:szCs w:val="28"/>
-        <w:u w:val="none" w:color="000000"/>
-        <w:bdr w:val="none" w:sz="0" w:space="0" w:color="auto"/>
-        <w:shd w:val="clear" w:color="auto" w:fill="auto"/>
-        <w:vertAlign w:val="baseline"/>
-      </w:rPr>
-    </w:lvl>
-    <w:lvl w:ilvl="3" w:tplc="01DA732E">
-      <w:start w:val="1"/>
-      <w:numFmt w:val="bullet"/>
-      <w:lvlText w:val="•"/>
-      <w:lvlJc w:val="left"/>
-      <w:pPr>
-        <w:ind w:left="2856"/>
-      </w:pPr>
-      <w:rPr>
-        <w:rFonts w:ascii="Times New Roman" w:eastAsia="Times New Roman" w:hAnsi="Times New Roman" w:cs="Times New Roman"/>
-        <w:b w:val="0"/>
-        <w:i w:val="0"/>
-        <w:strike w:val="0"/>
-        <w:dstrike w:val="0"/>
-        <w:color w:val="000000"/>
-        <w:sz w:val="28"/>
-        <w:szCs w:val="28"/>
-        <w:u w:val="none" w:color="000000"/>
-        <w:bdr w:val="none" w:sz="0" w:space="0" w:color="auto"/>
-        <w:shd w:val="clear" w:color="auto" w:fill="auto"/>
-        <w:vertAlign w:val="baseline"/>
-      </w:rPr>
-    </w:lvl>
-    <w:lvl w:ilvl="4" w:tplc="4662B1F6">
-      <w:start w:val="1"/>
-      <w:numFmt w:val="bullet"/>
-      <w:lvlText w:val="o"/>
-      <w:lvlJc w:val="left"/>
-      <w:pPr>
-        <w:ind w:left="3576"/>
-      </w:pPr>
-      <w:rPr>
-        <w:rFonts w:ascii="Times New Roman" w:eastAsia="Times New Roman" w:hAnsi="Times New Roman" w:cs="Times New Roman"/>
-        <w:b w:val="0"/>
-        <w:i w:val="0"/>
-        <w:strike w:val="0"/>
-        <w:dstrike w:val="0"/>
-        <w:color w:val="000000"/>
-        <w:sz w:val="28"/>
-        <w:szCs w:val="28"/>
-        <w:u w:val="none" w:color="000000"/>
-        <w:bdr w:val="none" w:sz="0" w:space="0" w:color="auto"/>
-        <w:shd w:val="clear" w:color="auto" w:fill="auto"/>
-        <w:vertAlign w:val="baseline"/>
-      </w:rPr>
-    </w:lvl>
-    <w:lvl w:ilvl="5" w:tplc="D3BEAD48">
-      <w:start w:val="1"/>
-      <w:numFmt w:val="bullet"/>
-      <w:lvlText w:val="▪"/>
-      <w:lvlJc w:val="left"/>
-      <w:pPr>
-        <w:ind w:left="4296"/>
-      </w:pPr>
-      <w:rPr>
-        <w:rFonts w:ascii="Times New Roman" w:eastAsia="Times New Roman" w:hAnsi="Times New Roman" w:cs="Times New Roman"/>
-        <w:b w:val="0"/>
-        <w:i w:val="0"/>
-        <w:strike w:val="0"/>
-        <w:dstrike w:val="0"/>
-        <w:color w:val="000000"/>
-        <w:sz w:val="28"/>
-        <w:szCs w:val="28"/>
-        <w:u w:val="none" w:color="000000"/>
-        <w:bdr w:val="none" w:sz="0" w:space="0" w:color="auto"/>
-        <w:shd w:val="clear" w:color="auto" w:fill="auto"/>
-        <w:vertAlign w:val="baseline"/>
-      </w:rPr>
-    </w:lvl>
-    <w:lvl w:ilvl="6" w:tplc="49BE7788">
-      <w:start w:val="1"/>
-      <w:numFmt w:val="bullet"/>
-      <w:lvlText w:val="•"/>
-      <w:lvlJc w:val="left"/>
-      <w:pPr>
-        <w:ind w:left="5016"/>
-      </w:pPr>
-      <w:rPr>
-        <w:rFonts w:ascii="Times New Roman" w:eastAsia="Times New Roman" w:hAnsi="Times New Roman" w:cs="Times New Roman"/>
-        <w:b w:val="0"/>
-        <w:i w:val="0"/>
-        <w:strike w:val="0"/>
-        <w:dstrike w:val="0"/>
-        <w:color w:val="000000"/>
-        <w:sz w:val="28"/>
-        <w:szCs w:val="28"/>
-        <w:u w:val="none" w:color="000000"/>
-        <w:bdr w:val="none" w:sz="0" w:space="0" w:color="auto"/>
-        <w:shd w:val="clear" w:color="auto" w:fill="auto"/>
-        <w:vertAlign w:val="baseline"/>
-      </w:rPr>
-    </w:lvl>
-    <w:lvl w:ilvl="7" w:tplc="1304051E">
-      <w:start w:val="1"/>
-      <w:numFmt w:val="bullet"/>
-      <w:lvlText w:val="o"/>
-      <w:lvlJc w:val="left"/>
-      <w:pPr>
-        <w:ind w:left="5736"/>
-      </w:pPr>
-      <w:rPr>
-        <w:rFonts w:ascii="Times New Roman" w:eastAsia="Times New Roman" w:hAnsi="Times New Roman" w:cs="Times New Roman"/>
-        <w:b w:val="0"/>
-        <w:i w:val="0"/>
-        <w:strike w:val="0"/>
-        <w:dstrike w:val="0"/>
-        <w:color w:val="000000"/>
-        <w:sz w:val="28"/>
-        <w:szCs w:val="28"/>
-        <w:u w:val="none" w:color="000000"/>
-        <w:bdr w:val="none" w:sz="0" w:space="0" w:color="auto"/>
-        <w:shd w:val="clear" w:color="auto" w:fill="auto"/>
-        <w:vertAlign w:val="baseline"/>
-      </w:rPr>
-    </w:lvl>
-    <w:lvl w:ilvl="8" w:tplc="B9F21576">
-      <w:start w:val="1"/>
-      <w:numFmt w:val="bullet"/>
-      <w:lvlText w:val="▪"/>
-      <w:lvlJc w:val="left"/>
-      <w:pPr>
-        <w:ind w:left="6456"/>
-      </w:pPr>
-      <w:rPr>
-        <w:rFonts w:ascii="Times New Roman" w:eastAsia="Times New Roman" w:hAnsi="Times New Roman" w:cs="Times New Roman"/>
-        <w:b w:val="0"/>
-        <w:i w:val="0"/>
-        <w:strike w:val="0"/>
-        <w:dstrike w:val="0"/>
-        <w:color w:val="000000"/>
-        <w:sz w:val="28"/>
-        <w:szCs w:val="28"/>
-        <w:u w:val="none" w:color="000000"/>
-        <w:bdr w:val="none" w:sz="0" w:space="0" w:color="auto"/>
-        <w:shd w:val="clear" w:color="auto" w:fill="auto"/>
-        <w:vertAlign w:val="baseline"/>
-      </w:rPr>
-    </w:lvl>
-  </w:abstractNum>
-  <w:abstractNum w:abstractNumId="7" w15:restartNumberingAfterBreak="0">
-    <w:nsid w:val="79352854"/>
-    <w:multiLevelType w:val="hybridMultilevel"/>
-    <w:tmpl w:val="9A901544"/>
-    <w:lvl w:ilvl="0" w:tplc="934C674C">
-      <w:numFmt w:val="bullet"/>
-      <w:lvlText w:val="-"/>
-      <w:lvlJc w:val="left"/>
-      <w:pPr>
-        <w:ind w:left="720" w:hanging="360"/>
-      </w:pPr>
-      <w:rPr>
-        <w:rFonts w:ascii="Calibri" w:eastAsia="Calibri" w:hAnsi="Calibri" w:cs="Calibri" w:hint="default"/>
-      </w:rPr>
-    </w:lvl>
-    <w:lvl w:ilvl="1" w:tplc="042A0003" w:tentative="1">
-      <w:start w:val="1"/>
-      <w:numFmt w:val="bullet"/>
-      <w:lvlText w:val="o"/>
-      <w:lvlJc w:val="left"/>
-      <w:pPr>
-        <w:ind w:left="1440" w:hanging="360"/>
-      </w:pPr>
-      <w:rPr>
-        <w:rFonts w:ascii="Courier New" w:hAnsi="Courier New" w:cs="Courier New" w:hint="default"/>
-      </w:rPr>
-    </w:lvl>
-    <w:lvl w:ilvl="2" w:tplc="042A0005" w:tentative="1">
-      <w:start w:val="1"/>
-      <w:numFmt w:val="bullet"/>
-      <w:lvlText w:val=""/>
-      <w:lvlJc w:val="left"/>
-      <w:pPr>
-        <w:ind w:left="2160" w:hanging="360"/>
-      </w:pPr>
-      <w:rPr>
-        <w:rFonts w:ascii="Wingdings" w:hAnsi="Wingdings" w:hint="default"/>
-      </w:rPr>
-    </w:lvl>
-    <w:lvl w:ilvl="3" w:tplc="042A0001" w:tentative="1">
-      <w:start w:val="1"/>
-      <w:numFmt w:val="bullet"/>
-      <w:lvlText w:val=""/>
-      <w:lvlJc w:val="left"/>
-      <w:pPr>
-        <w:ind w:left="2880" w:hanging="360"/>
-      </w:pPr>
-      <w:rPr>
-        <w:rFonts w:ascii="Symbol" w:hAnsi="Symbol" w:hint="default"/>
-      </w:rPr>
-    </w:lvl>
-    <w:lvl w:ilvl="4" w:tplc="042A0003" w:tentative="1">
-      <w:start w:val="1"/>
-      <w:numFmt w:val="bullet"/>
-      <w:lvlText w:val="o"/>
-      <w:lvlJc w:val="left"/>
-      <w:pPr>
-        <w:ind w:left="3600" w:hanging="360"/>
-      </w:pPr>
-      <w:rPr>
-        <w:rFonts w:ascii="Courier New" w:hAnsi="Courier New" w:cs="Courier New" w:hint="default"/>
-      </w:rPr>
-    </w:lvl>
-    <w:lvl w:ilvl="5" w:tplc="042A0005" w:tentative="1">
-      <w:start w:val="1"/>
-      <w:numFmt w:val="bullet"/>
-      <w:lvlText w:val=""/>
-      <w:lvlJc w:val="left"/>
-      <w:pPr>
-        <w:ind w:left="4320" w:hanging="360"/>
-      </w:pPr>
-      <w:rPr>
-        <w:rFonts w:ascii="Wingdings" w:hAnsi="Wingdings" w:hint="default"/>
-      </w:rPr>
-    </w:lvl>
-    <w:lvl w:ilvl="6" w:tplc="042A0001" w:tentative="1">
-      <w:start w:val="1"/>
-      <w:numFmt w:val="bullet"/>
-      <w:lvlText w:val=""/>
-      <w:lvlJc w:val="left"/>
-      <w:pPr>
-        <w:ind w:left="5040" w:hanging="360"/>
-      </w:pPr>
-      <w:rPr>
-        <w:rFonts w:ascii="Symbol" w:hAnsi="Symbol" w:hint="default"/>
-      </w:rPr>
-    </w:lvl>
-    <w:lvl w:ilvl="7" w:tplc="042A0003" w:tentative="1">
-      <w:start w:val="1"/>
-      <w:numFmt w:val="bullet"/>
-      <w:lvlText w:val="o"/>
-      <w:lvlJc w:val="left"/>
-      <w:pPr>
-        <w:ind w:left="5760" w:hanging="360"/>
-      </w:pPr>
-      <w:rPr>
-        <w:rFonts w:ascii="Courier New" w:hAnsi="Courier New" w:cs="Courier New" w:hint="default"/>
-      </w:rPr>
-    </w:lvl>
-    <w:lvl w:ilvl="8" w:tplc="042A0005" w:tentative="1">
-      <w:start w:val="1"/>
-      <w:numFmt w:val="bullet"/>
-      <w:lvlText w:val=""/>
-      <w:lvlJc w:val="left"/>
-      <w:pPr>
-        <w:ind w:left="6480" w:hanging="360"/>
-      </w:pPr>
-      <w:rPr>
-        <w:rFonts w:ascii="Wingdings" w:hAnsi="Wingdings" w:hint="default"/>
       </w:rPr>
     </w:lvl>
   </w:abstractNum>
@@ -6434,447 +6040,309 @@
     <w:abstractNumId w:val="0"/>
   </w:num>
   <w:num w:numId="2">
-    <w:abstractNumId w:val="5"/>
+    <w:abstractNumId w:val="1"/>
   </w:num>
   <w:num w:numId="3">
-    <w:abstractNumId w:val="4"/>
+    <w:abstractNumId w:val="2"/>
   </w:num>
   <w:num w:numId="4">
-    <w:abstractNumId w:val="1"/>
-  </w:num>
-  <w:num w:numId="5">
-    <w:abstractNumId w:val="6"/>
-  </w:num>
-  <w:num w:numId="6">
     <w:abstractNumId w:val="3"/>
-  </w:num>
-  <w:num w:numId="7">
-    <w:abstractNumId w:val="2"/>
-  </w:num>
-  <w:num w:numId="8">
-    <w:abstractNumId w:val="7"/>
   </w:num>
 </w:numbering>
 </file>
 
 <file path=word/styles.xml><?xml version="1.0" encoding="utf-8"?>
-<w:styles xmlns:mc="http://schemas.openxmlformats.org/markup-compatibility/2006" xmlns:r="http://schemas.openxmlformats.org/officeDocument/2006/relationships" xmlns:w="http://schemas.openxmlformats.org/wordprocessingml/2006/main" xmlns:w14="http://schemas.microsoft.com/office/word/2010/wordml" xmlns:w15="http://schemas.microsoft.com/office/word/2012/wordml" xmlns:w16se="http://schemas.microsoft.com/office/word/2015/wordml/symex" mc:Ignorable="w14 w15 w16se">
+<w:styles xmlns:mc="http://schemas.openxmlformats.org/markup-compatibility/2006" xmlns:o="urn:schemas-microsoft-com:office:office" xmlns:r="http://schemas.openxmlformats.org/officeDocument/2006/relationships" xmlns:m="http://schemas.openxmlformats.org/officeDocument/2006/math" xmlns:v="urn:schemas-microsoft-com:vml" xmlns:w="http://schemas.openxmlformats.org/wordprocessingml/2006/main" xmlns:w14="http://schemas.microsoft.com/office/word/2010/wordml" xmlns:w10="urn:schemas-microsoft-com:office:word" xmlns:sl="http://schemas.openxmlformats.org/schemaLibrary/2006/main" xmlns:wpsCustomData="http://www.wps.cn/officeDocument/2013/wpsCustomData" mc:Ignorable="w14">
   <w:docDefaults>
     <w:rPrDefault>
       <w:rPr>
-        <w:rFonts w:ascii="Times New Roman" w:eastAsiaTheme="minorHAnsi" w:hAnsi="Times New Roman" w:cstheme="minorBidi"/>
-        <w:sz w:val="24"/>
-        <w:szCs w:val="22"/>
-        <w:lang w:val="en-US" w:eastAsia="en-US" w:bidi="ar-SA"/>
+        <w:rFonts w:ascii="Times New Roman" w:hAnsi="Times New Roman" w:eastAsiaTheme="minorHAnsi" w:cstheme="minorBidi"/>
       </w:rPr>
     </w:rPrDefault>
-    <w:pPrDefault>
-      <w:pPr>
-        <w:spacing w:after="160" w:line="259" w:lineRule="auto"/>
-      </w:pPr>
-    </w:pPrDefault>
+    <w:pPrDefault/>
   </w:docDefaults>
-  <w:latentStyles w:defLockedState="0" w:defUIPriority="99" w:defSemiHidden="0" w:defUnhideWhenUsed="0" w:defQFormat="0" w:count="371">
-    <w:lsdException w:name="Normal" w:uiPriority="0" w:qFormat="1"/>
-    <w:lsdException w:name="heading 1" w:uiPriority="9" w:qFormat="1"/>
-    <w:lsdException w:name="heading 2" w:semiHidden="1" w:uiPriority="9" w:unhideWhenUsed="1" w:qFormat="1"/>
-    <w:lsdException w:name="heading 3" w:semiHidden="1" w:uiPriority="9" w:unhideWhenUsed="1" w:qFormat="1"/>
-    <w:lsdException w:name="heading 4" w:semiHidden="1" w:uiPriority="9" w:unhideWhenUsed="1" w:qFormat="1"/>
-    <w:lsdException w:name="heading 5" w:semiHidden="1" w:uiPriority="9" w:unhideWhenUsed="1" w:qFormat="1"/>
-    <w:lsdException w:name="heading 6" w:semiHidden="1" w:uiPriority="9" w:unhideWhenUsed="1" w:qFormat="1"/>
-    <w:lsdException w:name="heading 7" w:semiHidden="1" w:uiPriority="9" w:unhideWhenUsed="1" w:qFormat="1"/>
-    <w:lsdException w:name="heading 8" w:semiHidden="1" w:uiPriority="9" w:unhideWhenUsed="1" w:qFormat="1"/>
-    <w:lsdException w:name="heading 9" w:semiHidden="1" w:uiPriority="9" w:unhideWhenUsed="1" w:qFormat="1"/>
-    <w:lsdException w:name="index 1" w:semiHidden="1" w:unhideWhenUsed="1"/>
-    <w:lsdException w:name="index 2" w:semiHidden="1" w:unhideWhenUsed="1"/>
-    <w:lsdException w:name="index 3" w:semiHidden="1" w:unhideWhenUsed="1"/>
-    <w:lsdException w:name="index 4" w:semiHidden="1" w:unhideWhenUsed="1"/>
-    <w:lsdException w:name="index 5" w:semiHidden="1" w:unhideWhenUsed="1"/>
-    <w:lsdException w:name="index 6" w:semiHidden="1" w:unhideWhenUsed="1"/>
-    <w:lsdException w:name="index 7" w:semiHidden="1" w:unhideWhenUsed="1"/>
-    <w:lsdException w:name="index 8" w:semiHidden="1" w:unhideWhenUsed="1"/>
-    <w:lsdException w:name="index 9" w:semiHidden="1" w:unhideWhenUsed="1"/>
-    <w:lsdException w:name="toc 1" w:semiHidden="1" w:uiPriority="39" w:unhideWhenUsed="1"/>
-    <w:lsdException w:name="toc 2" w:semiHidden="1" w:uiPriority="39" w:unhideWhenUsed="1"/>
-    <w:lsdException w:name="toc 3" w:semiHidden="1" w:uiPriority="39" w:unhideWhenUsed="1"/>
-    <w:lsdException w:name="toc 4" w:semiHidden="1" w:uiPriority="39" w:unhideWhenUsed="1"/>
-    <w:lsdException w:name="toc 5" w:semiHidden="1" w:uiPriority="39" w:unhideWhenUsed="1"/>
-    <w:lsdException w:name="toc 6" w:semiHidden="1" w:uiPriority="39" w:unhideWhenUsed="1"/>
-    <w:lsdException w:name="toc 7" w:semiHidden="1" w:uiPriority="39" w:unhideWhenUsed="1"/>
-    <w:lsdException w:name="toc 8" w:semiHidden="1" w:uiPriority="39" w:unhideWhenUsed="1"/>
-    <w:lsdException w:name="toc 9" w:semiHidden="1" w:uiPriority="39" w:unhideWhenUsed="1"/>
-    <w:lsdException w:name="Normal Indent" w:semiHidden="1" w:unhideWhenUsed="1"/>
-    <w:lsdException w:name="footnote text" w:semiHidden="1" w:unhideWhenUsed="1"/>
-    <w:lsdException w:name="annotation text" w:semiHidden="1" w:unhideWhenUsed="1"/>
-    <w:lsdException w:name="header" w:semiHidden="1" w:unhideWhenUsed="1"/>
-    <w:lsdException w:name="footer" w:semiHidden="1" w:unhideWhenUsed="1"/>
-    <w:lsdException w:name="index heading" w:semiHidden="1" w:unhideWhenUsed="1"/>
-    <w:lsdException w:name="caption" w:semiHidden="1" w:uiPriority="35" w:unhideWhenUsed="1" w:qFormat="1"/>
-    <w:lsdException w:name="table of figures" w:semiHidden="1" w:unhideWhenUsed="1"/>
-    <w:lsdException w:name="envelope address" w:semiHidden="1" w:unhideWhenUsed="1"/>
-    <w:lsdException w:name="envelope return" w:semiHidden="1" w:unhideWhenUsed="1"/>
-    <w:lsdException w:name="footnote reference" w:semiHidden="1" w:unhideWhenUsed="1"/>
-    <w:lsdException w:name="annotation reference" w:semiHidden="1" w:unhideWhenUsed="1"/>
-    <w:lsdException w:name="line number" w:semiHidden="1" w:unhideWhenUsed="1"/>
-    <w:lsdException w:name="page number" w:semiHidden="1" w:unhideWhenUsed="1"/>
-    <w:lsdException w:name="endnote reference" w:semiHidden="1" w:unhideWhenUsed="1"/>
-    <w:lsdException w:name="endnote text" w:semiHidden="1" w:unhideWhenUsed="1"/>
-    <w:lsdException w:name="table of authorities" w:semiHidden="1" w:unhideWhenUsed="1"/>
-    <w:lsdException w:name="macro" w:semiHidden="1" w:unhideWhenUsed="1"/>
-    <w:lsdException w:name="toa heading" w:semiHidden="1" w:unhideWhenUsed="1"/>
-    <w:lsdException w:name="List" w:semiHidden="1" w:unhideWhenUsed="1"/>
-    <w:lsdException w:name="List Bullet" w:semiHidden="1" w:unhideWhenUsed="1"/>
-    <w:lsdException w:name="List Number" w:semiHidden="1" w:unhideWhenUsed="1"/>
-    <w:lsdException w:name="List 2" w:semiHidden="1" w:unhideWhenUsed="1"/>
-    <w:lsdException w:name="List 3" w:semiHidden="1" w:unhideWhenUsed="1"/>
-    <w:lsdException w:name="List 4" w:semiHidden="1" w:unhideWhenUsed="1"/>
-    <w:lsdException w:name="List 5" w:semiHidden="1" w:unhideWhenUsed="1"/>
-    <w:lsdException w:name="List Bullet 2" w:semiHidden="1" w:unhideWhenUsed="1"/>
-    <w:lsdException w:name="List Bullet 3" w:semiHidden="1" w:unhideWhenUsed="1"/>
-    <w:lsdException w:name="List Bullet 4" w:semiHidden="1" w:unhideWhenUsed="1"/>
-    <w:lsdException w:name="List Bullet 5" w:semiHidden="1" w:unhideWhenUsed="1"/>
-    <w:lsdException w:name="List Number 2" w:semiHidden="1" w:unhideWhenUsed="1"/>
-    <w:lsdException w:name="List Number 3" w:semiHidden="1" w:unhideWhenUsed="1"/>
-    <w:lsdException w:name="List Number 4" w:semiHidden="1" w:unhideWhenUsed="1"/>
-    <w:lsdException w:name="List Number 5" w:semiHidden="1" w:unhideWhenUsed="1"/>
-    <w:lsdException w:name="Title" w:uiPriority="10" w:qFormat="1"/>
-    <w:lsdException w:name="Closing" w:semiHidden="1" w:unhideWhenUsed="1"/>
-    <w:lsdException w:name="Signature" w:semiHidden="1" w:unhideWhenUsed="1"/>
-    <w:lsdException w:name="Default Paragraph Font" w:semiHidden="1" w:uiPriority="1" w:unhideWhenUsed="1"/>
-    <w:lsdException w:name="Body Text" w:semiHidden="1" w:unhideWhenUsed="1"/>
-    <w:lsdException w:name="Body Text Indent" w:semiHidden="1" w:unhideWhenUsed="1"/>
-    <w:lsdException w:name="List Continue" w:semiHidden="1" w:unhideWhenUsed="1"/>
-    <w:lsdException w:name="List Continue 2" w:semiHidden="1" w:unhideWhenUsed="1"/>
-    <w:lsdException w:name="List Continue 3" w:semiHidden="1" w:unhideWhenUsed="1"/>
-    <w:lsdException w:name="List Continue 4" w:semiHidden="1" w:unhideWhenUsed="1"/>
-    <w:lsdException w:name="List Continue 5" w:semiHidden="1" w:unhideWhenUsed="1"/>
-    <w:lsdException w:name="Message Header" w:semiHidden="1" w:unhideWhenUsed="1"/>
-    <w:lsdException w:name="Subtitle" w:uiPriority="11" w:qFormat="1"/>
-    <w:lsdException w:name="Salutation" w:semiHidden="1" w:unhideWhenUsed="1"/>
-    <w:lsdException w:name="Date" w:semiHidden="1" w:unhideWhenUsed="1"/>
-    <w:lsdException w:name="Body Text First Indent" w:semiHidden="1" w:unhideWhenUsed="1"/>
-    <w:lsdException w:name="Body Text First Indent 2" w:semiHidden="1" w:unhideWhenUsed="1"/>
-    <w:lsdException w:name="Note Heading" w:semiHidden="1" w:unhideWhenUsed="1"/>
-    <w:lsdException w:name="Body Text 2" w:semiHidden="1" w:unhideWhenUsed="1"/>
-    <w:lsdException w:name="Body Text 3" w:semiHidden="1" w:unhideWhenUsed="1"/>
-    <w:lsdException w:name="Body Text Indent 2" w:semiHidden="1" w:unhideWhenUsed="1"/>
-    <w:lsdException w:name="Body Text Indent 3" w:semiHidden="1" w:unhideWhenUsed="1"/>
-    <w:lsdException w:name="Block Text" w:semiHidden="1" w:unhideWhenUsed="1"/>
-    <w:lsdException w:name="Hyperlink" w:semiHidden="1" w:unhideWhenUsed="1"/>
-    <w:lsdException w:name="FollowedHyperlink" w:semiHidden="1" w:unhideWhenUsed="1"/>
-    <w:lsdException w:name="Strong" w:uiPriority="22" w:qFormat="1"/>
-    <w:lsdException w:name="Emphasis" w:uiPriority="20" w:qFormat="1"/>
-    <w:lsdException w:name="Document Map" w:semiHidden="1" w:unhideWhenUsed="1"/>
-    <w:lsdException w:name="Plain Text" w:semiHidden="1" w:unhideWhenUsed="1"/>
-    <w:lsdException w:name="E-mail Signature" w:semiHidden="1" w:unhideWhenUsed="1"/>
-    <w:lsdException w:name="HTML Top of Form" w:semiHidden="1" w:unhideWhenUsed="1"/>
-    <w:lsdException w:name="HTML Bottom of Form" w:semiHidden="1" w:unhideWhenUsed="1"/>
-    <w:lsdException w:name="Normal (Web)" w:semiHidden="1" w:unhideWhenUsed="1"/>
-    <w:lsdException w:name="HTML Acronym" w:semiHidden="1" w:unhideWhenUsed="1"/>
-    <w:lsdException w:name="HTML Address" w:semiHidden="1" w:unhideWhenUsed="1"/>
-    <w:lsdException w:name="HTML Cite" w:semiHidden="1" w:unhideWhenUsed="1"/>
-    <w:lsdException w:name="HTML Code" w:semiHidden="1" w:unhideWhenUsed="1"/>
-    <w:lsdException w:name="HTML Definition" w:semiHidden="1" w:unhideWhenUsed="1"/>
-    <w:lsdException w:name="HTML Keyboard" w:semiHidden="1" w:unhideWhenUsed="1"/>
-    <w:lsdException w:name="HTML Preformatted" w:semiHidden="1" w:unhideWhenUsed="1"/>
-    <w:lsdException w:name="HTML Sample" w:semiHidden="1" w:unhideWhenUsed="1"/>
-    <w:lsdException w:name="HTML Typewriter" w:semiHidden="1" w:unhideWhenUsed="1"/>
-    <w:lsdException w:name="HTML Variable" w:semiHidden="1" w:unhideWhenUsed="1"/>
-    <w:lsdException w:name="Normal Table" w:semiHidden="1" w:unhideWhenUsed="1"/>
-    <w:lsdException w:name="annotation subject" w:semiHidden="1" w:unhideWhenUsed="1"/>
-    <w:lsdException w:name="No List" w:semiHidden="1" w:unhideWhenUsed="1"/>
-    <w:lsdException w:name="Outline List 1" w:semiHidden="1" w:unhideWhenUsed="1"/>
-    <w:lsdException w:name="Outline List 2" w:semiHidden="1" w:unhideWhenUsed="1"/>
-    <w:lsdException w:name="Outline List 3" w:semiHidden="1" w:unhideWhenUsed="1"/>
-    <w:lsdException w:name="Table Simple 1" w:semiHidden="1" w:unhideWhenUsed="1"/>
-    <w:lsdException w:name="Table Simple 2" w:semiHidden="1" w:unhideWhenUsed="1"/>
-    <w:lsdException w:name="Table Simple 3" w:semiHidden="1" w:unhideWhenUsed="1"/>
-    <w:lsdException w:name="Table Classic 1" w:semiHidden="1" w:unhideWhenUsed="1"/>
-    <w:lsdException w:name="Table Classic 2" w:semiHidden="1" w:unhideWhenUsed="1"/>
-    <w:lsdException w:name="Table Classic 3" w:semiHidden="1" w:unhideWhenUsed="1"/>
-    <w:lsdException w:name="Table Classic 4" w:semiHidden="1" w:unhideWhenUsed="1"/>
-    <w:lsdException w:name="Table Colorful 1" w:semiHidden="1" w:unhideWhenUsed="1"/>
-    <w:lsdException w:name="Table Colorful 2" w:semiHidden="1" w:unhideWhenUsed="1"/>
-    <w:lsdException w:name="Table Colorful 3" w:semiHidden="1" w:unhideWhenUsed="1"/>
-    <w:lsdException w:name="Table Columns 1" w:semiHidden="1" w:unhideWhenUsed="1"/>
-    <w:lsdException w:name="Table Columns 2" w:semiHidden="1" w:unhideWhenUsed="1"/>
-    <w:lsdException w:name="Table Columns 3" w:semiHidden="1" w:unhideWhenUsed="1"/>
-    <w:lsdException w:name="Table Columns 4" w:semiHidden="1" w:unhideWhenUsed="1"/>
-    <w:lsdException w:name="Table Columns 5" w:semiHidden="1" w:unhideWhenUsed="1"/>
-    <w:lsdException w:name="Table Grid 1" w:semiHidden="1" w:unhideWhenUsed="1"/>
-    <w:lsdException w:name="Table Grid 2" w:semiHidden="1" w:unhideWhenUsed="1"/>
-    <w:lsdException w:name="Table Grid 3" w:semiHidden="1" w:unhideWhenUsed="1"/>
-    <w:lsdException w:name="Table Grid 4" w:semiHidden="1" w:unhideWhenUsed="1"/>
-    <w:lsdException w:name="Table Grid 5" w:semiHidden="1" w:unhideWhenUsed="1"/>
-    <w:lsdException w:name="Table Grid 6" w:semiHidden="1" w:unhideWhenUsed="1"/>
-    <w:lsdException w:name="Table Grid 7" w:semiHidden="1" w:unhideWhenUsed="1"/>
-    <w:lsdException w:name="Table Grid 8" w:semiHidden="1" w:unhideWhenUsed="1"/>
-    <w:lsdException w:name="Table List 1" w:semiHidden="1" w:unhideWhenUsed="1"/>
-    <w:lsdException w:name="Table List 2" w:semiHidden="1" w:unhideWhenUsed="1"/>
-    <w:lsdException w:name="Table List 3" w:semiHidden="1" w:unhideWhenUsed="1"/>
-    <w:lsdException w:name="Table List 4" w:semiHidden="1" w:unhideWhenUsed="1"/>
-    <w:lsdException w:name="Table List 5" w:semiHidden="1" w:unhideWhenUsed="1"/>
-    <w:lsdException w:name="Table List 6" w:semiHidden="1" w:unhideWhenUsed="1"/>
-    <w:lsdException w:name="Table List 7" w:semiHidden="1" w:unhideWhenUsed="1"/>
-    <w:lsdException w:name="Table List 8" w:semiHidden="1" w:unhideWhenUsed="1"/>
-    <w:lsdException w:name="Table 3D effects 1" w:semiHidden="1" w:unhideWhenUsed="1"/>
-    <w:lsdException w:name="Table 3D effects 2" w:semiHidden="1" w:unhideWhenUsed="1"/>
-    <w:lsdException w:name="Table 3D effects 3" w:semiHidden="1" w:unhideWhenUsed="1"/>
-    <w:lsdException w:name="Table Contemporary" w:semiHidden="1" w:unhideWhenUsed="1"/>
-    <w:lsdException w:name="Table Elegant" w:semiHidden="1" w:unhideWhenUsed="1"/>
-    <w:lsdException w:name="Table Professional" w:semiHidden="1" w:unhideWhenUsed="1"/>
-    <w:lsdException w:name="Table Subtle 1" w:semiHidden="1" w:unhideWhenUsed="1"/>
-    <w:lsdException w:name="Table Subtle 2" w:semiHidden="1" w:unhideWhenUsed="1"/>
-    <w:lsdException w:name="Table Web 1" w:semiHidden="1" w:unhideWhenUsed="1"/>
-    <w:lsdException w:name="Table Web 2" w:semiHidden="1" w:unhideWhenUsed="1"/>
-    <w:lsdException w:name="Table Web 3" w:semiHidden="1" w:unhideWhenUsed="1"/>
-    <w:lsdException w:name="Balloon Text" w:semiHidden="1" w:unhideWhenUsed="1"/>
-    <w:lsdException w:name="Table Grid" w:uiPriority="59"/>
-    <w:lsdException w:name="Table Theme" w:semiHidden="1" w:unhideWhenUsed="1"/>
-    <w:lsdException w:name="Placeholder Text" w:semiHidden="1"/>
-    <w:lsdException w:name="No Spacing" w:uiPriority="1" w:qFormat="1"/>
-    <w:lsdException w:name="Light Shading" w:uiPriority="60"/>
-    <w:lsdException w:name="Light List" w:uiPriority="61"/>
-    <w:lsdException w:name="Light Grid" w:uiPriority="62"/>
-    <w:lsdException w:name="Medium Shading 1" w:uiPriority="63"/>
-    <w:lsdException w:name="Medium Shading 2" w:uiPriority="64"/>
-    <w:lsdException w:name="Medium List 1" w:uiPriority="65"/>
-    <w:lsdException w:name="Medium List 2" w:uiPriority="66"/>
-    <w:lsdException w:name="Medium Grid 1" w:uiPriority="67"/>
-    <w:lsdException w:name="Medium Grid 2" w:uiPriority="68"/>
-    <w:lsdException w:name="Medium Grid 3" w:uiPriority="69"/>
-    <w:lsdException w:name="Dark List" w:uiPriority="70"/>
-    <w:lsdException w:name="Colorful Shading" w:uiPriority="71"/>
-    <w:lsdException w:name="Colorful List" w:uiPriority="72"/>
-    <w:lsdException w:name="Colorful Grid" w:uiPriority="73"/>
-    <w:lsdException w:name="Light Shading Accent 1" w:uiPriority="60"/>
-    <w:lsdException w:name="Light List Accent 1" w:uiPriority="61"/>
-    <w:lsdException w:name="Light Grid Accent 1" w:uiPriority="62"/>
-    <w:lsdException w:name="Medium Shading 1 Accent 1" w:uiPriority="63"/>
-    <w:lsdException w:name="Medium Shading 2 Accent 1" w:uiPriority="64"/>
-    <w:lsdException w:name="Medium List 1 Accent 1" w:uiPriority="65"/>
-    <w:lsdException w:name="Revision" w:semiHidden="1"/>
-    <w:lsdException w:name="List Paragraph" w:uiPriority="34" w:qFormat="1"/>
-    <w:lsdException w:name="Quote" w:uiPriority="29" w:qFormat="1"/>
-    <w:lsdException w:name="Intense Quote" w:uiPriority="30" w:qFormat="1"/>
-    <w:lsdException w:name="Medium List 2 Accent 1" w:uiPriority="66"/>
-    <w:lsdException w:name="Medium Grid 1 Accent 1" w:uiPriority="67"/>
-    <w:lsdException w:name="Medium Grid 2 Accent 1" w:uiPriority="68"/>
-    <w:lsdException w:name="Medium Grid 3 Accent 1" w:uiPriority="69"/>
-    <w:lsdException w:name="Dark List Accent 1" w:uiPriority="70"/>
-    <w:lsdException w:name="Colorful Shading Accent 1" w:uiPriority="71"/>
-    <w:lsdException w:name="Colorful List Accent 1" w:uiPriority="72"/>
-    <w:lsdException w:name="Colorful Grid Accent 1" w:uiPriority="73"/>
-    <w:lsdException w:name="Light Shading Accent 2" w:uiPriority="60"/>
-    <w:lsdException w:name="Light List Accent 2" w:uiPriority="61"/>
-    <w:lsdException w:name="Light Grid Accent 2" w:uiPriority="62"/>
-    <w:lsdException w:name="Medium Shading 1 Accent 2" w:uiPriority="63"/>
-    <w:lsdException w:name="Medium Shading 2 Accent 2" w:uiPriority="64"/>
-    <w:lsdException w:name="Medium List 1 Accent 2" w:uiPriority="65"/>
-    <w:lsdException w:name="Medium List 2 Accent 2" w:uiPriority="66"/>
-    <w:lsdException w:name="Medium Grid 1 Accent 2" w:uiPriority="67"/>
-    <w:lsdException w:name="Medium Grid 2 Accent 2" w:uiPriority="68"/>
-    <w:lsdException w:name="Medium Grid 3 Accent 2" w:uiPriority="69"/>
-    <w:lsdException w:name="Dark List Accent 2" w:uiPriority="70"/>
-    <w:lsdException w:name="Colorful Shading Accent 2" w:uiPriority="71"/>
-    <w:lsdException w:name="Colorful List Accent 2" w:uiPriority="72"/>
-    <w:lsdException w:name="Colorful Grid Accent 2" w:uiPriority="73"/>
-    <w:lsdException w:name="Light Shading Accent 3" w:uiPriority="60"/>
-    <w:lsdException w:name="Light List Accent 3" w:uiPriority="61"/>
-    <w:lsdException w:name="Light Grid Accent 3" w:uiPriority="62"/>
-    <w:lsdException w:name="Medium Shading 1 Accent 3" w:uiPriority="63"/>
-    <w:lsdException w:name="Medium Shading 2 Accent 3" w:uiPriority="64"/>
-    <w:lsdException w:name="Medium List 1 Accent 3" w:uiPriority="65"/>
-    <w:lsdException w:name="Medium List 2 Accent 3" w:uiPriority="66"/>
-    <w:lsdException w:name="Medium Grid 1 Accent 3" w:uiPriority="67"/>
-    <w:lsdException w:name="Medium Grid 2 Accent 3" w:uiPriority="68"/>
-    <w:lsdException w:name="Medium Grid 3 Accent 3" w:uiPriority="69"/>
-    <w:lsdException w:name="Dark List Accent 3" w:uiPriority="70"/>
-    <w:lsdException w:name="Colorful Shading Accent 3" w:uiPriority="71"/>
-    <w:lsdException w:name="Colorful List Accent 3" w:uiPriority="72"/>
-    <w:lsdException w:name="Colorful Grid Accent 3" w:uiPriority="73"/>
-    <w:lsdException w:name="Light Shading Accent 4" w:uiPriority="60"/>
-    <w:lsdException w:name="Light List Accent 4" w:uiPriority="61"/>
-    <w:lsdException w:name="Light Grid Accent 4" w:uiPriority="62"/>
-    <w:lsdException w:name="Medium Shading 1 Accent 4" w:uiPriority="63"/>
-    <w:lsdException w:name="Medium Shading 2 Accent 4" w:uiPriority="64"/>
-    <w:lsdException w:name="Medium List 1 Accent 4" w:uiPriority="65"/>
-    <w:lsdException w:name="Medium List 2 Accent 4" w:uiPriority="66"/>
-    <w:lsdException w:name="Medium Grid 1 Accent 4" w:uiPriority="67"/>
-    <w:lsdException w:name="Medium Grid 2 Accent 4" w:uiPriority="68"/>
-    <w:lsdException w:name="Medium Grid 3 Accent 4" w:uiPriority="69"/>
-    <w:lsdException w:name="Dark List Accent 4" w:uiPriority="70"/>
-    <w:lsdException w:name="Colorful Shading Accent 4" w:uiPriority="71"/>
-    <w:lsdException w:name="Colorful List Accent 4" w:uiPriority="72"/>
-    <w:lsdException w:name="Colorful Grid Accent 4" w:uiPriority="73"/>
-    <w:lsdException w:name="Light Shading Accent 5" w:uiPriority="60"/>
-    <w:lsdException w:name="Light List Accent 5" w:uiPriority="61"/>
-    <w:lsdException w:name="Light Grid Accent 5" w:uiPriority="62"/>
-    <w:lsdException w:name="Medium Shading 1 Accent 5" w:uiPriority="63"/>
-    <w:lsdException w:name="Medium Shading 2 Accent 5" w:uiPriority="64"/>
-    <w:lsdException w:name="Medium List 1 Accent 5" w:uiPriority="65"/>
-    <w:lsdException w:name="Medium List 2 Accent 5" w:uiPriority="66"/>
-    <w:lsdException w:name="Medium Grid 1 Accent 5" w:uiPriority="67"/>
-    <w:lsdException w:name="Medium Grid 2 Accent 5" w:uiPriority="68"/>
-    <w:lsdException w:name="Medium Grid 3 Accent 5" w:uiPriority="69"/>
-    <w:lsdException w:name="Dark List Accent 5" w:uiPriority="70"/>
-    <w:lsdException w:name="Colorful Shading Accent 5" w:uiPriority="71"/>
-    <w:lsdException w:name="Colorful List Accent 5" w:uiPriority="72"/>
-    <w:lsdException w:name="Colorful Grid Accent 5" w:uiPriority="73"/>
-    <w:lsdException w:name="Light Shading Accent 6" w:uiPriority="60"/>
-    <w:lsdException w:name="Light List Accent 6" w:uiPriority="61"/>
-    <w:lsdException w:name="Light Grid Accent 6" w:uiPriority="62"/>
-    <w:lsdException w:name="Medium Shading 1 Accent 6" w:uiPriority="63"/>
-    <w:lsdException w:name="Medium Shading 2 Accent 6" w:uiPriority="64"/>
-    <w:lsdException w:name="Medium List 1 Accent 6" w:uiPriority="65"/>
-    <w:lsdException w:name="Medium List 2 Accent 6" w:uiPriority="66"/>
-    <w:lsdException w:name="Medium Grid 1 Accent 6" w:uiPriority="67"/>
-    <w:lsdException w:name="Medium Grid 2 Accent 6" w:uiPriority="68"/>
-    <w:lsdException w:name="Medium Grid 3 Accent 6" w:uiPriority="69"/>
-    <w:lsdException w:name="Dark List Accent 6" w:uiPriority="70"/>
-    <w:lsdException w:name="Colorful Shading Accent 6" w:uiPriority="71"/>
-    <w:lsdException w:name="Colorful List Accent 6" w:uiPriority="72"/>
-    <w:lsdException w:name="Colorful Grid Accent 6" w:uiPriority="73"/>
-    <w:lsdException w:name="Subtle Emphasis" w:uiPriority="19" w:qFormat="1"/>
-    <w:lsdException w:name="Intense Emphasis" w:uiPriority="21" w:qFormat="1"/>
-    <w:lsdException w:name="Subtle Reference" w:uiPriority="31" w:qFormat="1"/>
-    <w:lsdException w:name="Intense Reference" w:uiPriority="32" w:qFormat="1"/>
-    <w:lsdException w:name="Book Title" w:uiPriority="33" w:qFormat="1"/>
-    <w:lsdException w:name="Bibliography" w:semiHidden="1" w:uiPriority="37" w:unhideWhenUsed="1"/>
-    <w:lsdException w:name="TOC Heading" w:semiHidden="1" w:uiPriority="39" w:unhideWhenUsed="1" w:qFormat="1"/>
-    <w:lsdException w:name="Plain Table 1" w:uiPriority="41"/>
-    <w:lsdException w:name="Plain Table 2" w:uiPriority="42"/>
-    <w:lsdException w:name="Plain Table 3" w:uiPriority="43"/>
-    <w:lsdException w:name="Plain Table 4" w:uiPriority="44"/>
-    <w:lsdException w:name="Plain Table 5" w:uiPriority="45"/>
-    <w:lsdException w:name="Grid Table Light" w:uiPriority="40"/>
-    <w:lsdException w:name="Grid Table 1 Light" w:uiPriority="46"/>
-    <w:lsdException w:name="Grid Table 2" w:uiPriority="47"/>
-    <w:lsdException w:name="Grid Table 3" w:uiPriority="48"/>
-    <w:lsdException w:name="Grid Table 4" w:uiPriority="49"/>
-    <w:lsdException w:name="Grid Table 5 Dark" w:uiPriority="50"/>
-    <w:lsdException w:name="Grid Table 6 Colorful" w:uiPriority="51"/>
-    <w:lsdException w:name="Grid Table 7 Colorful" w:uiPriority="52"/>
-    <w:lsdException w:name="Grid Table 1 Light Accent 1" w:uiPriority="46"/>
-    <w:lsdException w:name="Grid Table 2 Accent 1" w:uiPriority="47"/>
-    <w:lsdException w:name="Grid Table 3 Accent 1" w:uiPriority="48"/>
-    <w:lsdException w:name="Grid Table 4 Accent 1" w:uiPriority="49"/>
-    <w:lsdException w:name="Grid Table 5 Dark Accent 1" w:uiPriority="50"/>
-    <w:lsdException w:name="Grid Table 6 Colorful Accent 1" w:uiPriority="51"/>
-    <w:lsdException w:name="Grid Table 7 Colorful Accent 1" w:uiPriority="52"/>
-    <w:lsdException w:name="Grid Table 1 Light Accent 2" w:uiPriority="46"/>
-    <w:lsdException w:name="Grid Table 2 Accent 2" w:uiPriority="47"/>
-    <w:lsdException w:name="Grid Table 3 Accent 2" w:uiPriority="48"/>
-    <w:lsdException w:name="Grid Table 4 Accent 2" w:uiPriority="49"/>
-    <w:lsdException w:name="Grid Table 5 Dark Accent 2" w:uiPriority="50"/>
-    <w:lsdException w:name="Grid Table 6 Colorful Accent 2" w:uiPriority="51"/>
-    <w:lsdException w:name="Grid Table 7 Colorful Accent 2" w:uiPriority="52"/>
-    <w:lsdException w:name="Grid Table 1 Light Accent 3" w:uiPriority="46"/>
-    <w:lsdException w:name="Grid Table 2 Accent 3" w:uiPriority="47"/>
-    <w:lsdException w:name="Grid Table 3 Accent 3" w:uiPriority="48"/>
-    <w:lsdException w:name="Grid Table 4 Accent 3" w:uiPriority="49"/>
-    <w:lsdException w:name="Grid Table 5 Dark Accent 3" w:uiPriority="50"/>
-    <w:lsdException w:name="Grid Table 6 Colorful Accent 3" w:uiPriority="51"/>
-    <w:lsdException w:name="Grid Table 7 Colorful Accent 3" w:uiPriority="52"/>
-    <w:lsdException w:name="Grid Table 1 Light Accent 4" w:uiPriority="46"/>
-    <w:lsdException w:name="Grid Table 2 Accent 4" w:uiPriority="47"/>
-    <w:lsdException w:name="Grid Table 3 Accent 4" w:uiPriority="48"/>
-    <w:lsdException w:name="Grid Table 4 Accent 4" w:uiPriority="49"/>
-    <w:lsdException w:name="Grid Table 5 Dark Accent 4" w:uiPriority="50"/>
-    <w:lsdException w:name="Grid Table 6 Colorful Accent 4" w:uiPriority="51"/>
-    <w:lsdException w:name="Grid Table 7 Colorful Accent 4" w:uiPriority="52"/>
-    <w:lsdException w:name="Grid Table 1 Light Accent 5" w:uiPriority="46"/>
-    <w:lsdException w:name="Grid Table 2 Accent 5" w:uiPriority="47"/>
-    <w:lsdException w:name="Grid Table 3 Accent 5" w:uiPriority="48"/>
-    <w:lsdException w:name="Grid Table 4 Accent 5" w:uiPriority="49"/>
-    <w:lsdException w:name="Grid Table 5 Dark Accent 5" w:uiPriority="50"/>
-    <w:lsdException w:name="Grid Table 6 Colorful Accent 5" w:uiPriority="51"/>
-    <w:lsdException w:name="Grid Table 7 Colorful Accent 5" w:uiPriority="52"/>
-    <w:lsdException w:name="Grid Table 1 Light Accent 6" w:uiPriority="46"/>
-    <w:lsdException w:name="Grid Table 2 Accent 6" w:uiPriority="47"/>
-    <w:lsdException w:name="Grid Table 3 Accent 6" w:uiPriority="48"/>
-    <w:lsdException w:name="Grid Table 4 Accent 6" w:uiPriority="49"/>
-    <w:lsdException w:name="Grid Table 5 Dark Accent 6" w:uiPriority="50"/>
-    <w:lsdException w:name="Grid Table 6 Colorful Accent 6" w:uiPriority="51"/>
-    <w:lsdException w:name="Grid Table 7 Colorful Accent 6" w:uiPriority="52"/>
-    <w:lsdException w:name="List Table 1 Light" w:uiPriority="46"/>
-    <w:lsdException w:name="List Table 2" w:uiPriority="47"/>
-    <w:lsdException w:name="List Table 3" w:uiPriority="48"/>
-    <w:lsdException w:name="List Table 4" w:uiPriority="49"/>
-    <w:lsdException w:name="List Table 5 Dark" w:uiPriority="50"/>
-    <w:lsdException w:name="List Table 6 Colorful" w:uiPriority="51"/>
-    <w:lsdException w:name="List Table 7 Colorful" w:uiPriority="52"/>
-    <w:lsdException w:name="List Table 1 Light Accent 1" w:uiPriority="46"/>
-    <w:lsdException w:name="List Table 2 Accent 1" w:uiPriority="47"/>
-    <w:lsdException w:name="List Table 3 Accent 1" w:uiPriority="48"/>
-    <w:lsdException w:name="List Table 4 Accent 1" w:uiPriority="49"/>
-    <w:lsdException w:name="List Table 5 Dark Accent 1" w:uiPriority="50"/>
-    <w:lsdException w:name="List Table 6 Colorful Accent 1" w:uiPriority="51"/>
-    <w:lsdException w:name="List Table 7 Colorful Accent 1" w:uiPriority="52"/>
-    <w:lsdException w:name="List Table 1 Light Accent 2" w:uiPriority="46"/>
-    <w:lsdException w:name="List Table 2 Accent 2" w:uiPriority="47"/>
-    <w:lsdException w:name="List Table 3 Accent 2" w:uiPriority="48"/>
-    <w:lsdException w:name="List Table 4 Accent 2" w:uiPriority="49"/>
-    <w:lsdException w:name="List Table 5 Dark Accent 2" w:uiPriority="50"/>
-    <w:lsdException w:name="List Table 6 Colorful Accent 2" w:uiPriority="51"/>
-    <w:lsdException w:name="List Table 7 Colorful Accent 2" w:uiPriority="52"/>
-    <w:lsdException w:name="List Table 1 Light Accent 3" w:uiPriority="46"/>
-    <w:lsdException w:name="List Table 2 Accent 3" w:uiPriority="47"/>
-    <w:lsdException w:name="List Table 3 Accent 3" w:uiPriority="48"/>
-    <w:lsdException w:name="List Table 4 Accent 3" w:uiPriority="49"/>
-    <w:lsdException w:name="List Table 5 Dark Accent 3" w:uiPriority="50"/>
-    <w:lsdException w:name="List Table 6 Colorful Accent 3" w:uiPriority="51"/>
-    <w:lsdException w:name="List Table 7 Colorful Accent 3" w:uiPriority="52"/>
-    <w:lsdException w:name="List Table 1 Light Accent 4" w:uiPriority="46"/>
-    <w:lsdException w:name="List Table 2 Accent 4" w:uiPriority="47"/>
-    <w:lsdException w:name="List Table 3 Accent 4" w:uiPriority="48"/>
-    <w:lsdException w:name="List Table 4 Accent 4" w:uiPriority="49"/>
-    <w:lsdException w:name="List Table 5 Dark Accent 4" w:uiPriority="50"/>
-    <w:lsdException w:name="List Table 6 Colorful Accent 4" w:uiPriority="51"/>
-    <w:lsdException w:name="List Table 7 Colorful Accent 4" w:uiPriority="52"/>
-    <w:lsdException w:name="List Table 1 Light Accent 5" w:uiPriority="46"/>
-    <w:lsdException w:name="List Table 2 Accent 5" w:uiPriority="47"/>
-    <w:lsdException w:name="List Table 3 Accent 5" w:uiPriority="48"/>
-    <w:lsdException w:name="List Table 4 Accent 5" w:uiPriority="49"/>
-    <w:lsdException w:name="List Table 5 Dark Accent 5" w:uiPriority="50"/>
-    <w:lsdException w:name="List Table 6 Colorful Accent 5" w:uiPriority="51"/>
-    <w:lsdException w:name="List Table 7 Colorful Accent 5" w:uiPriority="52"/>
-    <w:lsdException w:name="List Table 1 Light Accent 6" w:uiPriority="46"/>
-    <w:lsdException w:name="List Table 2 Accent 6" w:uiPriority="47"/>
-    <w:lsdException w:name="List Table 3 Accent 6" w:uiPriority="48"/>
-    <w:lsdException w:name="List Table 4 Accent 6" w:uiPriority="49"/>
-    <w:lsdException w:name="List Table 5 Dark Accent 6" w:uiPriority="50"/>
-    <w:lsdException w:name="List Table 6 Colorful Accent 6" w:uiPriority="51"/>
-    <w:lsdException w:name="List Table 7 Colorful Accent 6" w:uiPriority="52"/>
+  <w:latentStyles w:count="260" w:defQFormat="0" w:defUnhideWhenUsed="1" w:defSemiHidden="1" w:defUIPriority="99" w:defLockedState="0">
+    <w:lsdException w:qFormat="1" w:unhideWhenUsed="0" w:uiPriority="0" w:semiHidden="0" w:name="Normal"/>
+    <w:lsdException w:qFormat="1" w:unhideWhenUsed="0" w:uiPriority="9" w:semiHidden="0" w:name="heading 1"/>
+    <w:lsdException w:qFormat="1" w:uiPriority="9" w:name="heading 2"/>
+    <w:lsdException w:qFormat="1" w:uiPriority="9" w:name="heading 3"/>
+    <w:lsdException w:qFormat="1" w:uiPriority="9" w:name="heading 4"/>
+    <w:lsdException w:qFormat="1" w:uiPriority="9" w:name="heading 5"/>
+    <w:lsdException w:qFormat="1" w:uiPriority="9" w:name="heading 6"/>
+    <w:lsdException w:qFormat="1" w:uiPriority="9" w:name="heading 7"/>
+    <w:lsdException w:qFormat="1" w:uiPriority="9" w:name="heading 8"/>
+    <w:lsdException w:qFormat="1" w:uiPriority="9" w:name="heading 9"/>
+    <w:lsdException w:uiPriority="99" w:name="index 1"/>
+    <w:lsdException w:uiPriority="99" w:name="index 2"/>
+    <w:lsdException w:uiPriority="99" w:name="index 3"/>
+    <w:lsdException w:uiPriority="99" w:name="index 4"/>
+    <w:lsdException w:uiPriority="99" w:name="index 5"/>
+    <w:lsdException w:uiPriority="99" w:name="index 6"/>
+    <w:lsdException w:uiPriority="99" w:name="index 7"/>
+    <w:lsdException w:uiPriority="99" w:name="index 8"/>
+    <w:lsdException w:uiPriority="99" w:name="index 9"/>
+    <w:lsdException w:uiPriority="39" w:name="toc 1"/>
+    <w:lsdException w:uiPriority="39" w:name="toc 2"/>
+    <w:lsdException w:uiPriority="39" w:name="toc 3"/>
+    <w:lsdException w:uiPriority="39" w:name="toc 4"/>
+    <w:lsdException w:uiPriority="39" w:name="toc 5"/>
+    <w:lsdException w:uiPriority="39" w:name="toc 6"/>
+    <w:lsdException w:uiPriority="39" w:name="toc 7"/>
+    <w:lsdException w:uiPriority="39" w:name="toc 8"/>
+    <w:lsdException w:uiPriority="39" w:name="toc 9"/>
+    <w:lsdException w:uiPriority="99" w:name="Normal Indent"/>
+    <w:lsdException w:uiPriority="99" w:name="footnote text"/>
+    <w:lsdException w:uiPriority="99" w:name="annotation text"/>
+    <w:lsdException w:uiPriority="99" w:name="header"/>
+    <w:lsdException w:uiPriority="99" w:name="footer"/>
+    <w:lsdException w:uiPriority="99" w:name="index heading"/>
+    <w:lsdException w:qFormat="1" w:uiPriority="35" w:name="caption"/>
+    <w:lsdException w:uiPriority="99" w:name="table of figures"/>
+    <w:lsdException w:uiPriority="99" w:name="envelope address"/>
+    <w:lsdException w:uiPriority="99" w:name="envelope return"/>
+    <w:lsdException w:uiPriority="99" w:name="footnote reference"/>
+    <w:lsdException w:uiPriority="99" w:name="annotation reference"/>
+    <w:lsdException w:uiPriority="99" w:name="line number"/>
+    <w:lsdException w:uiPriority="99" w:name="page number"/>
+    <w:lsdException w:uiPriority="99" w:name="endnote reference"/>
+    <w:lsdException w:uiPriority="99" w:name="endnote text"/>
+    <w:lsdException w:uiPriority="99" w:name="table of authorities"/>
+    <w:lsdException w:uiPriority="99" w:name="macro"/>
+    <w:lsdException w:uiPriority="99" w:name="toa heading"/>
+    <w:lsdException w:uiPriority="99" w:name="List"/>
+    <w:lsdException w:uiPriority="99" w:name="List Bullet"/>
+    <w:lsdException w:uiPriority="99" w:name="List Number"/>
+    <w:lsdException w:uiPriority="99" w:name="List 2"/>
+    <w:lsdException w:uiPriority="99" w:name="List 3"/>
+    <w:lsdException w:uiPriority="99" w:name="List 4"/>
+    <w:lsdException w:uiPriority="99" w:name="List 5"/>
+    <w:lsdException w:uiPriority="99" w:name="List Bullet 2"/>
+    <w:lsdException w:uiPriority="99" w:name="List Bullet 3"/>
+    <w:lsdException w:uiPriority="99" w:name="List Bullet 4"/>
+    <w:lsdException w:uiPriority="99" w:name="List Bullet 5"/>
+    <w:lsdException w:uiPriority="99" w:name="List Number 2"/>
+    <w:lsdException w:uiPriority="99" w:name="List Number 3"/>
+    <w:lsdException w:uiPriority="99" w:name="List Number 4"/>
+    <w:lsdException w:uiPriority="99" w:name="List Number 5"/>
+    <w:lsdException w:qFormat="1" w:unhideWhenUsed="0" w:uiPriority="10" w:semiHidden="0" w:name="Title"/>
+    <w:lsdException w:uiPriority="99" w:name="Closing"/>
+    <w:lsdException w:uiPriority="99" w:name="Signature"/>
+    <w:lsdException w:qFormat="1" w:uiPriority="1" w:name="Default Paragraph Font"/>
+    <w:lsdException w:uiPriority="99" w:name="Body Text"/>
+    <w:lsdException w:uiPriority="99" w:name="Body Text Indent"/>
+    <w:lsdException w:uiPriority="99" w:name="List Continue"/>
+    <w:lsdException w:uiPriority="99" w:name="List Continue 2"/>
+    <w:lsdException w:uiPriority="99" w:name="List Continue 3"/>
+    <w:lsdException w:uiPriority="99" w:name="List Continue 4"/>
+    <w:lsdException w:uiPriority="99" w:name="List Continue 5"/>
+    <w:lsdException w:uiPriority="99" w:name="Message Header"/>
+    <w:lsdException w:qFormat="1" w:unhideWhenUsed="0" w:uiPriority="11" w:semiHidden="0" w:name="Subtitle"/>
+    <w:lsdException w:uiPriority="99" w:name="Salutation"/>
+    <w:lsdException w:uiPriority="99" w:name="Date"/>
+    <w:lsdException w:uiPriority="99" w:name="Body Text First Indent"/>
+    <w:lsdException w:uiPriority="99" w:name="Body Text First Indent 2"/>
+    <w:lsdException w:uiPriority="99" w:name="Note Heading"/>
+    <w:lsdException w:uiPriority="99" w:name="Body Text 2"/>
+    <w:lsdException w:uiPriority="99" w:name="Body Text 3"/>
+    <w:lsdException w:uiPriority="99" w:name="Body Text Indent 2"/>
+    <w:lsdException w:uiPriority="99" w:name="Body Text Indent 3"/>
+    <w:lsdException w:uiPriority="99" w:name="Block Text"/>
+    <w:lsdException w:uiPriority="99" w:name="Hyperlink"/>
+    <w:lsdException w:uiPriority="99" w:name="FollowedHyperlink"/>
+    <w:lsdException w:qFormat="1" w:unhideWhenUsed="0" w:uiPriority="22" w:semiHidden="0" w:name="Strong"/>
+    <w:lsdException w:qFormat="1" w:unhideWhenUsed="0" w:uiPriority="20" w:semiHidden="0" w:name="Emphasis"/>
+    <w:lsdException w:uiPriority="99" w:name="Document Map"/>
+    <w:lsdException w:uiPriority="99" w:name="Plain Text"/>
+    <w:lsdException w:uiPriority="99" w:name="E-mail Signature"/>
+    <w:lsdException w:qFormat="1" w:uiPriority="99" w:name="Normal (Web)"/>
+    <w:lsdException w:uiPriority="99" w:name="HTML Acronym"/>
+    <w:lsdException w:uiPriority="99" w:name="HTML Address"/>
+    <w:lsdException w:uiPriority="99" w:name="HTML Cite"/>
+    <w:lsdException w:uiPriority="99" w:name="HTML Code"/>
+    <w:lsdException w:uiPriority="99" w:name="HTML Definition"/>
+    <w:lsdException w:uiPriority="99" w:name="HTML Keyboard"/>
+    <w:lsdException w:uiPriority="99" w:name="HTML Preformatted"/>
+    <w:lsdException w:uiPriority="99" w:name="HTML Sample"/>
+    <w:lsdException w:uiPriority="99" w:name="HTML Typewriter"/>
+    <w:lsdException w:uiPriority="99" w:name="HTML Variable"/>
+    <w:lsdException w:qFormat="1" w:uiPriority="99" w:name="Normal Table"/>
+    <w:lsdException w:uiPriority="99" w:name="annotation subject"/>
+    <w:lsdException w:uiPriority="99" w:name="Table Simple 1"/>
+    <w:lsdException w:uiPriority="99" w:name="Table Simple 2"/>
+    <w:lsdException w:uiPriority="99" w:name="Table Simple 3"/>
+    <w:lsdException w:uiPriority="99" w:name="Table Classic 1"/>
+    <w:lsdException w:uiPriority="99" w:name="Table Classic 2"/>
+    <w:lsdException w:uiPriority="99" w:name="Table Classic 3"/>
+    <w:lsdException w:uiPriority="99" w:name="Table Classic 4"/>
+    <w:lsdException w:uiPriority="99" w:name="Table Colorful 1"/>
+    <w:lsdException w:uiPriority="99" w:name="Table Colorful 2"/>
+    <w:lsdException w:uiPriority="99" w:name="Table Colorful 3"/>
+    <w:lsdException w:uiPriority="99" w:name="Table Columns 1"/>
+    <w:lsdException w:uiPriority="99" w:name="Table Columns 2"/>
+    <w:lsdException w:uiPriority="99" w:name="Table Columns 3"/>
+    <w:lsdException w:uiPriority="99" w:name="Table Columns 4"/>
+    <w:lsdException w:uiPriority="99" w:name="Table Columns 5"/>
+    <w:lsdException w:uiPriority="99" w:name="Table Grid 1"/>
+    <w:lsdException w:uiPriority="99" w:name="Table Grid 2"/>
+    <w:lsdException w:uiPriority="99" w:name="Table Grid 3"/>
+    <w:lsdException w:uiPriority="99" w:name="Table Grid 4"/>
+    <w:lsdException w:uiPriority="99" w:name="Table Grid 5"/>
+    <w:lsdException w:uiPriority="99" w:name="Table Grid 6"/>
+    <w:lsdException w:uiPriority="99" w:name="Table Grid 7"/>
+    <w:lsdException w:uiPriority="99" w:name="Table Grid 8"/>
+    <w:lsdException w:uiPriority="99" w:name="Table List 1"/>
+    <w:lsdException w:uiPriority="99" w:name="Table List 2"/>
+    <w:lsdException w:uiPriority="99" w:name="Table List 3"/>
+    <w:lsdException w:uiPriority="99" w:name="Table List 4"/>
+    <w:lsdException w:uiPriority="99" w:name="Table List 5"/>
+    <w:lsdException w:uiPriority="99" w:name="Table List 6"/>
+    <w:lsdException w:uiPriority="99" w:name="Table List 7"/>
+    <w:lsdException w:uiPriority="99" w:name="Table List 8"/>
+    <w:lsdException w:uiPriority="99" w:name="Table 3D effects 1"/>
+    <w:lsdException w:uiPriority="99" w:name="Table 3D effects 2"/>
+    <w:lsdException w:uiPriority="99" w:name="Table 3D effects 3"/>
+    <w:lsdException w:uiPriority="99" w:name="Table Contemporary"/>
+    <w:lsdException w:uiPriority="99" w:name="Table Elegant"/>
+    <w:lsdException w:uiPriority="99" w:name="Table Professional"/>
+    <w:lsdException w:uiPriority="99" w:name="Table Subtle 1"/>
+    <w:lsdException w:uiPriority="99" w:name="Table Subtle 2"/>
+    <w:lsdException w:uiPriority="99" w:name="Table Web 1"/>
+    <w:lsdException w:uiPriority="99" w:name="Table Web 2"/>
+    <w:lsdException w:uiPriority="99" w:name="Table Web 3"/>
+    <w:lsdException w:uiPriority="99" w:name="Balloon Text"/>
+    <w:lsdException w:qFormat="1" w:unhideWhenUsed="0" w:uiPriority="59" w:semiHidden="0" w:name="Table Grid"/>
+    <w:lsdException w:uiPriority="99" w:name="Table Theme"/>
+    <w:lsdException w:unhideWhenUsed="0" w:uiPriority="60" w:semiHidden="0" w:name="Light Shading"/>
+    <w:lsdException w:unhideWhenUsed="0" w:uiPriority="61" w:semiHidden="0" w:name="Light List"/>
+    <w:lsdException w:unhideWhenUsed="0" w:uiPriority="62" w:semiHidden="0" w:name="Light Grid"/>
+    <w:lsdException w:unhideWhenUsed="0" w:uiPriority="63" w:semiHidden="0" w:name="Medium Shading 1"/>
+    <w:lsdException w:unhideWhenUsed="0" w:uiPriority="64" w:semiHidden="0" w:name="Medium Shading 2"/>
+    <w:lsdException w:unhideWhenUsed="0" w:uiPriority="65" w:semiHidden="0" w:name="Medium List 1"/>
+    <w:lsdException w:unhideWhenUsed="0" w:uiPriority="66" w:semiHidden="0" w:name="Medium List 2"/>
+    <w:lsdException w:unhideWhenUsed="0" w:uiPriority="67" w:semiHidden="0" w:name="Medium Grid 1"/>
+    <w:lsdException w:unhideWhenUsed="0" w:uiPriority="68" w:semiHidden="0" w:name="Medium Grid 2"/>
+    <w:lsdException w:unhideWhenUsed="0" w:uiPriority="69" w:semiHidden="0" w:name="Medium Grid 3"/>
+    <w:lsdException w:unhideWhenUsed="0" w:uiPriority="70" w:semiHidden="0" w:name="Dark List"/>
+    <w:lsdException w:unhideWhenUsed="0" w:uiPriority="71" w:semiHidden="0" w:name="Colorful Shading"/>
+    <w:lsdException w:unhideWhenUsed="0" w:uiPriority="72" w:semiHidden="0" w:name="Colorful List"/>
+    <w:lsdException w:unhideWhenUsed="0" w:uiPriority="73" w:semiHidden="0" w:name="Colorful Grid"/>
+    <w:lsdException w:unhideWhenUsed="0" w:uiPriority="60" w:semiHidden="0" w:name="Light Shading Accent 1"/>
+    <w:lsdException w:unhideWhenUsed="0" w:uiPriority="61" w:semiHidden="0" w:name="Light List Accent 1"/>
+    <w:lsdException w:unhideWhenUsed="0" w:uiPriority="62" w:semiHidden="0" w:name="Light Grid Accent 1"/>
+    <w:lsdException w:unhideWhenUsed="0" w:uiPriority="63" w:semiHidden="0" w:name="Medium Shading 1 Accent 1"/>
+    <w:lsdException w:unhideWhenUsed="0" w:uiPriority="64" w:semiHidden="0" w:name="Medium Shading 2 Accent 1"/>
+    <w:lsdException w:unhideWhenUsed="0" w:uiPriority="65" w:semiHidden="0" w:name="Medium List 1 Accent 1"/>
+    <w:lsdException w:qFormat="1" w:unhideWhenUsed="0" w:uiPriority="34" w:semiHidden="0" w:name="List Paragraph"/>
+    <w:lsdException w:unhideWhenUsed="0" w:uiPriority="66" w:semiHidden="0" w:name="Medium List 2 Accent 1"/>
+    <w:lsdException w:unhideWhenUsed="0" w:uiPriority="67" w:semiHidden="0" w:name="Medium Grid 1 Accent 1"/>
+    <w:lsdException w:unhideWhenUsed="0" w:uiPriority="68" w:semiHidden="0" w:name="Medium Grid 2 Accent 1"/>
+    <w:lsdException w:unhideWhenUsed="0" w:uiPriority="69" w:semiHidden="0" w:name="Medium Grid 3 Accent 1"/>
+    <w:lsdException w:unhideWhenUsed="0" w:uiPriority="70" w:semiHidden="0" w:name="Dark List Accent 1"/>
+    <w:lsdException w:unhideWhenUsed="0" w:uiPriority="71" w:semiHidden="0" w:name="Colorful Shading Accent 1"/>
+    <w:lsdException w:unhideWhenUsed="0" w:uiPriority="72" w:semiHidden="0" w:name="Colorful List Accent 1"/>
+    <w:lsdException w:unhideWhenUsed="0" w:uiPriority="73" w:semiHidden="0" w:name="Colorful Grid Accent 1"/>
+    <w:lsdException w:unhideWhenUsed="0" w:uiPriority="60" w:semiHidden="0" w:name="Light Shading Accent 2"/>
+    <w:lsdException w:unhideWhenUsed="0" w:uiPriority="61" w:semiHidden="0" w:name="Light List Accent 2"/>
+    <w:lsdException w:unhideWhenUsed="0" w:uiPriority="62" w:semiHidden="0" w:name="Light Grid Accent 2"/>
+    <w:lsdException w:unhideWhenUsed="0" w:uiPriority="63" w:semiHidden="0" w:name="Medium Shading 1 Accent 2"/>
+    <w:lsdException w:unhideWhenUsed="0" w:uiPriority="64" w:semiHidden="0" w:name="Medium Shading 2 Accent 2"/>
+    <w:lsdException w:unhideWhenUsed="0" w:uiPriority="65" w:semiHidden="0" w:name="Medium List 1 Accent 2"/>
+    <w:lsdException w:unhideWhenUsed="0" w:uiPriority="66" w:semiHidden="0" w:name="Medium List 2 Accent 2"/>
+    <w:lsdException w:unhideWhenUsed="0" w:uiPriority="67" w:semiHidden="0" w:name="Medium Grid 1 Accent 2"/>
+    <w:lsdException w:unhideWhenUsed="0" w:uiPriority="68" w:semiHidden="0" w:name="Medium Grid 2 Accent 2"/>
+    <w:lsdException w:unhideWhenUsed="0" w:uiPriority="69" w:semiHidden="0" w:name="Medium Grid 3 Accent 2"/>
+    <w:lsdException w:unhideWhenUsed="0" w:uiPriority="70" w:semiHidden="0" w:name="Dark List Accent 2"/>
+    <w:lsdException w:unhideWhenUsed="0" w:uiPriority="71" w:semiHidden="0" w:name="Colorful Shading Accent 2"/>
+    <w:lsdException w:unhideWhenUsed="0" w:uiPriority="72" w:semiHidden="0" w:name="Colorful List Accent 2"/>
+    <w:lsdException w:unhideWhenUsed="0" w:uiPriority="73" w:semiHidden="0" w:name="Colorful Grid Accent 2"/>
+    <w:lsdException w:unhideWhenUsed="0" w:uiPriority="60" w:semiHidden="0" w:name="Light Shading Accent 3"/>
+    <w:lsdException w:unhideWhenUsed="0" w:uiPriority="61" w:semiHidden="0" w:name="Light List Accent 3"/>
+    <w:lsdException w:unhideWhenUsed="0" w:uiPriority="62" w:semiHidden="0" w:name="Light Grid Accent 3"/>
+    <w:lsdException w:unhideWhenUsed="0" w:uiPriority="63" w:semiHidden="0" w:name="Medium Shading 1 Accent 3"/>
+    <w:lsdException w:unhideWhenUsed="0" w:uiPriority="64" w:semiHidden="0" w:name="Medium Shading 2 Accent 3"/>
+    <w:lsdException w:unhideWhenUsed="0" w:uiPriority="65" w:semiHidden="0" w:name="Medium List 1 Accent 3"/>
+    <w:lsdException w:unhideWhenUsed="0" w:uiPriority="66" w:semiHidden="0" w:name="Medium List 2 Accent 3"/>
+    <w:lsdException w:unhideWhenUsed="0" w:uiPriority="67" w:semiHidden="0" w:name="Medium Grid 1 Accent 3"/>
+    <w:lsdException w:unhideWhenUsed="0" w:uiPriority="68" w:semiHidden="0" w:name="Medium Grid 2 Accent 3"/>
+    <w:lsdException w:unhideWhenUsed="0" w:uiPriority="69" w:semiHidden="0" w:name="Medium Grid 3 Accent 3"/>
+    <w:lsdException w:unhideWhenUsed="0" w:uiPriority="70" w:semiHidden="0" w:name="Dark List Accent 3"/>
+    <w:lsdException w:unhideWhenUsed="0" w:uiPriority="71" w:semiHidden="0" w:name="Colorful Shading Accent 3"/>
+    <w:lsdException w:unhideWhenUsed="0" w:uiPriority="72" w:semiHidden="0" w:name="Colorful List Accent 3"/>
+    <w:lsdException w:unhideWhenUsed="0" w:uiPriority="73" w:semiHidden="0" w:name="Colorful Grid Accent 3"/>
+    <w:lsdException w:unhideWhenUsed="0" w:uiPriority="60" w:semiHidden="0" w:name="Light Shading Accent 4"/>
+    <w:lsdException w:unhideWhenUsed="0" w:uiPriority="61" w:semiHidden="0" w:name="Light List Accent 4"/>
+    <w:lsdException w:unhideWhenUsed="0" w:uiPriority="62" w:semiHidden="0" w:name="Light Grid Accent 4"/>
+    <w:lsdException w:unhideWhenUsed="0" w:uiPriority="63" w:semiHidden="0" w:name="Medium Shading 1 Accent 4"/>
+    <w:lsdException w:unhideWhenUsed="0" w:uiPriority="64" w:semiHidden="0" w:name="Medium Shading 2 Accent 4"/>
+    <w:lsdException w:unhideWhenUsed="0" w:uiPriority="65" w:semiHidden="0" w:name="Medium List 1 Accent 4"/>
+    <w:lsdException w:unhideWhenUsed="0" w:uiPriority="66" w:semiHidden="0" w:name="Medium List 2 Accent 4"/>
+    <w:lsdException w:unhideWhenUsed="0" w:uiPriority="67" w:semiHidden="0" w:name="Medium Grid 1 Accent 4"/>
+    <w:lsdException w:unhideWhenUsed="0" w:uiPriority="68" w:semiHidden="0" w:name="Medium Grid 2 Accent 4"/>
+    <w:lsdException w:unhideWhenUsed="0" w:uiPriority="69" w:semiHidden="0" w:name="Medium Grid 3 Accent 4"/>
+    <w:lsdException w:unhideWhenUsed="0" w:uiPriority="70" w:semiHidden="0" w:name="Dark List Accent 4"/>
+    <w:lsdException w:unhideWhenUsed="0" w:uiPriority="71" w:semiHidden="0" w:name="Colorful Shading Accent 4"/>
+    <w:lsdException w:unhideWhenUsed="0" w:uiPriority="72" w:semiHidden="0" w:name="Colorful List Accent 4"/>
+    <w:lsdException w:unhideWhenUsed="0" w:uiPriority="73" w:semiHidden="0" w:name="Colorful Grid Accent 4"/>
+    <w:lsdException w:unhideWhenUsed="0" w:uiPriority="60" w:semiHidden="0" w:name="Light Shading Accent 5"/>
+    <w:lsdException w:unhideWhenUsed="0" w:uiPriority="61" w:semiHidden="0" w:name="Light List Accent 5"/>
+    <w:lsdException w:unhideWhenUsed="0" w:uiPriority="62" w:semiHidden="0" w:name="Light Grid Accent 5"/>
+    <w:lsdException w:unhideWhenUsed="0" w:uiPriority="63" w:semiHidden="0" w:name="Medium Shading 1 Accent 5"/>
+    <w:lsdException w:unhideWhenUsed="0" w:uiPriority="64" w:semiHidden="0" w:name="Medium Shading 2 Accent 5"/>
+    <w:lsdException w:unhideWhenUsed="0" w:uiPriority="65" w:semiHidden="0" w:name="Medium List 1 Accent 5"/>
+    <w:lsdException w:unhideWhenUsed="0" w:uiPriority="66" w:semiHidden="0" w:name="Medium List 2 Accent 5"/>
+    <w:lsdException w:unhideWhenUsed="0" w:uiPriority="67" w:semiHidden="0" w:name="Medium Grid 1 Accent 5"/>
+    <w:lsdException w:unhideWhenUsed="0" w:uiPriority="68" w:semiHidden="0" w:name="Medium Grid 2 Accent 5"/>
+    <w:lsdException w:unhideWhenUsed="0" w:uiPriority="69" w:semiHidden="0" w:name="Medium Grid 3 Accent 5"/>
+    <w:lsdException w:unhideWhenUsed="0" w:uiPriority="70" w:semiHidden="0" w:name="Dark List Accent 5"/>
+    <w:lsdException w:unhideWhenUsed="0" w:uiPriority="71" w:semiHidden="0" w:name="Colorful Shading Accent 5"/>
+    <w:lsdException w:unhideWhenUsed="0" w:uiPriority="72" w:semiHidden="0" w:name="Colorful List Accent 5"/>
+    <w:lsdException w:unhideWhenUsed="0" w:uiPriority="73" w:semiHidden="0" w:name="Colorful Grid Accent 5"/>
+    <w:lsdException w:unhideWhenUsed="0" w:uiPriority="60" w:semiHidden="0" w:name="Light Shading Accent 6"/>
+    <w:lsdException w:unhideWhenUsed="0" w:uiPriority="61" w:semiHidden="0" w:name="Light List Accent 6"/>
+    <w:lsdException w:unhideWhenUsed="0" w:uiPriority="62" w:semiHidden="0" w:name="Light Grid Accent 6"/>
+    <w:lsdException w:unhideWhenUsed="0" w:uiPriority="63" w:semiHidden="0" w:name="Medium Shading 1 Accent 6"/>
+    <w:lsdException w:unhideWhenUsed="0" w:uiPriority="64" w:semiHidden="0" w:name="Medium Shading 2 Accent 6"/>
+    <w:lsdException w:unhideWhenUsed="0" w:uiPriority="65" w:semiHidden="0" w:name="Medium List 1 Accent 6"/>
+    <w:lsdException w:unhideWhenUsed="0" w:uiPriority="66" w:semiHidden="0" w:name="Medium List 2 Accent 6"/>
+    <w:lsdException w:unhideWhenUsed="0" w:uiPriority="67" w:semiHidden="0" w:name="Medium Grid 1 Accent 6"/>
+    <w:lsdException w:unhideWhenUsed="0" w:uiPriority="68" w:semiHidden="0" w:name="Medium Grid 2 Accent 6"/>
+    <w:lsdException w:unhideWhenUsed="0" w:uiPriority="69" w:semiHidden="0" w:name="Medium Grid 3 Accent 6"/>
+    <w:lsdException w:unhideWhenUsed="0" w:uiPriority="70" w:semiHidden="0" w:name="Dark List Accent 6"/>
+    <w:lsdException w:unhideWhenUsed="0" w:uiPriority="71" w:semiHidden="0" w:name="Colorful Shading Accent 6"/>
+    <w:lsdException w:unhideWhenUsed="0" w:uiPriority="72" w:semiHidden="0" w:name="Colorful List Accent 6"/>
+    <w:lsdException w:unhideWhenUsed="0" w:uiPriority="73" w:semiHidden="0" w:name="Colorful Grid Accent 6"/>
   </w:latentStyles>
-  <w:style w:type="paragraph" w:default="1" w:styleId="Normal">
+  <w:style w:type="paragraph" w:default="1" w:styleId="1">
     <w:name w:val="Normal"/>
     <w:qFormat/>
-    <w:rsid w:val="00276FCB"/>
+    <w:uiPriority w:val="0"/>
     <w:pPr>
       <w:spacing w:after="4" w:line="296" w:lineRule="auto"/>
       <w:ind w:left="10" w:hanging="10"/>
       <w:jc w:val="both"/>
     </w:pPr>
     <w:rPr>
-      <w:rFonts w:eastAsia="Times New Roman" w:cs="Times New Roman"/>
+      <w:rFonts w:ascii="Times New Roman" w:hAnsi="Times New Roman" w:eastAsia="Times New Roman" w:cs="Times New Roman"/>
       <w:color w:val="000000"/>
       <w:sz w:val="28"/>
+      <w:szCs w:val="22"/>
+      <w:lang w:val="en-US" w:eastAsia="en-US" w:bidi="ar-SA"/>
     </w:rPr>
   </w:style>
-  <w:style w:type="character" w:default="1" w:styleId="DefaultParagraphFont">
+  <w:style w:type="character" w:default="1" w:styleId="2">
     <w:name w:val="Default Paragraph Font"/>
-    <w:uiPriority w:val="1"/>
     <w:semiHidden/>
     <w:unhideWhenUsed/>
+    <w:qFormat/>
+    <w:uiPriority w:val="1"/>
   </w:style>
-  <w:style w:type="table" w:default="1" w:styleId="TableNormal">
+  <w:style w:type="table" w:default="1" w:styleId="3">
     <w:name w:val="Normal Table"/>
-    <w:uiPriority w:val="99"/>
     <w:semiHidden/>
     <w:unhideWhenUsed/>
+    <w:qFormat/>
+    <w:uiPriority w:val="99"/>
     <w:tblPr>
-      <w:tblInd w:w="0" w:type="dxa"/>
       <w:tblCellMar>
         <w:top w:w="0" w:type="dxa"/>
         <w:left w:w="108" w:type="dxa"/>
@@ -6883,17 +6351,45 @@
       </w:tblCellMar>
     </w:tblPr>
   </w:style>
-  <w:style w:type="numbering" w:default="1" w:styleId="NoList">
-    <w:name w:val="No List"/>
-    <w:uiPriority w:val="99"/>
+  <w:style w:type="paragraph" w:styleId="4">
+    <w:name w:val="Balloon Text"/>
+    <w:basedOn w:val="1"/>
+    <w:link w:val="10"/>
     <w:semiHidden/>
     <w:unhideWhenUsed/>
+    <w:uiPriority w:val="99"/>
+    <w:pPr>
+      <w:spacing w:after="0" w:line="240" w:lineRule="auto"/>
+    </w:pPr>
+    <w:rPr>
+      <w:rFonts w:ascii="Segoe UI" w:hAnsi="Segoe UI" w:cs="Segoe UI"/>
+      <w:sz w:val="18"/>
+      <w:szCs w:val="18"/>
+    </w:rPr>
   </w:style>
-  <w:style w:type="table" w:styleId="TableGrid">
+  <w:style w:type="paragraph" w:styleId="5">
+    <w:name w:val="Normal (Web)"/>
+    <w:basedOn w:val="1"/>
+    <w:semiHidden/>
+    <w:unhideWhenUsed/>
+    <w:qFormat/>
+    <w:uiPriority w:val="99"/>
+    <w:pPr>
+      <w:spacing w:before="100" w:beforeAutospacing="1" w:after="100" w:afterAutospacing="1" w:line="240" w:lineRule="auto"/>
+      <w:ind w:left="0" w:firstLine="0"/>
+      <w:jc w:val="left"/>
+    </w:pPr>
+    <w:rPr>
+      <w:color w:val="auto"/>
+      <w:sz w:val="24"/>
+      <w:szCs w:val="24"/>
+    </w:rPr>
+  </w:style>
+  <w:style w:type="table" w:styleId="6">
     <w:name w:val="Table Grid"/>
-    <w:basedOn w:val="TableNormal"/>
+    <w:basedOn w:val="3"/>
+    <w:qFormat/>
     <w:uiPriority w:val="59"/>
-    <w:rsid w:val="00276FCB"/>
     <w:pPr>
       <w:spacing w:after="0" w:line="240" w:lineRule="auto"/>
     </w:pPr>
@@ -6904,21 +6400,20 @@
     </w:rPr>
     <w:tblPr>
       <w:tblBorders>
-        <w:top w:val="single" w:sz="4" w:space="0" w:color="000000" w:themeColor="text1"/>
-        <w:left w:val="single" w:sz="4" w:space="0" w:color="000000" w:themeColor="text1"/>
-        <w:bottom w:val="single" w:sz="4" w:space="0" w:color="000000" w:themeColor="text1"/>
-        <w:right w:val="single" w:sz="4" w:space="0" w:color="000000" w:themeColor="text1"/>
-        <w:insideH w:val="single" w:sz="4" w:space="0" w:color="000000" w:themeColor="text1"/>
-        <w:insideV w:val="single" w:sz="4" w:space="0" w:color="000000" w:themeColor="text1"/>
+        <w:top w:val="single" w:color="000000" w:themeColor="text1" w:sz="4" w:space="0"/>
+        <w:left w:val="single" w:color="000000" w:themeColor="text1" w:sz="4" w:space="0"/>
+        <w:bottom w:val="single" w:color="000000" w:themeColor="text1" w:sz="4" w:space="0"/>
+        <w:right w:val="single" w:color="000000" w:themeColor="text1" w:sz="4" w:space="0"/>
+        <w:insideH w:val="single" w:color="000000" w:themeColor="text1" w:sz="4" w:space="0"/>
+        <w:insideV w:val="single" w:color="000000" w:themeColor="text1" w:sz="4" w:space="0"/>
       </w:tblBorders>
     </w:tblPr>
   </w:style>
-  <w:style w:type="paragraph" w:styleId="ListParagraph">
+  <w:style w:type="paragraph" w:styleId="7">
     <w:name w:val="List Paragraph"/>
-    <w:basedOn w:val="Normal"/>
+    <w:basedOn w:val="1"/>
+    <w:qFormat/>
     <w:uiPriority w:val="34"/>
-    <w:qFormat/>
-    <w:rsid w:val="009E0859"/>
     <w:pPr>
       <w:spacing w:after="200" w:line="276" w:lineRule="auto"/>
       <w:ind w:left="720" w:firstLine="0"/>
@@ -6926,18 +6421,17 @@
       <w:jc w:val="left"/>
     </w:pPr>
     <w:rPr>
-      <w:rFonts w:ascii="Calibri" w:eastAsia="Malgun Gothic" w:hAnsi="Calibri"/>
+      <w:rFonts w:ascii="Calibri" w:hAnsi="Calibri" w:eastAsia="Malgun Gothic"/>
       <w:color w:val="auto"/>
       <w:sz w:val="22"/>
       <w:lang w:eastAsia="ko-KR"/>
     </w:rPr>
   </w:style>
-  <w:style w:type="table" w:customStyle="1" w:styleId="TableGrid1">
+  <w:style w:type="table" w:customStyle="1" w:styleId="8">
     <w:name w:val="Table Grid1"/>
-    <w:basedOn w:val="TableNormal"/>
-    <w:next w:val="TableGrid"/>
+    <w:basedOn w:val="3"/>
+    <w:qFormat/>
     <w:uiPriority w:val="39"/>
-    <w:rsid w:val="009E0859"/>
     <w:pPr>
       <w:spacing w:after="0" w:line="240" w:lineRule="auto"/>
     </w:pPr>
@@ -6946,23 +6440,24 @@
     </w:rPr>
     <w:tblPr>
       <w:tblBorders>
-        <w:top w:val="single" w:sz="4" w:space="0" w:color="auto"/>
-        <w:left w:val="single" w:sz="4" w:space="0" w:color="auto"/>
-        <w:bottom w:val="single" w:sz="4" w:space="0" w:color="auto"/>
-        <w:right w:val="single" w:sz="4" w:space="0" w:color="auto"/>
-        <w:insideH w:val="single" w:sz="4" w:space="0" w:color="auto"/>
-        <w:insideV w:val="single" w:sz="4" w:space="0" w:color="auto"/>
+        <w:top w:val="single" w:color="auto" w:sz="4" w:space="0"/>
+        <w:left w:val="single" w:color="auto" w:sz="4" w:space="0"/>
+        <w:bottom w:val="single" w:color="auto" w:sz="4" w:space="0"/>
+        <w:right w:val="single" w:color="auto" w:sz="4" w:space="0"/>
+        <w:insideH w:val="single" w:color="auto" w:sz="4" w:space="0"/>
+        <w:insideV w:val="single" w:color="auto" w:sz="4" w:space="0"/>
       </w:tblBorders>
     </w:tblPr>
   </w:style>
-  <w:style w:type="table" w:customStyle="1" w:styleId="TableGrid0">
+  <w:style w:type="table" w:customStyle="1" w:styleId="9">
     <w:name w:val="TableGrid"/>
-    <w:rsid w:val="006B30DC"/>
+    <w:qFormat/>
+    <w:uiPriority w:val="0"/>
     <w:pPr>
       <w:spacing w:after="0" w:line="240" w:lineRule="auto"/>
     </w:pPr>
     <w:rPr>
-      <w:rFonts w:asciiTheme="minorHAnsi" w:eastAsiaTheme="minorEastAsia" w:hAnsiTheme="minorHAnsi"/>
+      <w:rFonts w:asciiTheme="minorHAnsi" w:hAnsiTheme="minorHAnsi" w:eastAsiaTheme="minorEastAsia"/>
       <w:sz w:val="22"/>
     </w:rPr>
     <w:tblPr>
@@ -6974,50 +6469,15 @@
       </w:tblCellMar>
     </w:tblPr>
   </w:style>
-  <w:style w:type="paragraph" w:styleId="NormalWeb">
-    <w:name w:val="Normal (Web)"/>
-    <w:basedOn w:val="Normal"/>
+  <w:style w:type="character" w:customStyle="1" w:styleId="10">
+    <w:name w:val="Balloon Text Char"/>
+    <w:basedOn w:val="2"/>
+    <w:link w:val="4"/>
+    <w:semiHidden/>
+    <w:qFormat/>
     <w:uiPriority w:val="99"/>
-    <w:semiHidden/>
-    <w:unhideWhenUsed/>
-    <w:rsid w:val="006B30DC"/>
-    <w:pPr>
-      <w:spacing w:before="100" w:beforeAutospacing="1" w:after="100" w:afterAutospacing="1" w:line="240" w:lineRule="auto"/>
-      <w:ind w:left="0" w:firstLine="0"/>
-      <w:jc w:val="left"/>
-    </w:pPr>
     <w:rPr>
-      <w:color w:val="auto"/>
-      <w:sz w:val="24"/>
-      <w:szCs w:val="24"/>
-    </w:rPr>
-  </w:style>
-  <w:style w:type="paragraph" w:styleId="BalloonText">
-    <w:name w:val="Balloon Text"/>
-    <w:basedOn w:val="Normal"/>
-    <w:link w:val="BalloonTextChar"/>
-    <w:uiPriority w:val="99"/>
-    <w:semiHidden/>
-    <w:unhideWhenUsed/>
-    <w:rsid w:val="00BA1895"/>
-    <w:pPr>
-      <w:spacing w:after="0" w:line="240" w:lineRule="auto"/>
-    </w:pPr>
-    <w:rPr>
-      <w:rFonts w:ascii="Segoe UI" w:hAnsi="Segoe UI" w:cs="Segoe UI"/>
-      <w:sz w:val="18"/>
-      <w:szCs w:val="18"/>
-    </w:rPr>
-  </w:style>
-  <w:style w:type="character" w:customStyle="1" w:styleId="BalloonTextChar">
-    <w:name w:val="Balloon Text Char"/>
-    <w:basedOn w:val="DefaultParagraphFont"/>
-    <w:link w:val="BalloonText"/>
-    <w:uiPriority w:val="99"/>
-    <w:semiHidden/>
-    <w:rsid w:val="00BA1895"/>
-    <w:rPr>
-      <w:rFonts w:ascii="Segoe UI" w:eastAsia="Times New Roman" w:hAnsi="Segoe UI" w:cs="Segoe UI"/>
+      <w:rFonts w:ascii="Segoe UI" w:hAnsi="Segoe UI" w:eastAsia="Times New Roman" w:cs="Segoe UI"/>
       <w:color w:val="000000"/>
       <w:sz w:val="18"/>
       <w:szCs w:val="18"/>
@@ -7069,7 +6529,7 @@
     </a:clrScheme>
     <a:fontScheme name="Office">
       <a:majorFont>
-        <a:latin typeface="Calibri Light" panose="020F0302020204030204"/>
+        <a:latin typeface="Calibri Light"/>
         <a:ea typeface=""/>
         <a:cs typeface=""/>
         <a:font script="Jpan" typeface="游ゴシック Light"/>
@@ -7102,26 +6562,9 @@
         <a:font script="Viet" typeface="Times New Roman"/>
         <a:font script="Uigh" typeface="Microsoft Uighur"/>
         <a:font script="Geor" typeface="Sylfaen"/>
-        <a:font script="Armn" typeface="Arial"/>
-        <a:font script="Bugi" typeface="Leelawadee UI"/>
-        <a:font script="Bopo" typeface="Microsoft JhengHei"/>
-        <a:font script="Java" typeface="Javanese Text"/>
-        <a:font script="Lisu" typeface="Segoe UI"/>
-        <a:font script="Mymr" typeface="Myanmar Text"/>
-        <a:font script="Nkoo" typeface="Ebrima"/>
-        <a:font script="Olck" typeface="Nirmala UI"/>
-        <a:font script="Osma" typeface="Ebrima"/>
-        <a:font script="Phag" typeface="Phagspa"/>
-        <a:font script="Syrn" typeface="Estrangelo Edessa"/>
-        <a:font script="Syrj" typeface="Estrangelo Edessa"/>
-        <a:font script="Syre" typeface="Estrangelo Edessa"/>
-        <a:font script="Sora" typeface="Nirmala UI"/>
-        <a:font script="Tale" typeface="Microsoft Tai Le"/>
-        <a:font script="Talu" typeface="Microsoft New Tai Lue"/>
-        <a:font script="Tfng" typeface="Ebrima"/>
       </a:majorFont>
       <a:minorFont>
-        <a:latin typeface="Calibri" panose="020F0502020204030204"/>
+        <a:latin typeface="Calibri"/>
         <a:ea typeface=""/>
         <a:cs typeface=""/>
         <a:font script="Jpan" typeface="游明朝"/>
@@ -7154,23 +6597,6 @@
         <a:font script="Viet" typeface="Arial"/>
         <a:font script="Uigh" typeface="Microsoft Uighur"/>
         <a:font script="Geor" typeface="Sylfaen"/>
-        <a:font script="Armn" typeface="Arial"/>
-        <a:font script="Bugi" typeface="Leelawadee UI"/>
-        <a:font script="Bopo" typeface="Microsoft JhengHei"/>
-        <a:font script="Java" typeface="Javanese Text"/>
-        <a:font script="Lisu" typeface="Segoe UI"/>
-        <a:font script="Mymr" typeface="Myanmar Text"/>
-        <a:font script="Nkoo" typeface="Ebrima"/>
-        <a:font script="Olck" typeface="Nirmala UI"/>
-        <a:font script="Osma" typeface="Ebrima"/>
-        <a:font script="Phag" typeface="Phagspa"/>
-        <a:font script="Syrn" typeface="Estrangelo Edessa"/>
-        <a:font script="Syrj" typeface="Estrangelo Edessa"/>
-        <a:font script="Syre" typeface="Estrangelo Edessa"/>
-        <a:font script="Sora" typeface="Nirmala UI"/>
-        <a:font script="Tale" typeface="Microsoft Tai Le"/>
-        <a:font script="Talu" typeface="Microsoft New Tai Lue"/>
-        <a:font script="Tfng" typeface="Ebrima"/>
       </a:minorFont>
     </a:fontScheme>
     <a:fmtScheme name="Office">
@@ -7312,11 +6738,5 @@
     </a:fmtScheme>
   </a:themeElements>
   <a:objectDefaults/>
-  <a:extraClrSchemeLst/>
-  <a:extLst>
-    <a:ext uri="{05A4C25C-085E-4340-85A3-A5531E510DB2}">
-      <thm15:themeFamily xmlns:thm15="http://schemas.microsoft.com/office/thememl/2012/main" name="Office Theme" id="{62F939B6-93AF-4DB8-9C6B-D6C7DFDC589F}" vid="{4A3C46E8-61CC-4603-A589-7422A47A8E4A}"/>
-    </a:ext>
-  </a:extLst>
 </a:theme>
 </file>